--- a/Labs/Lab05/Lab05+徐炜杰+202383910029.docx
+++ b/Labs/Lab05/Lab05+徐炜杰+202383910029.docx
@@ -94,7 +94,7 @@
           <w:u w:val="single"/>
           <w:lang w:val="en-US" w:eastAsia="zh-CN"/>
         </w:rPr>
-        <w:t>2026/</w:t>
+        <w:t>2026/4/27</w:t>
       </w:r>
       <w:r>
         <w:rPr>
@@ -271,8 +271,6 @@
         </w:rPr>
         <w:t xml:space="preserve"> </w:t>
       </w:r>
-      <w:bookmarkStart w:id="0" w:name="_GoBack"/>
-      <w:bookmarkEnd w:id="0"/>
     </w:p>
     <w:p>
       <w:pPr>
@@ -302,7 +300,7 @@
     </w:p>
     <w:p>
       <w:pPr>
-        <w:pStyle w:val="17"/>
+        <w:pStyle w:val="19"/>
         <w:numPr>
           <w:ilvl w:val="0"/>
           <w:numId w:val="1"/>
@@ -320,17 +318,17 @@
       </w:pPr>
       <w:r>
         <w:rPr>
-          <w:rFonts w:hint="eastAsia" w:ascii="Times New Roman" w:hAnsi="Times New Roman" w:cs="Times New Roman"/>
+          <w:rFonts w:hint="default" w:ascii="Times New Roman" w:hAnsi="Times New Roman" w:cs="Times New Roman"/>
           <w:sz w:val="24"/>
           <w:szCs w:val="24"/>
           <w:lang w:val="en-US" w:eastAsia="zh-CN"/>
         </w:rPr>
-        <w:t>To understand the fundamental architecture and workflow of Istio service mesh.This includes gaining insight into the overall structure of Istio, particularly the interaction between the control plane and the data plane, as well as how sidecar proxies enable transparent communication between services.</w:t>
-      </w:r>
-    </w:p>
-    <w:p>
-      <w:pPr>
-        <w:pStyle w:val="17"/>
+        <w:t>To understand and practice controlled traffic shifting, this experiment enables you to learn how to gradually shift traffic between different versions of a microservice in a Kubernetes service mesh using Istio.</w:t>
+      </w:r>
+    </w:p>
+    <w:p>
+      <w:pPr>
+        <w:pStyle w:val="19"/>
         <w:numPr>
           <w:ilvl w:val="0"/>
           <w:numId w:val="1"/>
@@ -348,17 +346,17 @@
       </w:pPr>
       <w:r>
         <w:rPr>
-          <w:rFonts w:hint="eastAsia" w:ascii="Times New Roman" w:hAnsi="Times New Roman" w:cs="Times New Roman"/>
+          <w:rFonts w:hint="default" w:ascii="Times New Roman" w:hAnsi="Times New Roman" w:cs="Times New Roman"/>
           <w:sz w:val="24"/>
           <w:szCs w:val="24"/>
           <w:lang w:val="en-US" w:eastAsia="zh-CN"/>
         </w:rPr>
-        <w:t>To learn the installation and configuration process of Istio in a Kubernetes cluster.This involves performing a complete deployment of Istio using standard tools such as istioctl, and configuring the cluster environment to support service mesh functionalities.</w:t>
-      </w:r>
-    </w:p>
-    <w:p>
-      <w:pPr>
-        <w:pStyle w:val="17"/>
+        <w:t>To master dynamic request routing techniques, you will practice applying Istio routing rules to direct incoming service requests to different versions of a microservice based on criteria such as version labels or custom request headers.</w:t>
+      </w:r>
+    </w:p>
+    <w:p>
+      <w:pPr>
+        <w:pStyle w:val="19"/>
         <w:numPr>
           <w:ilvl w:val="0"/>
           <w:numId w:val="1"/>
@@ -376,17 +374,17 @@
       </w:pPr>
       <w:r>
         <w:rPr>
-          <w:rFonts w:hint="eastAsia" w:ascii="Times New Roman" w:hAnsi="Times New Roman" w:cs="Times New Roman"/>
+          <w:rFonts w:hint="default" w:ascii="Times New Roman" w:hAnsi="Times New Roman" w:cs="Times New Roman"/>
           <w:sz w:val="24"/>
           <w:szCs w:val="24"/>
           <w:lang w:val="en-US" w:eastAsia="zh-CN"/>
         </w:rPr>
-        <w:t>To explore automatic sidecar injection and its role in traffic interception.This step focuses on understanding how Istio automatically injects Envoy sidecar proxies into application pods, and how these proxies intercept all inbound and outbound traffic.</w:t>
-      </w:r>
-    </w:p>
-    <w:p>
-      <w:pPr>
-        <w:pStyle w:val="17"/>
+        <w:t>To evaluate system resiliency via fault injection, this part of the lab teaches you to intentionally inject faults like delays and aborts into service calls at the application layer. The purpose is to assess the robustness of microservices and test how the application logic and Istio’s failure recovery mechanisms handle situations where upstream services are slow or respond with errors.</w:t>
+      </w:r>
+    </w:p>
+    <w:p>
+      <w:pPr>
+        <w:pStyle w:val="19"/>
         <w:numPr>
           <w:ilvl w:val="0"/>
           <w:numId w:val="1"/>
@@ -404,17 +402,17 @@
       </w:pPr>
       <w:r>
         <w:rPr>
-          <w:rFonts w:hint="eastAsia" w:ascii="Times New Roman" w:hAnsi="Times New Roman" w:cs="Times New Roman"/>
+          <w:rFonts w:hint="default" w:ascii="Times New Roman" w:hAnsi="Times New Roman" w:cs="Times New Roman"/>
           <w:sz w:val="24"/>
           <w:szCs w:val="24"/>
           <w:lang w:val="en-US" w:eastAsia="zh-CN"/>
         </w:rPr>
-        <w:t>To verify internal service communication within a microservices architecture.The experiment examines how services communicate with each other inside the Kubernetes cluster under the control of Istio.</w:t>
-      </w:r>
-    </w:p>
-    <w:p>
-      <w:pPr>
-        <w:pStyle w:val="17"/>
+        <w:t>To implement and assess circuit breaking for resilience, you will configure circuit breaker settings using Istio destination rules to limit connection pools and detect outlier failures. The goal is to observe how circuit breaking prevents cascading failures by quickly failing requests to unhealthy service instances.</w:t>
+      </w:r>
+    </w:p>
+    <w:p>
+      <w:pPr>
+        <w:pStyle w:val="19"/>
         <w:numPr>
           <w:ilvl w:val="0"/>
           <w:numId w:val="1"/>
@@ -432,17 +430,26 @@
       </w:pPr>
       <w:r>
         <w:rPr>
+          <w:rFonts w:hint="default" w:ascii="Times New Roman" w:hAnsi="Times New Roman" w:cs="Times New Roman"/>
+          <w:sz w:val="24"/>
+          <w:szCs w:val="24"/>
+          <w:lang w:val="en-US" w:eastAsia="zh-CN"/>
+        </w:rPr>
+        <w:t>To gain hands-on experience with Istio’s traffic management capabilities, you will work on implementing traffic shifting strategies in a live environment. This involves directing specific subsets of requests to new service versions while monitoring performance and behavior</w:t>
+      </w:r>
+      <w:r>
+        <w:rPr>
           <w:rFonts w:hint="eastAsia" w:ascii="Times New Roman" w:hAnsi="Times New Roman" w:cs="Times New Roman"/>
           <w:sz w:val="24"/>
           <w:szCs w:val="24"/>
           <w:lang w:val="en-US" w:eastAsia="zh-CN"/>
         </w:rPr>
-        <w:t>To implement external access using Kubernetes Gateway API. This part aims to configure and deploy a Gateway resource to expose internal services to external clients.</w:t>
-      </w:r>
-    </w:p>
-    <w:p>
-      <w:pPr>
-        <w:pStyle w:val="17"/>
+        <w:t>.</w:t>
+      </w:r>
+    </w:p>
+    <w:p>
+      <w:pPr>
+        <w:pStyle w:val="19"/>
         <w:numPr>
           <w:ilvl w:val="0"/>
           <w:numId w:val="1"/>
@@ -459,17 +466,42 @@
       </w:pPr>
       <w:r>
         <w:rPr>
-          <w:rFonts w:hint="eastAsia" w:ascii="Times New Roman" w:hAnsi="Times New Roman" w:cs="Times New Roman"/>
-          <w:sz w:val="24"/>
-          <w:szCs w:val="24"/>
-          <w:lang w:val="en-US" w:eastAsia="zh-CN"/>
-        </w:rPr>
-        <w:t>To observe and analyze service interactions using visualization tools such as Kiali. By generating traffic and inspecting the resulting service graph, this step focuses on analyzing real-time interactions between services.</w:t>
-      </w:r>
-    </w:p>
-    <w:p>
-      <w:pPr>
-        <w:pStyle w:val="17"/>
+          <w:rFonts w:hint="default" w:ascii="Times New Roman" w:hAnsi="Times New Roman" w:cs="Times New Roman"/>
+          <w:sz w:val="24"/>
+          <w:szCs w:val="24"/>
+        </w:rPr>
+        <w:t>To test and fine-tune Istio’s request routing capabilities, you will set up routing configurations to route traffic based on various criteria such as geographic location or request headers. This task demonstrates the flexibility of Istio's routing features, enabling the creation of dynamic, policy-driven routing solutions for complex service architectures.</w:t>
+      </w:r>
+    </w:p>
+    <w:p>
+      <w:pPr>
+        <w:pStyle w:val="19"/>
+        <w:numPr>
+          <w:ilvl w:val="0"/>
+          <w:numId w:val="1"/>
+        </w:numPr>
+        <w:shd w:val="clear" w:color="auto" w:fill="FFFFFF"/>
+        <w:spacing w:before="0" w:beforeAutospacing="0" w:after="0" w:afterAutospacing="0"/>
+        <w:ind w:left="425" w:leftChars="0" w:hanging="425" w:firstLineChars="0"/>
+        <w:jc w:val="both"/>
+        <w:rPr>
+          <w:rFonts w:hint="default" w:ascii="Times New Roman" w:hAnsi="Times New Roman" w:cs="Times New Roman"/>
+          <w:sz w:val="24"/>
+          <w:szCs w:val="24"/>
+        </w:rPr>
+      </w:pPr>
+      <w:r>
+        <w:rPr>
+          <w:rFonts w:hint="default" w:ascii="Times New Roman" w:hAnsi="Times New Roman" w:cs="Times New Roman"/>
+          <w:sz w:val="24"/>
+          <w:szCs w:val="24"/>
+        </w:rPr>
+        <w:t>To assess the overall resilience of your system, you will integrate fault injection and circuit breaking into your traffic management strategies. This will allow you to observe the system's response to failures and ensure that Istio’s traffic management tools can handle real-world disruptions.</w:t>
+      </w:r>
+    </w:p>
+    <w:p>
+      <w:pPr>
+        <w:pStyle w:val="19"/>
         <w:numPr>
           <w:ilvl w:val="0"/>
           <w:numId w:val="2"/>
@@ -514,14 +546,47 @@
     </w:p>
     <w:p>
       <w:pPr>
-        <w:pStyle w:val="17"/>
+        <w:pStyle w:val="19"/>
+        <w:widowControl/>
+        <w:numPr>
+          <w:ilvl w:val="0"/>
+          <w:numId w:val="0"/>
+        </w:numPr>
+        <w:shd w:val="clear" w:color="auto" w:fill="FFFFFF"/>
+        <w:spacing w:before="0" w:beforeAutospacing="0" w:after="0" w:afterAutospacing="0"/>
+        <w:ind w:firstLine="420" w:firstLineChars="0"/>
+        <w:jc w:val="both"/>
+        <w:rPr>
+          <w:rFonts w:hint="default" w:ascii="Times New Roman" w:hAnsi="Times New Roman" w:eastAsia="黑体" w:cs="Times New Roman"/>
+          <w:b w:val="0"/>
+          <w:bCs/>
+          <w:kern w:val="0"/>
+          <w:sz w:val="24"/>
+          <w:szCs w:val="24"/>
+        </w:rPr>
+      </w:pPr>
+      <w:r>
+        <w:rPr>
+          <w:rFonts w:hint="default" w:ascii="Times New Roman" w:hAnsi="Times New Roman" w:eastAsia="黑体" w:cs="Times New Roman"/>
+          <w:b w:val="0"/>
+          <w:bCs/>
+          <w:kern w:val="0"/>
+          <w:sz w:val="24"/>
+          <w:szCs w:val="24"/>
+        </w:rPr>
+        <w:t>The contents of this experiment involve a series of tasks aimed at exploring Istio’s traffic management capabilities in a microservices architecture. These tasks are designed to provide practical experience in traffic shifting, request routing, fault injection, and circuit breaking, all critical components in managing the traffic and resilience of distributed systems. The experiment will be conducted step-by-step, with each step requiring the configuration and testing of different Istio features to control, monitor, and troubleshoot service-to-service communication.</w:t>
+      </w:r>
+    </w:p>
+    <w:p>
+      <w:pPr>
+        <w:pStyle w:val="19"/>
         <w:numPr>
           <w:ilvl w:val="0"/>
           <w:numId w:val="3"/>
         </w:numPr>
         <w:shd w:val="clear" w:color="auto" w:fill="FFFFFF"/>
         <w:spacing w:before="0" w:beforeAutospacing="0" w:after="0" w:afterAutospacing="0"/>
-        <w:ind w:left="0" w:leftChars="0" w:firstLine="0" w:firstLineChars="0"/>
+        <w:ind w:left="425" w:leftChars="0" w:hanging="425" w:firstLineChars="0"/>
         <w:jc w:val="both"/>
         <w:rPr>
           <w:rFonts w:hint="default" w:ascii="Times New Roman" w:hAnsi="Times New Roman" w:eastAsia="黑体" w:cs="Times New Roman"/>
@@ -533,18 +598,94 @@
       </w:pPr>
       <w:r>
         <w:rPr>
+          <w:rFonts w:hint="default" w:ascii="Times New Roman" w:hAnsi="Times New Roman" w:eastAsia="宋体" w:cs="Times New Roman"/>
+          <w:b/>
+          <w:bCs/>
+          <w:sz w:val="24"/>
+          <w:szCs w:val="24"/>
+        </w:rPr>
+        <w:t>Traffic Shifting</w:t>
+      </w:r>
+    </w:p>
+    <w:p>
+      <w:pPr>
+        <w:pStyle w:val="19"/>
+        <w:keepNext w:val="0"/>
+        <w:keepLines w:val="0"/>
+        <w:pageBreakBefore w:val="0"/>
+        <w:widowControl/>
+        <w:numPr>
+          <w:ilvl w:val="0"/>
+          <w:numId w:val="0"/>
+        </w:numPr>
+        <w:shd w:val="clear" w:color="auto" w:fill="FFFFFF"/>
+        <w:kinsoku/>
+        <w:wordWrap/>
+        <w:overflowPunct/>
+        <w:topLinePunct w:val="0"/>
+        <w:autoSpaceDE/>
+        <w:autoSpaceDN/>
+        <w:bidi w:val="0"/>
+        <w:adjustRightInd/>
+        <w:snapToGrid/>
+        <w:spacing w:before="0" w:beforeAutospacing="0" w:after="0" w:afterAutospacing="0"/>
+        <w:ind w:firstLine="0" w:firstLineChars="0"/>
+        <w:jc w:val="both"/>
+        <w:textAlignment w:val="auto"/>
+        <w:rPr>
           <w:rFonts w:hint="default" w:ascii="Times New Roman" w:hAnsi="Times New Roman" w:eastAsia="黑体" w:cs="Times New Roman"/>
+          <w:b w:val="0"/>
+          <w:bCs/>
+          <w:kern w:val="0"/>
+          <w:sz w:val="24"/>
+          <w:szCs w:val="24"/>
+        </w:rPr>
+      </w:pPr>
+      <w:r>
+        <w:rPr>
+          <w:rFonts w:hint="default" w:ascii="Times New Roman" w:hAnsi="Times New Roman" w:eastAsia="黑体" w:cs="Times New Roman"/>
+          <w:b w:val="0"/>
+          <w:bCs/>
+          <w:kern w:val="0"/>
+          <w:sz w:val="24"/>
+          <w:szCs w:val="24"/>
+        </w:rPr>
+        <w:t>In this task, I will configure Istio’s traffic shifting functionality to manage deployments of different versions of a microservice. By using weighted routing rules, I will gradually shift traffic from one version of a service to another, observing the effects and ensuring smooth migration while minimizing risk.</w:t>
+      </w:r>
+    </w:p>
+    <w:p>
+      <w:pPr>
+        <w:pStyle w:val="19"/>
+        <w:numPr>
+          <w:ilvl w:val="0"/>
+          <w:numId w:val="3"/>
+        </w:numPr>
+        <w:shd w:val="clear" w:color="auto" w:fill="FFFFFF"/>
+        <w:spacing w:before="0" w:beforeAutospacing="0" w:after="0" w:afterAutospacing="0"/>
+        <w:ind w:left="425" w:leftChars="0" w:hanging="425" w:firstLineChars="0"/>
+        <w:jc w:val="both"/>
+        <w:rPr>
+          <w:rFonts w:hint="default" w:ascii="Times New Roman" w:hAnsi="Times New Roman" w:eastAsia="宋体" w:cs="Times New Roman"/>
           <w:b/>
-          <w:kern w:val="0"/>
-          <w:sz w:val="24"/>
-          <w:szCs w:val="24"/>
-        </w:rPr>
-        <w:t>Environment preparation and Kubernetes cluster verification</w:t>
-      </w:r>
-    </w:p>
-    <w:p>
-      <w:pPr>
-        <w:pStyle w:val="17"/>
+          <w:bCs/>
+          <w:sz w:val="24"/>
+          <w:szCs w:val="24"/>
+        </w:rPr>
+      </w:pPr>
+      <w:r>
+        <w:rPr>
+          <w:rFonts w:hint="default" w:ascii="Times New Roman" w:hAnsi="Times New Roman" w:eastAsia="宋体" w:cs="Times New Roman"/>
+          <w:b/>
+          <w:bCs/>
+          <w:sz w:val="24"/>
+          <w:szCs w:val="24"/>
+        </w:rPr>
+        <w:t>Request Routing</w:t>
+      </w:r>
+    </w:p>
+    <w:p>
+      <w:pPr>
+        <w:pStyle w:val="19"/>
         <w:widowControl/>
         <w:numPr>
           <w:ilvl w:val="0"/>
@@ -571,42 +712,42 @@
           <w:sz w:val="24"/>
           <w:szCs w:val="24"/>
         </w:rPr>
-        <w:t>The experiment began with preparing the runtime environment and ensuring that a functional Kubernetes cluster was available. Basic commands such as kubectl cluster-info and kubectl get nodes were executed to verify cluster status, node availability, and network connectivity, providing a stable foundation for subsequent deployment.</w:t>
-      </w:r>
-    </w:p>
-    <w:p>
-      <w:pPr>
-        <w:pStyle w:val="17"/>
+        <w:t>This part of the experiment focuses on setting up Istio’s routing capabilities to control the flow of traffic based on specific conditions such as request headers or service versions. This will allow me to dynamically control the routing of requests within the service mesh, providing insights into the flexibility of Istio’s traffic management features.</w:t>
+      </w:r>
+    </w:p>
+    <w:p>
+      <w:pPr>
+        <w:pStyle w:val="19"/>
         <w:numPr>
           <w:ilvl w:val="0"/>
           <w:numId w:val="3"/>
         </w:numPr>
         <w:shd w:val="clear" w:color="auto" w:fill="FFFFFF"/>
         <w:spacing w:before="0" w:beforeAutospacing="0" w:after="0" w:afterAutospacing="0"/>
-        <w:ind w:left="0" w:leftChars="0" w:firstLine="0" w:firstLineChars="0"/>
+        <w:ind w:left="425" w:leftChars="0" w:hanging="425" w:firstLineChars="0"/>
         <w:jc w:val="both"/>
         <w:rPr>
-          <w:rFonts w:hint="default" w:ascii="Times New Roman" w:hAnsi="Times New Roman" w:eastAsia="黑体" w:cs="Times New Roman"/>
+          <w:rFonts w:hint="default" w:ascii="Times New Roman" w:hAnsi="Times New Roman" w:eastAsia="宋体" w:cs="Times New Roman"/>
           <w:b/>
-          <w:kern w:val="0"/>
-          <w:sz w:val="24"/>
-          <w:szCs w:val="24"/>
-        </w:rPr>
-      </w:pPr>
-      <w:r>
-        <w:rPr>
-          <w:rFonts w:hint="default" w:ascii="Times New Roman" w:hAnsi="Times New Roman" w:eastAsia="黑体" w:cs="Times New Roman"/>
+          <w:bCs/>
+          <w:sz w:val="24"/>
+          <w:szCs w:val="24"/>
+        </w:rPr>
+      </w:pPr>
+      <w:r>
+        <w:rPr>
+          <w:rFonts w:hint="default" w:ascii="Times New Roman" w:hAnsi="Times New Roman" w:eastAsia="宋体" w:cs="Times New Roman"/>
           <w:b/>
-          <w:kern w:val="0"/>
-          <w:sz w:val="24"/>
-          <w:szCs w:val="24"/>
-        </w:rPr>
-        <w:t>Istio installation and initial configuration</w:t>
-      </w:r>
-    </w:p>
-    <w:p>
-      <w:pPr>
-        <w:pStyle w:val="17"/>
+          <w:bCs/>
+          <w:sz w:val="24"/>
+          <w:szCs w:val="24"/>
+        </w:rPr>
+        <w:t>Fault Injection</w:t>
+      </w:r>
+    </w:p>
+    <w:p>
+      <w:pPr>
+        <w:pStyle w:val="19"/>
         <w:widowControl/>
         <w:numPr>
           <w:ilvl w:val="0"/>
@@ -633,42 +774,42 @@
           <w:sz w:val="24"/>
           <w:szCs w:val="24"/>
         </w:rPr>
-        <w:t>Istio was installed using the istioctl tool with a predefined demo configuration profile. The installation process included setting up the control plane components and verifying their operational status. In addition, the system PATH was configured to ensure that Istio command-line tools could be accessed globally.</w:t>
-      </w:r>
-    </w:p>
-    <w:p>
-      <w:pPr>
-        <w:pStyle w:val="17"/>
+        <w:t>I will practice injecting faults such as delays, aborts, or errors into the service communication to simulate real-world issues like network latency or failure. By configuring Istio’s fault injection features, I will test the resilience of my microservices and ensure that the system can handle disruptions effectively.</w:t>
+      </w:r>
+    </w:p>
+    <w:p>
+      <w:pPr>
+        <w:pStyle w:val="19"/>
         <w:numPr>
           <w:ilvl w:val="0"/>
           <w:numId w:val="3"/>
         </w:numPr>
         <w:shd w:val="clear" w:color="auto" w:fill="FFFFFF"/>
         <w:spacing w:before="0" w:beforeAutospacing="0" w:after="0" w:afterAutospacing="0"/>
-        <w:ind w:left="0" w:leftChars="0" w:firstLine="0" w:firstLineChars="0"/>
+        <w:ind w:left="425" w:leftChars="0" w:hanging="425" w:firstLineChars="0"/>
         <w:jc w:val="both"/>
         <w:rPr>
-          <w:rFonts w:hint="default" w:ascii="Times New Roman" w:hAnsi="Times New Roman" w:eastAsia="黑体" w:cs="Times New Roman"/>
+          <w:rFonts w:hint="default" w:ascii="Times New Roman" w:hAnsi="Times New Roman" w:eastAsia="宋体" w:cs="Times New Roman"/>
           <w:b/>
-          <w:kern w:val="0"/>
-          <w:sz w:val="24"/>
-          <w:szCs w:val="24"/>
-        </w:rPr>
-      </w:pPr>
-      <w:r>
-        <w:rPr>
-          <w:rFonts w:hint="default" w:ascii="Times New Roman" w:hAnsi="Times New Roman" w:eastAsia="黑体" w:cs="Times New Roman"/>
+          <w:bCs/>
+          <w:sz w:val="24"/>
+          <w:szCs w:val="24"/>
+        </w:rPr>
+      </w:pPr>
+      <w:r>
+        <w:rPr>
+          <w:rFonts w:hint="default" w:ascii="Times New Roman" w:hAnsi="Times New Roman" w:eastAsia="宋体" w:cs="Times New Roman"/>
           <w:b/>
-          <w:kern w:val="0"/>
-          <w:sz w:val="24"/>
-          <w:szCs w:val="24"/>
-        </w:rPr>
-        <w:t>Namespace configuration and sidecar injection setup</w:t>
-      </w:r>
-    </w:p>
-    <w:p>
-      <w:pPr>
-        <w:pStyle w:val="17"/>
+          <w:bCs/>
+          <w:sz w:val="24"/>
+          <w:szCs w:val="24"/>
+        </w:rPr>
+        <w:t>Circuit Breaking</w:t>
+      </w:r>
+    </w:p>
+    <w:p>
+      <w:pPr>
+        <w:pStyle w:val="19"/>
         <w:widowControl/>
         <w:numPr>
           <w:ilvl w:val="0"/>
@@ -695,42 +836,42 @@
           <w:sz w:val="24"/>
           <w:szCs w:val="24"/>
         </w:rPr>
-        <w:t>The default namespace was labeled to enable automatic sidecar injection. This step ensured that all subsequently deployed application pods would automatically include Envoy proxies, allowing Istio to intercept and manage traffic without requiring manual modification of application code.</w:t>
-      </w:r>
-    </w:p>
-    <w:p>
-      <w:pPr>
-        <w:pStyle w:val="17"/>
+        <w:t>The Bookinfo sample application was deployed to simulate a typical microservices architecture. Multiple services such as productpage, reviews, ratings, and details were created, forming a multi-tier service structure. Pod and service statuses were monitored to ensure successful deployment and proper integration with Istio.</w:t>
+      </w:r>
+    </w:p>
+    <w:p>
+      <w:pPr>
+        <w:pStyle w:val="19"/>
         <w:numPr>
           <w:ilvl w:val="0"/>
           <w:numId w:val="3"/>
         </w:numPr>
         <w:shd w:val="clear" w:color="auto" w:fill="FFFFFF"/>
         <w:spacing w:before="0" w:beforeAutospacing="0" w:after="0" w:afterAutospacing="0"/>
-        <w:ind w:left="0" w:leftChars="0" w:firstLine="0" w:firstLineChars="0"/>
+        <w:ind w:left="425" w:leftChars="0" w:hanging="425" w:firstLineChars="0"/>
         <w:jc w:val="both"/>
         <w:rPr>
-          <w:rFonts w:hint="default" w:ascii="Times New Roman" w:hAnsi="Times New Roman" w:eastAsia="黑体" w:cs="Times New Roman"/>
+          <w:rFonts w:hint="default" w:ascii="Times New Roman" w:hAnsi="Times New Roman" w:eastAsia="宋体" w:cs="Times New Roman"/>
           <w:b/>
-          <w:kern w:val="0"/>
-          <w:sz w:val="24"/>
-          <w:szCs w:val="24"/>
-        </w:rPr>
-      </w:pPr>
-      <w:r>
-        <w:rPr>
-          <w:rFonts w:hint="default" w:ascii="Times New Roman" w:hAnsi="Times New Roman" w:eastAsia="黑体" w:cs="Times New Roman"/>
+          <w:bCs/>
+          <w:sz w:val="24"/>
+          <w:szCs w:val="24"/>
+        </w:rPr>
+      </w:pPr>
+      <w:r>
+        <w:rPr>
+          <w:rFonts w:hint="default" w:ascii="Times New Roman" w:hAnsi="Times New Roman" w:eastAsia="宋体" w:cs="Times New Roman"/>
           <w:b/>
-          <w:kern w:val="0"/>
-          <w:sz w:val="24"/>
-          <w:szCs w:val="24"/>
-        </w:rPr>
-        <w:t>Deployment of the Bookinfo microservices application</w:t>
-      </w:r>
-    </w:p>
-    <w:p>
-      <w:pPr>
-        <w:pStyle w:val="17"/>
+          <w:bCs/>
+          <w:sz w:val="24"/>
+          <w:szCs w:val="24"/>
+        </w:rPr>
+        <w:t>Observability and Metrics Collection</w:t>
+      </w:r>
+    </w:p>
+    <w:p>
+      <w:pPr>
+        <w:pStyle w:val="19"/>
         <w:widowControl/>
         <w:numPr>
           <w:ilvl w:val="0"/>
@@ -757,255 +898,7 @@
           <w:sz w:val="24"/>
           <w:szCs w:val="24"/>
         </w:rPr>
-        <w:t>The Bookinfo sample application was deployed to simulate a typical microservices architecture. Multiple services such as productpage, reviews, ratings, and details were created, forming a multi-tier service structure. Pod and service statuses were monitored to ensure successful deployment and proper integration with Istio.</w:t>
-      </w:r>
-    </w:p>
-    <w:p>
-      <w:pPr>
-        <w:pStyle w:val="17"/>
-        <w:numPr>
-          <w:ilvl w:val="0"/>
-          <w:numId w:val="3"/>
-        </w:numPr>
-        <w:shd w:val="clear" w:color="auto" w:fill="FFFFFF"/>
-        <w:spacing w:before="0" w:beforeAutospacing="0" w:after="0" w:afterAutospacing="0"/>
-        <w:ind w:left="0" w:leftChars="0" w:firstLine="0" w:firstLineChars="0"/>
-        <w:jc w:val="both"/>
-        <w:rPr>
-          <w:rFonts w:hint="default" w:ascii="Times New Roman" w:hAnsi="Times New Roman" w:eastAsia="黑体" w:cs="Times New Roman"/>
-          <w:b/>
-          <w:kern w:val="0"/>
-          <w:sz w:val="24"/>
-          <w:szCs w:val="24"/>
-        </w:rPr>
-      </w:pPr>
-      <w:r>
-        <w:rPr>
-          <w:rFonts w:hint="default" w:ascii="Times New Roman" w:hAnsi="Times New Roman" w:eastAsia="黑体" w:cs="Times New Roman"/>
-          <w:b/>
-          <w:kern w:val="0"/>
-          <w:sz w:val="24"/>
-          <w:szCs w:val="24"/>
-        </w:rPr>
-        <w:t>Internal service communication verification</w:t>
-      </w:r>
-    </w:p>
-    <w:p>
-      <w:pPr>
-        <w:pStyle w:val="17"/>
-        <w:widowControl/>
-        <w:numPr>
-          <w:ilvl w:val="0"/>
-          <w:numId w:val="0"/>
-        </w:numPr>
-        <w:shd w:val="clear" w:color="auto" w:fill="FFFFFF"/>
-        <w:spacing w:before="0" w:beforeAutospacing="0" w:after="0" w:afterAutospacing="0"/>
-        <w:jc w:val="both"/>
-        <w:rPr>
-          <w:rFonts w:hint="default" w:ascii="Times New Roman" w:hAnsi="Times New Roman" w:eastAsia="黑体" w:cs="Times New Roman"/>
-          <w:b w:val="0"/>
-          <w:bCs/>
-          <w:kern w:val="0"/>
-          <w:sz w:val="24"/>
-          <w:szCs w:val="24"/>
-        </w:rPr>
-      </w:pPr>
-      <w:r>
-        <w:rPr>
-          <w:rFonts w:hint="default" w:ascii="Times New Roman" w:hAnsi="Times New Roman" w:eastAsia="黑体" w:cs="Times New Roman"/>
-          <w:b w:val="0"/>
-          <w:bCs/>
-          <w:kern w:val="0"/>
-          <w:sz w:val="24"/>
-          <w:szCs w:val="24"/>
-        </w:rPr>
-        <w:t>Service connectivity within the cluster was tested by issuing requests from one service pod to another. The response results were examined to confirm that service discovery and routing mechanisms were functioning correctly under the Istio service mesh environment.</w:t>
-      </w:r>
-    </w:p>
-    <w:p>
-      <w:pPr>
-        <w:pStyle w:val="17"/>
-        <w:numPr>
-          <w:ilvl w:val="0"/>
-          <w:numId w:val="3"/>
-        </w:numPr>
-        <w:shd w:val="clear" w:color="auto" w:fill="FFFFFF"/>
-        <w:spacing w:before="0" w:beforeAutospacing="0" w:after="0" w:afterAutospacing="0"/>
-        <w:ind w:left="0" w:leftChars="0" w:firstLine="0" w:firstLineChars="0"/>
-        <w:jc w:val="both"/>
-        <w:rPr>
-          <w:rFonts w:hint="default" w:ascii="Times New Roman" w:hAnsi="Times New Roman" w:eastAsia="黑体" w:cs="Times New Roman"/>
-          <w:b/>
-          <w:kern w:val="0"/>
-          <w:sz w:val="24"/>
-          <w:szCs w:val="24"/>
-        </w:rPr>
-      </w:pPr>
-      <w:r>
-        <w:rPr>
-          <w:rFonts w:hint="default" w:ascii="Times New Roman" w:hAnsi="Times New Roman" w:eastAsia="黑体" w:cs="Times New Roman"/>
-          <w:b/>
-          <w:kern w:val="0"/>
-          <w:sz w:val="24"/>
-          <w:szCs w:val="24"/>
-        </w:rPr>
-        <w:t>Installation of Gateway API CRDs and external access configuration</w:t>
-      </w:r>
-    </w:p>
-    <w:p>
-      <w:pPr>
-        <w:pStyle w:val="17"/>
-        <w:widowControl/>
-        <w:numPr>
-          <w:ilvl w:val="0"/>
-          <w:numId w:val="0"/>
-        </w:numPr>
-        <w:shd w:val="clear" w:color="auto" w:fill="FFFFFF"/>
-        <w:spacing w:before="0" w:beforeAutospacing="0" w:after="0" w:afterAutospacing="0"/>
-        <w:jc w:val="both"/>
-        <w:rPr>
-          <w:rFonts w:hint="default" w:ascii="Times New Roman" w:hAnsi="Times New Roman" w:eastAsia="黑体" w:cs="Times New Roman"/>
-          <w:b w:val="0"/>
-          <w:bCs/>
-          <w:kern w:val="0"/>
-          <w:sz w:val="24"/>
-          <w:szCs w:val="24"/>
-        </w:rPr>
-      </w:pPr>
-      <w:r>
-        <w:rPr>
-          <w:rFonts w:hint="default" w:ascii="Times New Roman" w:hAnsi="Times New Roman" w:eastAsia="黑体" w:cs="Times New Roman"/>
-          <w:b w:val="0"/>
-          <w:bCs/>
-          <w:kern w:val="0"/>
-          <w:sz w:val="24"/>
-          <w:szCs w:val="24"/>
-        </w:rPr>
-        <w:t>Gateway API custom resource definitions were installed to support modern ingress management. A Gateway resource was then configured to expose the Bookinfo application, enabling external access through a unified entry point and demonstrating how traffic is routed into the cluster.</w:t>
-      </w:r>
-    </w:p>
-    <w:p>
-      <w:pPr>
-        <w:pStyle w:val="17"/>
-        <w:numPr>
-          <w:ilvl w:val="0"/>
-          <w:numId w:val="3"/>
-        </w:numPr>
-        <w:shd w:val="clear" w:color="auto" w:fill="FFFFFF"/>
-        <w:spacing w:before="0" w:beforeAutospacing="0" w:after="0" w:afterAutospacing="0"/>
-        <w:ind w:left="0" w:leftChars="0" w:firstLine="0" w:firstLineChars="0"/>
-        <w:jc w:val="both"/>
-        <w:rPr>
-          <w:rFonts w:hint="default" w:ascii="Times New Roman" w:hAnsi="Times New Roman" w:eastAsia="黑体" w:cs="Times New Roman"/>
-          <w:b/>
-          <w:kern w:val="0"/>
-          <w:sz w:val="24"/>
-          <w:szCs w:val="24"/>
-        </w:rPr>
-      </w:pPr>
-      <w:r>
-        <w:rPr>
-          <w:rFonts w:hint="default" w:ascii="Times New Roman" w:hAnsi="Times New Roman" w:eastAsia="黑体" w:cs="Times New Roman"/>
-          <w:b/>
-          <w:kern w:val="0"/>
-          <w:sz w:val="24"/>
-          <w:szCs w:val="24"/>
-        </w:rPr>
-        <w:t>Access validation through port forwarding</w:t>
-      </w:r>
-    </w:p>
-    <w:p>
-      <w:pPr>
-        <w:pStyle w:val="17"/>
-        <w:widowControl/>
-        <w:numPr>
-          <w:ilvl w:val="0"/>
-          <w:numId w:val="0"/>
-        </w:numPr>
-        <w:shd w:val="clear" w:color="auto" w:fill="FFFFFF"/>
-        <w:spacing w:before="0" w:beforeAutospacing="0" w:after="0" w:afterAutospacing="0"/>
-        <w:jc w:val="both"/>
-        <w:rPr>
-          <w:rFonts w:hint="default" w:ascii="Times New Roman" w:hAnsi="Times New Roman" w:eastAsia="黑体" w:cs="Times New Roman"/>
-          <w:b w:val="0"/>
-          <w:bCs/>
-          <w:kern w:val="0"/>
-          <w:sz w:val="24"/>
-          <w:szCs w:val="24"/>
-        </w:rPr>
-      </w:pPr>
-      <w:r>
-        <w:rPr>
-          <w:rFonts w:hint="default" w:ascii="Times New Roman" w:hAnsi="Times New Roman" w:eastAsia="黑体" w:cs="Times New Roman"/>
-          <w:b w:val="0"/>
-          <w:bCs/>
-          <w:kern w:val="0"/>
-          <w:sz w:val="24"/>
-          <w:szCs w:val="24"/>
-        </w:rPr>
-        <w:t>Port forwarding was used to map the gateway service to a local port, allowing the application to be accessed via a browser. The successful rendering of the Bookinfo interface confirmed that external traffic could reach internal services correctly through the configured gateway.</w:t>
-      </w:r>
-    </w:p>
-    <w:p>
-      <w:pPr>
-        <w:pStyle w:val="17"/>
-        <w:numPr>
-          <w:ilvl w:val="0"/>
-          <w:numId w:val="3"/>
-        </w:numPr>
-        <w:shd w:val="clear" w:color="auto" w:fill="FFFFFF"/>
-        <w:spacing w:before="0" w:beforeAutospacing="0" w:after="0" w:afterAutospacing="0"/>
-        <w:ind w:left="0" w:leftChars="0" w:firstLine="0" w:firstLineChars="0"/>
-        <w:jc w:val="both"/>
-        <w:rPr>
-          <w:rFonts w:hint="default" w:ascii="Times New Roman" w:hAnsi="Times New Roman" w:eastAsia="黑体" w:cs="Times New Roman"/>
-          <w:b/>
-          <w:kern w:val="0"/>
-          <w:sz w:val="24"/>
-          <w:szCs w:val="24"/>
-        </w:rPr>
-      </w:pPr>
-      <w:r>
-        <w:rPr>
-          <w:rFonts w:hint="default" w:ascii="Times New Roman" w:hAnsi="Times New Roman" w:eastAsia="黑体" w:cs="Times New Roman"/>
-          <w:b/>
-          <w:kern w:val="0"/>
-          <w:sz w:val="24"/>
-          <w:szCs w:val="24"/>
-        </w:rPr>
-        <w:t>Visualization and traffic analysis using Kiali</w:t>
-      </w:r>
-    </w:p>
-    <w:p>
-      <w:pPr>
-        <w:pStyle w:val="17"/>
-        <w:widowControl/>
-        <w:numPr>
-          <w:ilvl w:val="0"/>
-          <w:numId w:val="0"/>
-        </w:numPr>
-        <w:shd w:val="clear" w:color="auto" w:fill="FFFFFF"/>
-        <w:spacing w:before="0" w:beforeAutospacing="0" w:after="0" w:afterAutospacing="0"/>
-        <w:jc w:val="both"/>
-        <w:rPr>
-          <w:rFonts w:hint="default" w:ascii="Times New Roman" w:hAnsi="Times New Roman" w:eastAsia="黑体" w:cs="Times New Roman"/>
-          <w:b w:val="0"/>
-          <w:bCs/>
-          <w:kern w:val="0"/>
-          <w:sz w:val="24"/>
-          <w:szCs w:val="24"/>
-        </w:rPr>
-      </w:pPr>
-      <w:r>
-        <w:rPr>
-          <w:rFonts w:hint="default" w:ascii="Times New Roman" w:hAnsi="Times New Roman" w:eastAsia="黑体" w:cs="Times New Roman"/>
-          <w:b w:val="0"/>
-          <w:bCs/>
-          <w:kern w:val="0"/>
-          <w:sz w:val="24"/>
-          <w:szCs w:val="24"/>
-        </w:rPr>
-        <w:t>The Kiali dashboard was deployed and accessed to visualize service interactions. By generating multiple requests to the application, traffic flow and service dependencies were observed in real time, providing an intuitive understanding of how requests propagate within the service mesh.</w:t>
+        <w:t>I will integrate Istio's observability tools to monitor traffic, service performance, and health within the service mesh. By configuring Istio’s telemetry features, I will collect metrics on request counts, latencies, and errors. This will enable me to visualize the impact of traffic management strategies on service performance and make data-driven decisions for further optimization.</w:t>
       </w:r>
     </w:p>
     <w:p>
@@ -1040,68 +933,15 @@
     </w:p>
     <w:p>
       <w:pPr>
-        <w:widowControl/>
-        <w:numPr>
-          <w:ilvl w:val="0"/>
-          <w:numId w:val="0"/>
-        </w:numPr>
-        <w:shd w:val="clear" w:color="auto" w:fill="FFFFFF"/>
-        <w:spacing w:before="0" w:beforeAutospacing="0" w:after="0" w:afterAutospacing="0"/>
-        <w:ind w:left="0" w:leftChars="0" w:firstLine="0" w:firstLineChars="0"/>
-        <w:jc w:val="both"/>
-        <w:rPr>
-          <w:rFonts w:hint="default" w:ascii="Times New Roman" w:hAnsi="Times New Roman" w:eastAsia="黑体" w:cs="Times New Roman"/>
-          <w:b w:val="0"/>
-          <w:bCs/>
-          <w:kern w:val="0"/>
-          <w:sz w:val="24"/>
-          <w:szCs w:val="24"/>
-          <w:lang w:val="en-US" w:eastAsia="zh-CN" w:bidi="ar-SA"/>
-        </w:rPr>
-      </w:pPr>
-      <w:r>
-        <w:rPr>
-          <w:rFonts w:hint="default" w:ascii="Times New Roman" w:hAnsi="Times New Roman" w:eastAsia="黑体" w:cs="Times New Roman"/>
-          <w:b w:val="0"/>
-          <w:bCs/>
-          <w:kern w:val="0"/>
-          <w:sz w:val="24"/>
-          <w:szCs w:val="24"/>
-          <w:lang w:val="en-US" w:eastAsia="zh-CN" w:bidi="ar-SA"/>
-        </w:rPr>
-        <w:t>Minikube is started to create a local Kubernetes cluster on the machine, which sets up the control plane and necessary system components inside a Docker container. Although there is a warning about failing to access the external image registry, the cluster still starts successfully using available resources.</w:t>
-      </w:r>
-    </w:p>
-    <w:p>
-      <w:pPr>
-        <w:widowControl/>
-        <w:numPr>
-          <w:ilvl w:val="0"/>
-          <w:numId w:val="0"/>
-        </w:numPr>
-        <w:shd w:val="clear" w:color="auto" w:fill="FFFFFF"/>
-        <w:spacing w:before="0" w:beforeAutospacing="0" w:after="0" w:afterAutospacing="0"/>
-        <w:ind w:left="0" w:leftChars="0" w:firstLine="0" w:firstLineChars="0"/>
-        <w:jc w:val="both"/>
-        <w:rPr>
-          <w:rFonts w:hint="default" w:ascii="Times New Roman" w:hAnsi="Times New Roman" w:eastAsia="黑体" w:cs="Times New Roman"/>
-          <w:b/>
-          <w:kern w:val="0"/>
-          <w:sz w:val="28"/>
-          <w:szCs w:val="28"/>
-        </w:rPr>
-      </w:pPr>
-      <w:r>
-        <w:rPr>
-          <w:rFonts w:hint="default" w:ascii="Times New Roman" w:hAnsi="Times New Roman" w:eastAsia="黑体" w:cs="Times New Roman"/>
-          <w:b w:val="0"/>
-          <w:bCs/>
-          <w:kern w:val="0"/>
-          <w:sz w:val="24"/>
-          <w:szCs w:val="24"/>
-          <w:lang w:val="en-US" w:eastAsia="zh-CN" w:bidi="ar-SA"/>
-        </w:rPr>
-        <w:t>Then, the cluster status is checked, showing that the Kubernetes control plane and CoreDNS service are running normally. This means the environment is ready for deploying applications or continuing with Istio installation.</w:t>
+        <w:ind w:firstLine="0"/>
+      </w:pPr>
+      <w:r>
+        <w:rPr>
+          <w:rFonts w:ascii="Times New Roman" w:hAnsi="Times New Roman" w:eastAsia="Times New Roman"/>
+          <w:sz w:val="24"/>
+          <w:szCs w:val="24"/>
+        </w:rPr>
+        <w:t>The Kubernetes command-line environment has been checked here, confirming that kubectl is available before any Istio resources are installed or configured in the cluster.</w:t>
       </w:r>
     </w:p>
     <w:p>
@@ -1120,9 +960,9 @@
       <w:r>
         <w:drawing>
           <wp:inline distT="0" distB="0" distL="114300" distR="114300">
-            <wp:extent cx="5269865" cy="2087880"/>
-            <wp:effectExtent l="0" t="0" r="635" b="7620"/>
-            <wp:docPr id="1" name="图片 1"/>
+            <wp:extent cx="5272405" cy="510540"/>
+            <wp:effectExtent l="0" t="0" r="10795" b="10160"/>
+            <wp:docPr id="11" name="图片 1"/>
             <wp:cNvGraphicFramePr>
               <a:graphicFrameLocks xmlns:a="http://schemas.openxmlformats.org/drawingml/2006/main" noChangeAspect="1"/>
             </wp:cNvGraphicFramePr>
@@ -1130,7 +970,7 @@
               <a:graphicData uri="http://schemas.openxmlformats.org/drawingml/2006/picture">
                 <pic:pic xmlns:pic="http://schemas.openxmlformats.org/drawingml/2006/picture">
                   <pic:nvPicPr>
-                    <pic:cNvPr id="1" name="图片 1"/>
+                    <pic:cNvPr id="11" name="图片 1"/>
                     <pic:cNvPicPr>
                       <a:picLocks noChangeAspect="1"/>
                     </pic:cNvPicPr>
@@ -1144,7 +984,7 @@
                   <pic:spPr>
                     <a:xfrm>
                       <a:off x="0" y="0"/>
-                      <a:ext cx="5269865" cy="2087880"/>
+                      <a:ext cx="5272405" cy="510540"/>
                     </a:xfrm>
                     <a:prstGeom prst="rect">
                       <a:avLst/>
@@ -1160,12 +1000,53 @@
           </wp:inline>
         </w:drawing>
       </w:r>
+    </w:p>
+    <w:p>
+      <w:pPr>
+        <w:widowControl w:val="0"/>
+        <w:numPr>
+          <w:ilvl w:val="0"/>
+          <w:numId w:val="0"/>
+        </w:numPr>
+        <w:autoSpaceDE w:val="0"/>
+        <w:autoSpaceDN w:val="0"/>
+        <w:adjustRightInd w:val="0"/>
+        <w:spacing w:line="300" w:lineRule="auto"/>
+        <w:jc w:val="left"/>
+      </w:pPr>
+    </w:p>
+    <w:p>
+      <w:pPr>
+        <w:ind w:firstLine="0"/>
+      </w:pPr>
+      <w:r>
+        <w:rPr>
+          <w:rFonts w:ascii="Times New Roman" w:hAnsi="Times New Roman" w:eastAsia="Times New Roman"/>
+          <w:sz w:val="24"/>
+          <w:szCs w:val="24"/>
+        </w:rPr>
+        <w:t>Istio has been successfully downloaded and extracted from the official repository, and the required control-plane and sidecar images are being pulled locally to support the later service mesh deployment.</w:t>
+      </w:r>
+    </w:p>
+    <w:p>
+      <w:pPr>
+        <w:widowControl w:val="0"/>
+        <w:numPr>
+          <w:ilvl w:val="0"/>
+          <w:numId w:val="0"/>
+        </w:numPr>
+        <w:autoSpaceDE w:val="0"/>
+        <w:autoSpaceDN w:val="0"/>
+        <w:adjustRightInd w:val="0"/>
+        <w:spacing w:line="300" w:lineRule="auto"/>
+        <w:jc w:val="left"/>
+      </w:pPr>
       <w:r>
         <w:drawing>
           <wp:inline distT="0" distB="0" distL="114300" distR="114300">
-            <wp:extent cx="5266690" cy="514985"/>
-            <wp:effectExtent l="0" t="0" r="3810" b="5715"/>
-            <wp:docPr id="2" name="图片 2"/>
+            <wp:extent cx="5269865" cy="2645410"/>
+            <wp:effectExtent l="0" t="0" r="635" b="8890"/>
+            <wp:docPr id="12" name="图片 2"/>
             <wp:cNvGraphicFramePr>
               <a:graphicFrameLocks xmlns:a="http://schemas.openxmlformats.org/drawingml/2006/main" noChangeAspect="1"/>
             </wp:cNvGraphicFramePr>
@@ -1173,7 +1054,7 @@
               <a:graphicData uri="http://schemas.openxmlformats.org/drawingml/2006/picture">
                 <pic:pic xmlns:pic="http://schemas.openxmlformats.org/drawingml/2006/picture">
                   <pic:nvPicPr>
-                    <pic:cNvPr id="2" name="图片 2"/>
+                    <pic:cNvPr id="12" name="图片 2"/>
                     <pic:cNvPicPr>
                       <a:picLocks noChangeAspect="1"/>
                     </pic:cNvPicPr>
@@ -1187,7 +1068,7 @@
                   <pic:spPr>
                     <a:xfrm>
                       <a:off x="0" y="0"/>
-                      <a:ext cx="5266690" cy="514985"/>
+                      <a:ext cx="5269865" cy="2645410"/>
                     </a:xfrm>
                     <a:prstGeom prst="rect">
                       <a:avLst/>
@@ -1206,40 +1087,6 @@
     </w:p>
     <w:p>
       <w:pPr>
-        <w:widowControl/>
-        <w:numPr>
-          <w:ilvl w:val="0"/>
-          <w:numId w:val="0"/>
-        </w:numPr>
-        <w:shd w:val="clear" w:color="auto" w:fill="FFFFFF"/>
-        <w:spacing w:before="0" w:beforeAutospacing="0" w:after="0" w:afterAutospacing="0"/>
-        <w:ind w:left="0" w:leftChars="0" w:firstLine="0" w:firstLineChars="0"/>
-        <w:jc w:val="both"/>
-        <w:rPr>
-          <w:rFonts w:hint="default" w:ascii="Times New Roman" w:hAnsi="Times New Roman" w:eastAsia="黑体" w:cs="Times New Roman"/>
-          <w:b w:val="0"/>
-          <w:bCs/>
-          <w:kern w:val="0"/>
-          <w:sz w:val="24"/>
-          <w:szCs w:val="24"/>
-          <w:lang w:val="en-US" w:eastAsia="zh-CN" w:bidi="ar-SA"/>
-        </w:rPr>
-      </w:pPr>
-      <w:r>
-        <w:rPr>
-          <w:rFonts w:hint="eastAsia" w:ascii="Times New Roman" w:hAnsi="Times New Roman" w:eastAsia="黑体" w:cs="Times New Roman"/>
-          <w:b w:val="0"/>
-          <w:bCs/>
-          <w:kern w:val="0"/>
-          <w:sz w:val="24"/>
-          <w:szCs w:val="24"/>
-          <w:lang w:val="en-US" w:eastAsia="zh-CN" w:bidi="ar-SA"/>
-        </w:rPr>
-        <w:t>Istio has been successfully downloaded and extracted from the official repository. The system also indicates the location of the installed files and reminds you to add the bin directory to the environment path so that the istioctl tool can be used globally.</w:t>
-      </w:r>
-    </w:p>
-    <w:p>
-      <w:pPr>
         <w:widowControl w:val="0"/>
         <w:numPr>
           <w:ilvl w:val="0"/>
@@ -1251,12 +1098,39 @@
         <w:spacing w:line="300" w:lineRule="auto"/>
         <w:jc w:val="left"/>
       </w:pPr>
+    </w:p>
+    <w:p>
+      <w:pPr>
+        <w:ind w:firstLine="0"/>
+      </w:pPr>
+      <w:r>
+        <w:rPr>
+          <w:rFonts w:ascii="Times New Roman" w:hAnsi="Times New Roman" w:eastAsia="Times New Roman"/>
+          <w:sz w:val="24"/>
+          <w:szCs w:val="24"/>
+        </w:rPr>
+        <w:t>The required Istio images have been loaded into the local Kubernetes cluster, which ensures that the cluster can start Istio components without repeatedly downloading images during the experiment.</w:t>
+      </w:r>
+    </w:p>
+    <w:p>
+      <w:pPr>
+        <w:widowControl w:val="0"/>
+        <w:numPr>
+          <w:ilvl w:val="0"/>
+          <w:numId w:val="0"/>
+        </w:numPr>
+        <w:autoSpaceDE w:val="0"/>
+        <w:autoSpaceDN w:val="0"/>
+        <w:adjustRightInd w:val="0"/>
+        <w:spacing w:line="300" w:lineRule="auto"/>
+        <w:jc w:val="left"/>
+      </w:pPr>
       <w:r>
         <w:drawing>
           <wp:inline distT="0" distB="0" distL="114300" distR="114300">
-            <wp:extent cx="5272405" cy="1977390"/>
-            <wp:effectExtent l="0" t="0" r="10795" b="3810"/>
-            <wp:docPr id="3" name="图片 3"/>
+            <wp:extent cx="5270500" cy="813435"/>
+            <wp:effectExtent l="0" t="0" r="0" b="12065"/>
+            <wp:docPr id="13" name="图片 3"/>
             <wp:cNvGraphicFramePr>
               <a:graphicFrameLocks xmlns:a="http://schemas.openxmlformats.org/drawingml/2006/main" noChangeAspect="1"/>
             </wp:cNvGraphicFramePr>
@@ -1264,7 +1138,7 @@
               <a:graphicData uri="http://schemas.openxmlformats.org/drawingml/2006/picture">
                 <pic:pic xmlns:pic="http://schemas.openxmlformats.org/drawingml/2006/picture">
                   <pic:nvPicPr>
-                    <pic:cNvPr id="3" name="图片 3"/>
+                    <pic:cNvPr id="13" name="图片 3"/>
                     <pic:cNvPicPr>
                       <a:picLocks noChangeAspect="1"/>
                     </pic:cNvPicPr>
@@ -1278,7 +1152,7 @@
                   <pic:spPr>
                     <a:xfrm>
                       <a:off x="0" y="0"/>
-                      <a:ext cx="5272405" cy="1977390"/>
+                      <a:ext cx="5270500" cy="813435"/>
                     </a:xfrm>
                     <a:prstGeom prst="rect">
                       <a:avLst/>
@@ -1297,40 +1171,6 @@
     </w:p>
     <w:p>
       <w:pPr>
-        <w:widowControl/>
-        <w:numPr>
-          <w:ilvl w:val="0"/>
-          <w:numId w:val="0"/>
-        </w:numPr>
-        <w:shd w:val="clear" w:color="auto" w:fill="FFFFFF"/>
-        <w:spacing w:before="0" w:beforeAutospacing="0" w:after="0" w:afterAutospacing="0"/>
-        <w:ind w:left="0" w:leftChars="0" w:firstLine="0" w:firstLineChars="0"/>
-        <w:jc w:val="both"/>
-        <w:rPr>
-          <w:rFonts w:hint="eastAsia" w:ascii="Times New Roman" w:hAnsi="Times New Roman" w:eastAsia="黑体" w:cs="Times New Roman"/>
-          <w:b w:val="0"/>
-          <w:bCs/>
-          <w:kern w:val="0"/>
-          <w:sz w:val="24"/>
-          <w:szCs w:val="24"/>
-          <w:lang w:val="en-US" w:eastAsia="zh-CN" w:bidi="ar-SA"/>
-        </w:rPr>
-      </w:pPr>
-      <w:r>
-        <w:rPr>
-          <w:rFonts w:hint="eastAsia" w:ascii="Times New Roman" w:hAnsi="Times New Roman" w:eastAsia="黑体" w:cs="Times New Roman"/>
-          <w:b w:val="0"/>
-          <w:bCs/>
-          <w:kern w:val="0"/>
-          <w:sz w:val="24"/>
-          <w:szCs w:val="24"/>
-          <w:lang w:val="en-US" w:eastAsia="zh-CN" w:bidi="ar-SA"/>
-        </w:rPr>
-        <w:t>The istioctl tool is working correctly, but Istio has not been installed in the Kubernetes cluster yet. The message indicates that there are no running Istio components in the istio-system namespace.</w:t>
-      </w:r>
-    </w:p>
-    <w:p>
-      <w:pPr>
         <w:widowControl w:val="0"/>
         <w:numPr>
           <w:ilvl w:val="0"/>
@@ -1342,12 +1182,41 @@
         <w:spacing w:line="300" w:lineRule="auto"/>
         <w:jc w:val="left"/>
       </w:pPr>
+      <w:bookmarkStart w:id="0" w:name="_GoBack"/>
+      <w:bookmarkEnd w:id="0"/>
+    </w:p>
+    <w:p>
+      <w:pPr>
+        <w:ind w:firstLine="0"/>
+      </w:pPr>
+      <w:r>
+        <w:rPr>
+          <w:rFonts w:ascii="Times New Roman" w:hAnsi="Times New Roman" w:eastAsia="Times New Roman"/>
+          <w:sz w:val="24"/>
+          <w:szCs w:val="24"/>
+        </w:rPr>
+        <w:t>The Istio control-plane pod has been restarted and verified in the istio-system namespace, showing that the core service mesh component is running normally after the image and environment preparation.</w:t>
+      </w:r>
+    </w:p>
+    <w:p>
+      <w:pPr>
+        <w:widowControl w:val="0"/>
+        <w:numPr>
+          <w:ilvl w:val="0"/>
+          <w:numId w:val="0"/>
+        </w:numPr>
+        <w:autoSpaceDE w:val="0"/>
+        <w:autoSpaceDN w:val="0"/>
+        <w:adjustRightInd w:val="0"/>
+        <w:spacing w:line="300" w:lineRule="auto"/>
+        <w:jc w:val="left"/>
+      </w:pPr>
       <w:r>
         <w:drawing>
           <wp:inline distT="0" distB="0" distL="114300" distR="114300">
-            <wp:extent cx="5268595" cy="404495"/>
-            <wp:effectExtent l="0" t="0" r="1905" b="1905"/>
-            <wp:docPr id="4" name="图片 4"/>
+            <wp:extent cx="5270500" cy="953770"/>
+            <wp:effectExtent l="0" t="0" r="0" b="11430"/>
+            <wp:docPr id="14" name="图片 4"/>
             <wp:cNvGraphicFramePr>
               <a:graphicFrameLocks xmlns:a="http://schemas.openxmlformats.org/drawingml/2006/main" noChangeAspect="1"/>
             </wp:cNvGraphicFramePr>
@@ -1355,7 +1224,7 @@
               <a:graphicData uri="http://schemas.openxmlformats.org/drawingml/2006/picture">
                 <pic:pic xmlns:pic="http://schemas.openxmlformats.org/drawingml/2006/picture">
                   <pic:nvPicPr>
-                    <pic:cNvPr id="4" name="图片 4"/>
+                    <pic:cNvPr id="14" name="图片 4"/>
                     <pic:cNvPicPr>
                       <a:picLocks noChangeAspect="1"/>
                     </pic:cNvPicPr>
@@ -1369,7 +1238,7 @@
                   <pic:spPr>
                     <a:xfrm>
                       <a:off x="0" y="0"/>
-                      <a:ext cx="5268595" cy="404495"/>
+                      <a:ext cx="5270500" cy="953770"/>
                     </a:xfrm>
                     <a:prstGeom prst="rect">
                       <a:avLst/>
@@ -1388,40 +1257,6 @@
     </w:p>
     <w:p>
       <w:pPr>
-        <w:widowControl/>
-        <w:numPr>
-          <w:ilvl w:val="0"/>
-          <w:numId w:val="0"/>
-        </w:numPr>
-        <w:shd w:val="clear" w:color="auto" w:fill="FFFFFF"/>
-        <w:spacing w:before="0" w:beforeAutospacing="0" w:after="0" w:afterAutospacing="0"/>
-        <w:ind w:left="0" w:leftChars="0" w:firstLine="0" w:firstLineChars="0"/>
-        <w:jc w:val="both"/>
-        <w:rPr>
-          <w:rFonts w:hint="eastAsia" w:ascii="Times New Roman" w:hAnsi="Times New Roman" w:eastAsia="黑体" w:cs="Times New Roman"/>
-          <w:b w:val="0"/>
-          <w:bCs/>
-          <w:kern w:val="0"/>
-          <w:sz w:val="24"/>
-          <w:szCs w:val="24"/>
-          <w:lang w:val="en-US" w:eastAsia="zh-CN" w:bidi="ar-SA"/>
-        </w:rPr>
-      </w:pPr>
-      <w:r>
-        <w:rPr>
-          <w:rFonts w:hint="eastAsia" w:ascii="Times New Roman" w:hAnsi="Times New Roman" w:eastAsia="黑体" w:cs="Times New Roman"/>
-          <w:b w:val="0"/>
-          <w:bCs/>
-          <w:kern w:val="0"/>
-          <w:sz w:val="24"/>
-          <w:szCs w:val="24"/>
-          <w:lang w:val="en-US" w:eastAsia="zh-CN" w:bidi="ar-SA"/>
-        </w:rPr>
-        <w:t>Istio has been successfully installed into the Kubernetes cluster using the demo configuration. Core components such as the control plane and ingress/egress gateways are now running, which means the service mesh environment is ready for use. The warning only indicates that the version may be outdated, but it does not affect the current setup.</w:t>
-      </w:r>
-    </w:p>
-    <w:p>
-      <w:pPr>
         <w:widowControl w:val="0"/>
         <w:numPr>
           <w:ilvl w:val="0"/>
@@ -1433,12 +1268,39 @@
         <w:spacing w:line="300" w:lineRule="auto"/>
         <w:jc w:val="left"/>
       </w:pPr>
+    </w:p>
+    <w:p>
+      <w:pPr>
+        <w:ind w:firstLine="0"/>
+      </w:pPr>
+      <w:r>
+        <w:rPr>
+          <w:rFonts w:ascii="Times New Roman" w:hAnsi="Times New Roman" w:eastAsia="Times New Roman"/>
+          <w:sz w:val="24"/>
+          <w:szCs w:val="24"/>
+        </w:rPr>
+        <w:t>The default namespace has been labeled for automatic Istio sidecar injection, so new application pods created in this namespace can join the service mesh and be managed by Envoy proxies.</w:t>
+      </w:r>
+    </w:p>
+    <w:p>
+      <w:pPr>
+        <w:widowControl w:val="0"/>
+        <w:numPr>
+          <w:ilvl w:val="0"/>
+          <w:numId w:val="0"/>
+        </w:numPr>
+        <w:autoSpaceDE w:val="0"/>
+        <w:autoSpaceDN w:val="0"/>
+        <w:adjustRightInd w:val="0"/>
+        <w:spacing w:line="300" w:lineRule="auto"/>
+        <w:jc w:val="left"/>
+      </w:pPr>
       <w:r>
         <w:drawing>
           <wp:inline distT="0" distB="0" distL="114300" distR="114300">
-            <wp:extent cx="5269865" cy="1256030"/>
-            <wp:effectExtent l="0" t="0" r="635" b="1270"/>
-            <wp:docPr id="5" name="图片 5"/>
+            <wp:extent cx="5270500" cy="829310"/>
+            <wp:effectExtent l="0" t="0" r="0" b="8890"/>
+            <wp:docPr id="15" name="图片 5"/>
             <wp:cNvGraphicFramePr>
               <a:graphicFrameLocks xmlns:a="http://schemas.openxmlformats.org/drawingml/2006/main" noChangeAspect="1"/>
             </wp:cNvGraphicFramePr>
@@ -1446,7 +1308,7 @@
               <a:graphicData uri="http://schemas.openxmlformats.org/drawingml/2006/picture">
                 <pic:pic xmlns:pic="http://schemas.openxmlformats.org/drawingml/2006/picture">
                   <pic:nvPicPr>
-                    <pic:cNvPr id="5" name="图片 5"/>
+                    <pic:cNvPr id="15" name="图片 5"/>
                     <pic:cNvPicPr>
                       <a:picLocks noChangeAspect="1"/>
                     </pic:cNvPicPr>
@@ -1460,7 +1322,7 @@
                   <pic:spPr>
                     <a:xfrm>
                       <a:off x="0" y="0"/>
-                      <a:ext cx="5269865" cy="1256030"/>
+                      <a:ext cx="5270500" cy="829310"/>
                     </a:xfrm>
                     <a:prstGeom prst="rect">
                       <a:avLst/>
@@ -1479,40 +1341,6 @@
     </w:p>
     <w:p>
       <w:pPr>
-        <w:widowControl/>
-        <w:numPr>
-          <w:ilvl w:val="0"/>
-          <w:numId w:val="0"/>
-        </w:numPr>
-        <w:shd w:val="clear" w:color="auto" w:fill="FFFFFF"/>
-        <w:spacing w:before="0" w:beforeAutospacing="0" w:after="0" w:afterAutospacing="0"/>
-        <w:ind w:left="0" w:leftChars="0" w:firstLine="0" w:firstLineChars="0"/>
-        <w:jc w:val="both"/>
-        <w:rPr>
-          <w:rFonts w:hint="eastAsia" w:ascii="Times New Roman" w:hAnsi="Times New Roman" w:eastAsia="黑体" w:cs="Times New Roman"/>
-          <w:b w:val="0"/>
-          <w:bCs/>
-          <w:kern w:val="0"/>
-          <w:sz w:val="24"/>
-          <w:szCs w:val="24"/>
-          <w:lang w:val="en-US" w:eastAsia="zh-CN" w:bidi="ar-SA"/>
-        </w:rPr>
-      </w:pPr>
-      <w:r>
-        <w:rPr>
-          <w:rFonts w:hint="eastAsia" w:ascii="Times New Roman" w:hAnsi="Times New Roman" w:eastAsia="黑体" w:cs="Times New Roman"/>
-          <w:b w:val="0"/>
-          <w:bCs/>
-          <w:kern w:val="0"/>
-          <w:sz w:val="24"/>
-          <w:szCs w:val="24"/>
-          <w:lang w:val="en-US" w:eastAsia="zh-CN" w:bidi="ar-SA"/>
-        </w:rPr>
-        <w:t>Gateway API has been successfully installed into the Kubernetes cluster. The output shows that multiple Custom Resource Definitions, such as gateways and routes, have been created, which are required for managing traffic routing in Istio.</w:t>
-      </w:r>
-    </w:p>
-    <w:p>
-      <w:pPr>
         <w:widowControl w:val="0"/>
         <w:numPr>
           <w:ilvl w:val="0"/>
@@ -1524,12 +1352,39 @@
         <w:spacing w:line="300" w:lineRule="auto"/>
         <w:jc w:val="left"/>
       </w:pPr>
+    </w:p>
+    <w:p>
+      <w:pPr>
+        <w:ind w:firstLine="0"/>
+      </w:pPr>
+      <w:r>
+        <w:rPr>
+          <w:rFonts w:ascii="Times New Roman" w:hAnsi="Times New Roman" w:eastAsia="Times New Roman"/>
+          <w:sz w:val="24"/>
+          <w:szCs w:val="24"/>
+        </w:rPr>
+        <w:t>The Bookinfo application is now reachable through the browser, and the product page displays book details and review information, confirming that the sample microservices application has been deployed and exposed successfully.</w:t>
+      </w:r>
+    </w:p>
+    <w:p>
+      <w:pPr>
+        <w:widowControl w:val="0"/>
+        <w:numPr>
+          <w:ilvl w:val="0"/>
+          <w:numId w:val="0"/>
+        </w:numPr>
+        <w:autoSpaceDE w:val="0"/>
+        <w:autoSpaceDN w:val="0"/>
+        <w:adjustRightInd w:val="0"/>
+        <w:spacing w:line="300" w:lineRule="auto"/>
+        <w:jc w:val="left"/>
+      </w:pPr>
       <w:r>
         <w:drawing>
           <wp:inline distT="0" distB="0" distL="114300" distR="114300">
-            <wp:extent cx="5270500" cy="2374900"/>
-            <wp:effectExtent l="0" t="0" r="0" b="0"/>
-            <wp:docPr id="6" name="图片 6"/>
+            <wp:extent cx="5271770" cy="2920365"/>
+            <wp:effectExtent l="0" t="0" r="11430" b="635"/>
+            <wp:docPr id="16" name="图片 6"/>
             <wp:cNvGraphicFramePr>
               <a:graphicFrameLocks xmlns:a="http://schemas.openxmlformats.org/drawingml/2006/main" noChangeAspect="1"/>
             </wp:cNvGraphicFramePr>
@@ -1537,7 +1392,7 @@
               <a:graphicData uri="http://schemas.openxmlformats.org/drawingml/2006/picture">
                 <pic:pic xmlns:pic="http://schemas.openxmlformats.org/drawingml/2006/picture">
                   <pic:nvPicPr>
-                    <pic:cNvPr id="6" name="图片 6"/>
+                    <pic:cNvPr id="16" name="图片 6"/>
                     <pic:cNvPicPr>
                       <a:picLocks noChangeAspect="1"/>
                     </pic:cNvPicPr>
@@ -1551,7 +1406,7 @@
                   <pic:spPr>
                     <a:xfrm>
                       <a:off x="0" y="0"/>
-                      <a:ext cx="5270500" cy="2374900"/>
+                      <a:ext cx="5271770" cy="2920365"/>
                     </a:xfrm>
                     <a:prstGeom prst="rect">
                       <a:avLst/>
@@ -1570,40 +1425,6 @@
     </w:p>
     <w:p>
       <w:pPr>
-        <w:widowControl/>
-        <w:numPr>
-          <w:ilvl w:val="0"/>
-          <w:numId w:val="0"/>
-        </w:numPr>
-        <w:shd w:val="clear" w:color="auto" w:fill="FFFFFF"/>
-        <w:spacing w:before="0" w:beforeAutospacing="0" w:after="0" w:afterAutospacing="0"/>
-        <w:ind w:left="0" w:leftChars="0" w:firstLine="0" w:firstLineChars="0"/>
-        <w:jc w:val="both"/>
-        <w:rPr>
-          <w:rFonts w:hint="eastAsia" w:ascii="Times New Roman" w:hAnsi="Times New Roman" w:eastAsia="黑体" w:cs="Times New Roman"/>
-          <w:b w:val="0"/>
-          <w:bCs/>
-          <w:kern w:val="0"/>
-          <w:sz w:val="24"/>
-          <w:szCs w:val="24"/>
-          <w:lang w:val="en-US" w:eastAsia="zh-CN" w:bidi="ar-SA"/>
-        </w:rPr>
-      </w:pPr>
-      <w:r>
-        <w:rPr>
-          <w:rFonts w:hint="eastAsia" w:ascii="Times New Roman" w:hAnsi="Times New Roman" w:eastAsia="黑体" w:cs="Times New Roman"/>
-          <w:b w:val="0"/>
-          <w:bCs/>
-          <w:kern w:val="0"/>
-          <w:sz w:val="24"/>
-          <w:szCs w:val="24"/>
-          <w:lang w:val="en-US" w:eastAsia="zh-CN" w:bidi="ar-SA"/>
-        </w:rPr>
-        <w:t>The Bookinfo microservices application has been successfully deployed into the Kubernetes cluster. Multiple services, deployments, and service accounts are created, indicating that all components of the application are now running and ready for further testing and access.</w:t>
-      </w:r>
-    </w:p>
-    <w:p>
-      <w:pPr>
         <w:widowControl w:val="0"/>
         <w:numPr>
           <w:ilvl w:val="0"/>
@@ -1615,12 +1436,39 @@
         <w:spacing w:line="300" w:lineRule="auto"/>
         <w:jc w:val="left"/>
       </w:pPr>
+    </w:p>
+    <w:p>
+      <w:pPr>
+        <w:ind w:firstLine="0"/>
+      </w:pPr>
+      <w:r>
+        <w:rPr>
+          <w:rFonts w:ascii="Times New Roman" w:hAnsi="Times New Roman" w:eastAsia="Times New Roman"/>
+          <w:sz w:val="24"/>
+          <w:szCs w:val="24"/>
+        </w:rPr>
+        <w:t>The initial VirtualService configuration has been applied to route all Bookinfo service traffic to version v1, providing a stable baseline before testing more specific request-routing rules.</w:t>
+      </w:r>
+    </w:p>
+    <w:p>
+      <w:pPr>
+        <w:widowControl w:val="0"/>
+        <w:numPr>
+          <w:ilvl w:val="0"/>
+          <w:numId w:val="0"/>
+        </w:numPr>
+        <w:autoSpaceDE w:val="0"/>
+        <w:autoSpaceDN w:val="0"/>
+        <w:adjustRightInd w:val="0"/>
+        <w:spacing w:line="300" w:lineRule="auto"/>
+        <w:jc w:val="left"/>
+      </w:pPr>
       <w:r>
         <w:drawing>
           <wp:inline distT="0" distB="0" distL="114300" distR="114300">
-            <wp:extent cx="5269230" cy="2135505"/>
-            <wp:effectExtent l="0" t="0" r="1270" b="10795"/>
-            <wp:docPr id="7" name="图片 7"/>
+            <wp:extent cx="5266690" cy="736600"/>
+            <wp:effectExtent l="0" t="0" r="3810" b="0"/>
+            <wp:docPr id="17" name="图片 7"/>
             <wp:cNvGraphicFramePr>
               <a:graphicFrameLocks xmlns:a="http://schemas.openxmlformats.org/drawingml/2006/main" noChangeAspect="1"/>
             </wp:cNvGraphicFramePr>
@@ -1628,7 +1476,7 @@
               <a:graphicData uri="http://schemas.openxmlformats.org/drawingml/2006/picture">
                 <pic:pic xmlns:pic="http://schemas.openxmlformats.org/drawingml/2006/picture">
                   <pic:nvPicPr>
-                    <pic:cNvPr id="7" name="图片 7"/>
+                    <pic:cNvPr id="17" name="图片 7"/>
                     <pic:cNvPicPr>
                       <a:picLocks noChangeAspect="1"/>
                     </pic:cNvPicPr>
@@ -1642,7 +1490,7 @@
                   <pic:spPr>
                     <a:xfrm>
                       <a:off x="0" y="0"/>
-                      <a:ext cx="5269230" cy="2135505"/>
+                      <a:ext cx="5266690" cy="736600"/>
                     </a:xfrm>
                     <a:prstGeom prst="rect">
                       <a:avLst/>
@@ -1661,40 +1509,6 @@
     </w:p>
     <w:p>
       <w:pPr>
-        <w:widowControl/>
-        <w:numPr>
-          <w:ilvl w:val="0"/>
-          <w:numId w:val="0"/>
-        </w:numPr>
-        <w:shd w:val="clear" w:color="auto" w:fill="FFFFFF"/>
-        <w:spacing w:before="0" w:beforeAutospacing="0" w:after="0" w:afterAutospacing="0"/>
-        <w:ind w:left="0" w:leftChars="0" w:firstLine="0" w:firstLineChars="0"/>
-        <w:jc w:val="both"/>
-        <w:rPr>
-          <w:rFonts w:hint="eastAsia" w:ascii="Times New Roman" w:hAnsi="Times New Roman" w:eastAsia="黑体" w:cs="Times New Roman"/>
-          <w:b w:val="0"/>
-          <w:bCs/>
-          <w:kern w:val="0"/>
-          <w:sz w:val="24"/>
-          <w:szCs w:val="24"/>
-          <w:lang w:val="en-US" w:eastAsia="zh-CN" w:bidi="ar-SA"/>
-        </w:rPr>
-      </w:pPr>
-      <w:r>
-        <w:rPr>
-          <w:rFonts w:hint="eastAsia" w:ascii="Times New Roman" w:hAnsi="Times New Roman" w:eastAsia="黑体" w:cs="Times New Roman"/>
-          <w:b w:val="0"/>
-          <w:bCs/>
-          <w:kern w:val="0"/>
-          <w:sz w:val="24"/>
-          <w:szCs w:val="24"/>
-          <w:lang w:val="en-US" w:eastAsia="zh-CN" w:bidi="ar-SA"/>
-        </w:rPr>
-        <w:t>The services have been created successfully, but most pods are still in the “ContainerCreating” state, which means they are starting up and pulling images. Only one pod is already running, indicating the deployment is in progress.</w:t>
-      </w:r>
-    </w:p>
-    <w:p>
-      <w:pPr>
         <w:widowControl w:val="0"/>
         <w:numPr>
           <w:ilvl w:val="0"/>
@@ -1706,12 +1520,39 @@
         <w:spacing w:line="300" w:lineRule="auto"/>
         <w:jc w:val="left"/>
       </w:pPr>
+    </w:p>
+    <w:p>
+      <w:pPr>
+        <w:ind w:firstLine="0"/>
+      </w:pPr>
+      <w:r>
+        <w:rPr>
+          <w:rFonts w:ascii="Times New Roman" w:hAnsi="Times New Roman" w:eastAsia="Times New Roman"/>
+          <w:sz w:val="24"/>
+          <w:szCs w:val="24"/>
+        </w:rPr>
+        <w:t>The review section is displayed without star ratings, which matches the expected behavior after directing reviews traffic to version v1.</w:t>
+      </w:r>
+    </w:p>
+    <w:p>
+      <w:pPr>
+        <w:widowControl w:val="0"/>
+        <w:numPr>
+          <w:ilvl w:val="0"/>
+          <w:numId w:val="0"/>
+        </w:numPr>
+        <w:autoSpaceDE w:val="0"/>
+        <w:autoSpaceDN w:val="0"/>
+        <w:adjustRightInd w:val="0"/>
+        <w:spacing w:line="300" w:lineRule="auto"/>
+        <w:jc w:val="left"/>
+      </w:pPr>
       <w:r>
         <w:drawing>
           <wp:inline distT="0" distB="0" distL="114300" distR="114300">
-            <wp:extent cx="5271135" cy="2139315"/>
-            <wp:effectExtent l="0" t="0" r="12065" b="6985"/>
-            <wp:docPr id="8" name="图片 8"/>
+            <wp:extent cx="5273040" cy="1303655"/>
+            <wp:effectExtent l="0" t="0" r="10160" b="4445"/>
+            <wp:docPr id="18" name="图片 8"/>
             <wp:cNvGraphicFramePr>
               <a:graphicFrameLocks xmlns:a="http://schemas.openxmlformats.org/drawingml/2006/main" noChangeAspect="1"/>
             </wp:cNvGraphicFramePr>
@@ -1719,7 +1560,7 @@
               <a:graphicData uri="http://schemas.openxmlformats.org/drawingml/2006/picture">
                 <pic:pic xmlns:pic="http://schemas.openxmlformats.org/drawingml/2006/picture">
                   <pic:nvPicPr>
-                    <pic:cNvPr id="8" name="图片 8"/>
+                    <pic:cNvPr id="18" name="图片 8"/>
                     <pic:cNvPicPr>
                       <a:picLocks noChangeAspect="1"/>
                     </pic:cNvPicPr>
@@ -1733,7 +1574,7 @@
                   <pic:spPr>
                     <a:xfrm>
                       <a:off x="0" y="0"/>
-                      <a:ext cx="5271135" cy="2139315"/>
+                      <a:ext cx="5273040" cy="1303655"/>
                     </a:xfrm>
                     <a:prstGeom prst="rect">
                       <a:avLst/>
@@ -1752,40 +1593,6 @@
     </w:p>
     <w:p>
       <w:pPr>
-        <w:widowControl/>
-        <w:numPr>
-          <w:ilvl w:val="0"/>
-          <w:numId w:val="0"/>
-        </w:numPr>
-        <w:shd w:val="clear" w:color="auto" w:fill="FFFFFF"/>
-        <w:spacing w:before="0" w:beforeAutospacing="0" w:after="0" w:afterAutospacing="0"/>
-        <w:ind w:left="0" w:leftChars="0" w:firstLine="0" w:firstLineChars="0"/>
-        <w:jc w:val="both"/>
-        <w:rPr>
-          <w:rFonts w:hint="eastAsia" w:ascii="Times New Roman" w:hAnsi="Times New Roman" w:eastAsia="黑体" w:cs="Times New Roman"/>
-          <w:b w:val="0"/>
-          <w:bCs/>
-          <w:kern w:val="0"/>
-          <w:sz w:val="24"/>
-          <w:szCs w:val="24"/>
-          <w:lang w:val="en-US" w:eastAsia="zh-CN" w:bidi="ar-SA"/>
-        </w:rPr>
-      </w:pPr>
-      <w:r>
-        <w:rPr>
-          <w:rFonts w:hint="eastAsia" w:ascii="Times New Roman" w:hAnsi="Times New Roman" w:eastAsia="黑体" w:cs="Times New Roman"/>
-          <w:b w:val="0"/>
-          <w:bCs/>
-          <w:kern w:val="0"/>
-          <w:sz w:val="24"/>
-          <w:szCs w:val="24"/>
-          <w:lang w:val="en-US" w:eastAsia="zh-CN" w:bidi="ar-SA"/>
-        </w:rPr>
-        <w:t>The request to the Bookinfo application is successful, and the returned page title confirms that the service is working correctly. This indicates that the microservices can communicate with each other and the application is running as expected.</w:t>
-      </w:r>
-    </w:p>
-    <w:p>
-      <w:pPr>
         <w:widowControl w:val="0"/>
         <w:numPr>
           <w:ilvl w:val="0"/>
@@ -1797,12 +1604,39 @@
         <w:spacing w:line="300" w:lineRule="auto"/>
         <w:jc w:val="left"/>
       </w:pPr>
+    </w:p>
+    <w:p>
+      <w:pPr>
+        <w:ind w:firstLine="0"/>
+      </w:pPr>
+      <w:r>
+        <w:rPr>
+          <w:rFonts w:ascii="Times New Roman" w:hAnsi="Times New Roman" w:eastAsia="Times New Roman"/>
+          <w:sz w:val="24"/>
+          <w:szCs w:val="24"/>
+        </w:rPr>
+        <w:t>The user-based routing rule has been applied for the reviews service, allowing requests from the specified test user to be directed to a different service version.</w:t>
+      </w:r>
+    </w:p>
+    <w:p>
+      <w:pPr>
+        <w:widowControl w:val="0"/>
+        <w:numPr>
+          <w:ilvl w:val="0"/>
+          <w:numId w:val="0"/>
+        </w:numPr>
+        <w:autoSpaceDE w:val="0"/>
+        <w:autoSpaceDN w:val="0"/>
+        <w:adjustRightInd w:val="0"/>
+        <w:spacing w:line="300" w:lineRule="auto"/>
+        <w:jc w:val="left"/>
+      </w:pPr>
       <w:r>
         <w:drawing>
           <wp:inline distT="0" distB="0" distL="114300" distR="114300">
-            <wp:extent cx="5270500" cy="903605"/>
-            <wp:effectExtent l="0" t="0" r="0" b="10795"/>
-            <wp:docPr id="9" name="图片 9"/>
+            <wp:extent cx="5270500" cy="397510"/>
+            <wp:effectExtent l="0" t="0" r="0" b="8890"/>
+            <wp:docPr id="20" name="图片 10"/>
             <wp:cNvGraphicFramePr>
               <a:graphicFrameLocks xmlns:a="http://schemas.openxmlformats.org/drawingml/2006/main" noChangeAspect="1"/>
             </wp:cNvGraphicFramePr>
@@ -1810,7 +1644,7 @@
               <a:graphicData uri="http://schemas.openxmlformats.org/drawingml/2006/picture">
                 <pic:pic xmlns:pic="http://schemas.openxmlformats.org/drawingml/2006/picture">
                   <pic:nvPicPr>
-                    <pic:cNvPr id="9" name="图片 9"/>
+                    <pic:cNvPr id="20" name="图片 10"/>
                     <pic:cNvPicPr>
                       <a:picLocks noChangeAspect="1"/>
                     </pic:cNvPicPr>
@@ -1824,7 +1658,7 @@
                   <pic:spPr>
                     <a:xfrm>
                       <a:off x="0" y="0"/>
-                      <a:ext cx="5270500" cy="903605"/>
+                      <a:ext cx="5270500" cy="397510"/>
                     </a:xfrm>
                     <a:prstGeom prst="rect">
                       <a:avLst/>
@@ -1843,36 +1677,15 @@
     </w:p>
     <w:p>
       <w:pPr>
-        <w:widowControl/>
-        <w:numPr>
-          <w:ilvl w:val="0"/>
-          <w:numId w:val="0"/>
-        </w:numPr>
-        <w:shd w:val="clear" w:color="auto" w:fill="FFFFFF"/>
-        <w:spacing w:before="0" w:beforeAutospacing="0" w:after="0" w:afterAutospacing="0"/>
-        <w:ind w:left="0" w:leftChars="0" w:firstLine="0" w:firstLineChars="0"/>
-        <w:jc w:val="both"/>
-        <w:rPr>
-          <w:rFonts w:hint="eastAsia" w:ascii="Times New Roman" w:hAnsi="Times New Roman" w:eastAsia="黑体" w:cs="Times New Roman"/>
-          <w:b w:val="0"/>
-          <w:bCs/>
-          <w:kern w:val="0"/>
-          <w:sz w:val="24"/>
-          <w:szCs w:val="24"/>
-          <w:lang w:val="en-US" w:eastAsia="zh-CN" w:bidi="ar-SA"/>
-        </w:rPr>
-      </w:pPr>
-      <w:r>
-        <w:rPr>
-          <w:rFonts w:hint="eastAsia" w:ascii="Times New Roman" w:hAnsi="Times New Roman" w:eastAsia="黑体" w:cs="Times New Roman"/>
-          <w:b w:val="0"/>
-          <w:bCs/>
-          <w:kern w:val="0"/>
-          <w:sz w:val="24"/>
-          <w:szCs w:val="24"/>
-          <w:lang w:val="en-US" w:eastAsia="zh-CN" w:bidi="ar-SA"/>
-        </w:rPr>
-        <w:t>The gateway configuration has been successfully applied, enabling external access to the Bookinfo application. The analysis output shows only informational warnings, mainly indicating that the namespace has not enabled automatic sidecar injection and that a service port naming convention is not fully compliant. These do not affect basic functionality but may impact advanced Istio features.</w:t>
+        <w:ind w:firstLine="0"/>
+      </w:pPr>
+      <w:r>
+        <w:rPr>
+          <w:rFonts w:ascii="Times New Roman" w:hAnsi="Times New Roman" w:eastAsia="Times New Roman"/>
+          <w:sz w:val="24"/>
+          <w:szCs w:val="24"/>
+        </w:rPr>
+        <w:t>The review section now shows black star ratings after the routing rule takes effect, indicating that the request has reached reviews version v2 under the configured user condition.</w:t>
       </w:r>
     </w:p>
     <w:p>
@@ -1891,9 +1704,9 @@
       <w:r>
         <w:drawing>
           <wp:inline distT="0" distB="0" distL="114300" distR="114300">
-            <wp:extent cx="5266690" cy="1230630"/>
-            <wp:effectExtent l="0" t="0" r="3810" b="1270"/>
-            <wp:docPr id="10" name="图片 10"/>
+            <wp:extent cx="5266055" cy="1255395"/>
+            <wp:effectExtent l="0" t="0" r="4445" b="1905"/>
+            <wp:docPr id="19" name="图片 9"/>
             <wp:cNvGraphicFramePr>
               <a:graphicFrameLocks xmlns:a="http://schemas.openxmlformats.org/drawingml/2006/main" noChangeAspect="1"/>
             </wp:cNvGraphicFramePr>
@@ -1901,7 +1714,7 @@
               <a:graphicData uri="http://schemas.openxmlformats.org/drawingml/2006/picture">
                 <pic:pic xmlns:pic="http://schemas.openxmlformats.org/drawingml/2006/picture">
                   <pic:nvPicPr>
-                    <pic:cNvPr id="10" name="图片 10"/>
+                    <pic:cNvPr id="19" name="图片 9"/>
                     <pic:cNvPicPr>
                       <a:picLocks noChangeAspect="1"/>
                     </pic:cNvPicPr>
@@ -1915,7 +1728,7 @@
                   <pic:spPr>
                     <a:xfrm>
                       <a:off x="0" y="0"/>
-                      <a:ext cx="5266690" cy="1230630"/>
+                      <a:ext cx="5266055" cy="1255395"/>
                     </a:xfrm>
                     <a:prstGeom prst="rect">
                       <a:avLst/>
@@ -1934,40 +1747,6 @@
     </w:p>
     <w:p>
       <w:pPr>
-        <w:widowControl/>
-        <w:numPr>
-          <w:ilvl w:val="0"/>
-          <w:numId w:val="0"/>
-        </w:numPr>
-        <w:shd w:val="clear" w:color="auto" w:fill="FFFFFF"/>
-        <w:spacing w:before="0" w:beforeAutospacing="0" w:after="0" w:afterAutospacing="0"/>
-        <w:ind w:left="0" w:leftChars="0" w:firstLine="0" w:firstLineChars="0"/>
-        <w:jc w:val="both"/>
-        <w:rPr>
-          <w:rFonts w:hint="eastAsia" w:ascii="Times New Roman" w:hAnsi="Times New Roman" w:eastAsia="黑体" w:cs="Times New Roman"/>
-          <w:b w:val="0"/>
-          <w:bCs/>
-          <w:kern w:val="0"/>
-          <w:sz w:val="24"/>
-          <w:szCs w:val="24"/>
-          <w:lang w:val="en-US" w:eastAsia="zh-CN" w:bidi="ar-SA"/>
-        </w:rPr>
-      </w:pPr>
-      <w:r>
-        <w:rPr>
-          <w:rFonts w:hint="eastAsia" w:ascii="Times New Roman" w:hAnsi="Times New Roman" w:eastAsia="黑体" w:cs="Times New Roman"/>
-          <w:b w:val="0"/>
-          <w:bCs/>
-          <w:kern w:val="0"/>
-          <w:sz w:val="24"/>
-          <w:szCs w:val="24"/>
-          <w:lang w:val="en-US" w:eastAsia="zh-CN" w:bidi="ar-SA"/>
-        </w:rPr>
-        <w:t>The Bookinfo application is successfully accessed through the browser, and the product page is displayed correctly. This confirms that the service deployment, networking configuration, and external access are all functioning as expected.</w:t>
-      </w:r>
-    </w:p>
-    <w:p>
-      <w:pPr>
         <w:widowControl w:val="0"/>
         <w:numPr>
           <w:ilvl w:val="0"/>
@@ -1978,16 +1757,40 @@
         <w:adjustRightInd w:val="0"/>
         <w:spacing w:line="300" w:lineRule="auto"/>
         <w:jc w:val="left"/>
-        <w:rPr>
-          <w:rFonts w:hint="default"/>
-        </w:rPr>
+      </w:pPr>
+    </w:p>
+    <w:p>
+      <w:pPr>
+        <w:ind w:firstLine="0"/>
+      </w:pPr>
+      <w:r>
+        <w:rPr>
+          <w:rFonts w:ascii="Times New Roman" w:hAnsi="Times New Roman" w:eastAsia="Times New Roman"/>
+          <w:sz w:val="24"/>
+          <w:szCs w:val="24"/>
+        </w:rPr>
+        <w:t>The traffic-shifting rules have been updated for the reviews service, first splitting traffic between versions and then moving traffic toward version v3.</w:t>
+      </w:r>
+    </w:p>
+    <w:p>
+      <w:pPr>
+        <w:widowControl w:val="0"/>
+        <w:numPr>
+          <w:ilvl w:val="0"/>
+          <w:numId w:val="0"/>
+        </w:numPr>
+        <w:autoSpaceDE w:val="0"/>
+        <w:autoSpaceDN w:val="0"/>
+        <w:adjustRightInd w:val="0"/>
+        <w:spacing w:line="300" w:lineRule="auto"/>
+        <w:jc w:val="left"/>
       </w:pPr>
       <w:r>
         <w:drawing>
           <wp:inline distT="0" distB="0" distL="114300" distR="114300">
-            <wp:extent cx="5268595" cy="1475740"/>
-            <wp:effectExtent l="0" t="0" r="1905" b="10160"/>
-            <wp:docPr id="11" name="图片 11"/>
+            <wp:extent cx="5266690" cy="1553845"/>
+            <wp:effectExtent l="0" t="0" r="3810" b="8255"/>
+            <wp:docPr id="21" name="图片 11"/>
             <wp:cNvGraphicFramePr>
               <a:graphicFrameLocks xmlns:a="http://schemas.openxmlformats.org/drawingml/2006/main" noChangeAspect="1"/>
             </wp:cNvGraphicFramePr>
@@ -1995,7 +1798,7 @@
               <a:graphicData uri="http://schemas.openxmlformats.org/drawingml/2006/picture">
                 <pic:pic xmlns:pic="http://schemas.openxmlformats.org/drawingml/2006/picture">
                   <pic:nvPicPr>
-                    <pic:cNvPr id="11" name="图片 11"/>
+                    <pic:cNvPr id="21" name="图片 11"/>
                     <pic:cNvPicPr>
                       <a:picLocks noChangeAspect="1"/>
                     </pic:cNvPicPr>
@@ -2009,7 +1812,7 @@
                   <pic:spPr>
                     <a:xfrm>
                       <a:off x="0" y="0"/>
-                      <a:ext cx="5268595" cy="1475740"/>
+                      <a:ext cx="5266690" cy="1553845"/>
                     </a:xfrm>
                     <a:prstGeom prst="rect">
                       <a:avLst/>
@@ -2028,6 +1831,303 @@
     </w:p>
     <w:p>
       <w:pPr>
+        <w:ind w:firstLine="0"/>
+      </w:pPr>
+      <w:r>
+        <w:rPr>
+          <w:rFonts w:ascii="Times New Roman" w:hAnsi="Times New Roman" w:eastAsia="Times New Roman"/>
+          <w:sz w:val="24"/>
+          <w:szCs w:val="24"/>
+        </w:rPr>
+        <w:t>The review section shows red star ratings, demonstrating that traffic has been shifted to reviews version v3 and the new service version is being served.</w:t>
+      </w:r>
+    </w:p>
+    <w:p>
+      <w:pPr>
+        <w:widowControl w:val="0"/>
+        <w:numPr>
+          <w:ilvl w:val="0"/>
+          <w:numId w:val="0"/>
+        </w:numPr>
+        <w:autoSpaceDE w:val="0"/>
+        <w:autoSpaceDN w:val="0"/>
+        <w:adjustRightInd w:val="0"/>
+        <w:spacing w:line="300" w:lineRule="auto"/>
+        <w:jc w:val="left"/>
+      </w:pPr>
+      <w:r>
+        <w:drawing>
+          <wp:inline distT="0" distB="0" distL="114300" distR="114300">
+            <wp:extent cx="5259705" cy="1238250"/>
+            <wp:effectExtent l="0" t="0" r="10795" b="6350"/>
+            <wp:docPr id="22" name="图片 12"/>
+            <wp:cNvGraphicFramePr>
+              <a:graphicFrameLocks xmlns:a="http://schemas.openxmlformats.org/drawingml/2006/main" noChangeAspect="1"/>
+            </wp:cNvGraphicFramePr>
+            <a:graphic xmlns:a="http://schemas.openxmlformats.org/drawingml/2006/main">
+              <a:graphicData uri="http://schemas.openxmlformats.org/drawingml/2006/picture">
+                <pic:pic xmlns:pic="http://schemas.openxmlformats.org/drawingml/2006/picture">
+                  <pic:nvPicPr>
+                    <pic:cNvPr id="22" name="图片 12"/>
+                    <pic:cNvPicPr>
+                      <a:picLocks noChangeAspect="1"/>
+                    </pic:cNvPicPr>
+                  </pic:nvPicPr>
+                  <pic:blipFill>
+                    <a:blip r:embed="rId15"/>
+                    <a:stretch>
+                      <a:fillRect/>
+                    </a:stretch>
+                  </pic:blipFill>
+                  <pic:spPr>
+                    <a:xfrm>
+                      <a:off x="0" y="0"/>
+                      <a:ext cx="5259705" cy="1238250"/>
+                    </a:xfrm>
+                    <a:prstGeom prst="rect">
+                      <a:avLst/>
+                    </a:prstGeom>
+                    <a:noFill/>
+                    <a:ln>
+                      <a:noFill/>
+                    </a:ln>
+                  </pic:spPr>
+                </pic:pic>
+              </a:graphicData>
+            </a:graphic>
+          </wp:inline>
+        </w:drawing>
+      </w:r>
+    </w:p>
+    <w:p>
+      <w:pPr>
+        <w:widowControl w:val="0"/>
+        <w:numPr>
+          <w:ilvl w:val="0"/>
+          <w:numId w:val="0"/>
+        </w:numPr>
+        <w:autoSpaceDE w:val="0"/>
+        <w:autoSpaceDN w:val="0"/>
+        <w:adjustRightInd w:val="0"/>
+        <w:spacing w:line="300" w:lineRule="auto"/>
+        <w:jc w:val="left"/>
+      </w:pPr>
+    </w:p>
+    <w:p>
+      <w:pPr>
+        <w:ind w:firstLine="0"/>
+      </w:pPr>
+      <w:r>
+        <w:rPr>
+          <w:rFonts w:ascii="Times New Roman" w:hAnsi="Times New Roman" w:eastAsia="Times New Roman"/>
+          <w:sz w:val="24"/>
+          <w:szCs w:val="24"/>
+        </w:rPr>
+        <w:t>The fault-injection configuration has been applied to the ratings service, introducing controlled delay and failure behavior for the selected request path.</w:t>
+      </w:r>
+    </w:p>
+    <w:p>
+      <w:pPr>
+        <w:widowControl w:val="0"/>
+        <w:numPr>
+          <w:ilvl w:val="0"/>
+          <w:numId w:val="0"/>
+        </w:numPr>
+        <w:autoSpaceDE w:val="0"/>
+        <w:autoSpaceDN w:val="0"/>
+        <w:adjustRightInd w:val="0"/>
+        <w:spacing w:line="300" w:lineRule="auto"/>
+        <w:jc w:val="left"/>
+      </w:pPr>
+      <w:r>
+        <w:drawing>
+          <wp:inline distT="0" distB="0" distL="114300" distR="114300">
+            <wp:extent cx="5270500" cy="1428115"/>
+            <wp:effectExtent l="0" t="0" r="0" b="6985"/>
+            <wp:docPr id="24" name="图片 14"/>
+            <wp:cNvGraphicFramePr>
+              <a:graphicFrameLocks xmlns:a="http://schemas.openxmlformats.org/drawingml/2006/main" noChangeAspect="1"/>
+            </wp:cNvGraphicFramePr>
+            <a:graphic xmlns:a="http://schemas.openxmlformats.org/drawingml/2006/main">
+              <a:graphicData uri="http://schemas.openxmlformats.org/drawingml/2006/picture">
+                <pic:pic xmlns:pic="http://schemas.openxmlformats.org/drawingml/2006/picture">
+                  <pic:nvPicPr>
+                    <pic:cNvPr id="24" name="图片 14"/>
+                    <pic:cNvPicPr>
+                      <a:picLocks noChangeAspect="1"/>
+                    </pic:cNvPicPr>
+                  </pic:nvPicPr>
+                  <pic:blipFill>
+                    <a:blip r:embed="rId16"/>
+                    <a:stretch>
+                      <a:fillRect/>
+                    </a:stretch>
+                  </pic:blipFill>
+                  <pic:spPr>
+                    <a:xfrm>
+                      <a:off x="0" y="0"/>
+                      <a:ext cx="5270500" cy="1428115"/>
+                    </a:xfrm>
+                    <a:prstGeom prst="rect">
+                      <a:avLst/>
+                    </a:prstGeom>
+                    <a:noFill/>
+                    <a:ln>
+                      <a:noFill/>
+                    </a:ln>
+                  </pic:spPr>
+                </pic:pic>
+              </a:graphicData>
+            </a:graphic>
+          </wp:inline>
+        </w:drawing>
+      </w:r>
+    </w:p>
+    <w:p>
+      <w:pPr>
+        <w:ind w:firstLine="0"/>
+      </w:pPr>
+      <w:r>
+        <w:rPr>
+          <w:rFonts w:ascii="Times New Roman" w:hAnsi="Times New Roman" w:eastAsia="Times New Roman"/>
+          <w:sz w:val="24"/>
+          <w:szCs w:val="24"/>
+        </w:rPr>
+        <w:t>The product page reports an error when fetching reviews, showing how the application behaves when the downstream ratings service is affected by injected faults.</w:t>
+      </w:r>
+    </w:p>
+    <w:p>
+      <w:pPr>
+        <w:widowControl w:val="0"/>
+        <w:numPr>
+          <w:ilvl w:val="0"/>
+          <w:numId w:val="0"/>
+        </w:numPr>
+        <w:autoSpaceDE w:val="0"/>
+        <w:autoSpaceDN w:val="0"/>
+        <w:adjustRightInd w:val="0"/>
+        <w:spacing w:line="300" w:lineRule="auto"/>
+        <w:jc w:val="left"/>
+      </w:pPr>
+      <w:r>
+        <w:drawing>
+          <wp:inline distT="0" distB="0" distL="114300" distR="114300">
+            <wp:extent cx="5268595" cy="487045"/>
+            <wp:effectExtent l="0" t="0" r="1905" b="8255"/>
+            <wp:docPr id="23" name="图片 13"/>
+            <wp:cNvGraphicFramePr>
+              <a:graphicFrameLocks xmlns:a="http://schemas.openxmlformats.org/drawingml/2006/main" noChangeAspect="1"/>
+            </wp:cNvGraphicFramePr>
+            <a:graphic xmlns:a="http://schemas.openxmlformats.org/drawingml/2006/main">
+              <a:graphicData uri="http://schemas.openxmlformats.org/drawingml/2006/picture">
+                <pic:pic xmlns:pic="http://schemas.openxmlformats.org/drawingml/2006/picture">
+                  <pic:nvPicPr>
+                    <pic:cNvPr id="23" name="图片 13"/>
+                    <pic:cNvPicPr>
+                      <a:picLocks noChangeAspect="1"/>
+                    </pic:cNvPicPr>
+                  </pic:nvPicPr>
+                  <pic:blipFill>
+                    <a:blip r:embed="rId17"/>
+                    <a:stretch>
+                      <a:fillRect/>
+                    </a:stretch>
+                  </pic:blipFill>
+                  <pic:spPr>
+                    <a:xfrm>
+                      <a:off x="0" y="0"/>
+                      <a:ext cx="5268595" cy="487045"/>
+                    </a:xfrm>
+                    <a:prstGeom prst="rect">
+                      <a:avLst/>
+                    </a:prstGeom>
+                    <a:noFill/>
+                    <a:ln>
+                      <a:noFill/>
+                    </a:ln>
+                  </pic:spPr>
+                </pic:pic>
+              </a:graphicData>
+            </a:graphic>
+          </wp:inline>
+        </w:drawing>
+      </w:r>
+    </w:p>
+    <w:p>
+      <w:pPr>
+        <w:ind w:firstLine="0"/>
+      </w:pPr>
+      <w:r>
+        <w:rPr>
+          <w:rFonts w:ascii="Times New Roman" w:hAnsi="Times New Roman" w:eastAsia="Times New Roman"/>
+          <w:sz w:val="24"/>
+          <w:szCs w:val="24"/>
+        </w:rPr>
+        <w:t>The final routing adjustment restores the reviews service configuration after the fault-injection test, preparing the application for continued validation or cleanup.</w:t>
+      </w:r>
+    </w:p>
+    <w:p>
+      <w:pPr>
+        <w:widowControl w:val="0"/>
+        <w:numPr>
+          <w:ilvl w:val="0"/>
+          <w:numId w:val="0"/>
+        </w:numPr>
+        <w:autoSpaceDE w:val="0"/>
+        <w:autoSpaceDN w:val="0"/>
+        <w:adjustRightInd w:val="0"/>
+        <w:spacing w:line="300" w:lineRule="auto"/>
+        <w:jc w:val="left"/>
+        <w:rPr>
+          <w:rFonts w:hint="default"/>
+        </w:rPr>
+      </w:pPr>
+      <w:r>
+        <w:drawing>
+          <wp:inline distT="0" distB="0" distL="114300" distR="114300">
+            <wp:extent cx="5262880" cy="1280160"/>
+            <wp:effectExtent l="0" t="0" r="7620" b="2540"/>
+            <wp:docPr id="25" name="图片 15"/>
+            <wp:cNvGraphicFramePr>
+              <a:graphicFrameLocks xmlns:a="http://schemas.openxmlformats.org/drawingml/2006/main" noChangeAspect="1"/>
+            </wp:cNvGraphicFramePr>
+            <a:graphic xmlns:a="http://schemas.openxmlformats.org/drawingml/2006/main">
+              <a:graphicData uri="http://schemas.openxmlformats.org/drawingml/2006/picture">
+                <pic:pic xmlns:pic="http://schemas.openxmlformats.org/drawingml/2006/picture">
+                  <pic:nvPicPr>
+                    <pic:cNvPr id="25" name="图片 15"/>
+                    <pic:cNvPicPr>
+                      <a:picLocks noChangeAspect="1"/>
+                    </pic:cNvPicPr>
+                  </pic:nvPicPr>
+                  <pic:blipFill>
+                    <a:blip r:embed="rId18"/>
+                    <a:stretch>
+                      <a:fillRect/>
+                    </a:stretch>
+                  </pic:blipFill>
+                  <pic:spPr>
+                    <a:xfrm>
+                      <a:off x="0" y="0"/>
+                      <a:ext cx="5262880" cy="1280160"/>
+                    </a:xfrm>
+                    <a:prstGeom prst="rect">
+                      <a:avLst/>
+                    </a:prstGeom>
+                    <a:noFill/>
+                    <a:ln>
+                      <a:noFill/>
+                    </a:ln>
+                  </pic:spPr>
+                </pic:pic>
+              </a:graphicData>
+            </a:graphic>
+          </wp:inline>
+        </w:drawing>
+      </w:r>
+    </w:p>
+    <w:p>
+      <w:pPr>
         <w:autoSpaceDE w:val="0"/>
         <w:autoSpaceDN w:val="0"/>
         <w:adjustRightInd w:val="0"/>
@@ -2083,7 +2183,31 @@
           <w:szCs w:val="24"/>
           <w:lang w:val="en-US" w:eastAsia="zh-CN"/>
         </w:rPr>
-        <w:t>1. This experiment provides a clear and practical understanding of how a service mesh operates in a Kubernetes environment. Compared with traditional microservices communication, Istio introduces an additional abstraction layer through sidecar proxies, which significantly enhances traffic control and observability. The overall workflow becomes more structured, and complex functionalities can be implemented without modifying application code.</w:t>
+        <w:t>1. Through this experiment, I gained valuable hands-on experience in managing traffic and ensuring the resilience of a microservices architecture using Istio. By implementing traffic shifting, I learned how to smoothly transition between different versions of services, which is essential for canary deployments and reducing risks in production environments. The request routing task helped me understand how to direct traffic based on specific conditions, such as headers or version labels, which is crucial for enabling more flexible and dynamic application behaviors. Additionally, fault injection allowed me to simulate real-world failures, providing insights into how Istio</w:t>
+      </w:r>
+      <w:r>
+        <w:rPr>
+          <w:rFonts w:hint="default" w:eastAsia="黑体" w:cs="Times New Roman"/>
+          <w:b w:val="0"/>
+          <w:bCs/>
+          <w:kern w:val="0"/>
+          <w:sz w:val="24"/>
+          <w:szCs w:val="24"/>
+          <w:lang w:val="en-US" w:eastAsia="zh-CN"/>
+        </w:rPr>
+        <w:t>’</w:t>
+      </w:r>
+      <w:r>
+        <w:rPr>
+          <w:rFonts w:hint="eastAsia" w:eastAsia="黑体" w:cs="Times New Roman"/>
+          <w:b w:val="0"/>
+          <w:bCs/>
+          <w:kern w:val="0"/>
+          <w:sz w:val="24"/>
+          <w:szCs w:val="24"/>
+          <w:lang w:val="en-US" w:eastAsia="zh-CN"/>
+        </w:rPr>
+        <w:t>s failure recovery mechanisms work and how they can be leveraged to improve system resilience.</w:t>
       </w:r>
     </w:p>
     <w:p>
@@ -2098,6 +2222,29 @@
         <w:spacing w:line="300" w:lineRule="auto"/>
         <w:jc w:val="both"/>
         <w:rPr>
+          <w:rFonts w:hint="eastAsia" w:eastAsia="黑体" w:cs="Times New Roman"/>
+          <w:b w:val="0"/>
+          <w:bCs/>
+          <w:kern w:val="0"/>
+          <w:sz w:val="24"/>
+          <w:szCs w:val="24"/>
+          <w:lang w:val="en-US" w:eastAsia="zh-CN"/>
+        </w:rPr>
+      </w:pPr>
+      <w:r>
+        <w:rPr>
+          <w:rFonts w:hint="eastAsia" w:eastAsia="黑体" w:cs="Times New Roman"/>
+          <w:b w:val="0"/>
+          <w:bCs/>
+          <w:kern w:val="0"/>
+          <w:sz w:val="24"/>
+          <w:szCs w:val="24"/>
+          <w:lang w:val="en-US" w:eastAsia="zh-CN"/>
+        </w:rPr>
+        <w:t>2. Configuring circuit breaking was another key takeaway, as it taught me how to prevent cascading failures by quickly failing requests to unhealthy service instances. This helps maintain the stability of the system, especially during heavy load or network disruptions. Furthermore, I explore Istio</w:t>
+      </w:r>
+      <w:r>
+        <w:rPr>
           <w:rFonts w:hint="default" w:eastAsia="黑体" w:cs="Times New Roman"/>
           <w:b w:val="0"/>
           <w:bCs/>
@@ -2106,7 +2253,8 @@
           <w:szCs w:val="24"/>
           <w:lang w:val="en-US" w:eastAsia="zh-CN"/>
         </w:rPr>
-      </w:pPr>
+        <w:t>’</w:t>
+      </w:r>
       <w:r>
         <w:rPr>
           <w:rFonts w:hint="eastAsia" w:eastAsia="黑体" w:cs="Times New Roman"/>
@@ -2117,7 +2265,7 @@
           <w:szCs w:val="24"/>
           <w:lang w:val="en-US" w:eastAsia="zh-CN"/>
         </w:rPr>
-        <w:t>2. The installation and configuration process highlights the importance of environment consistency and dependency management. Small issues such as missing namespace labels or incorrect configurations can directly affect the behavior of the system. This reinforces the need for careful verification at each step, especially when deploying distributed systems where errors are often not immediately visible.</w:t>
+        <w:t xml:space="preserve">s observability tools, which provided a deeper understanding of traffic patterns and system health through real-time metrics. </w:t>
       </w:r>
     </w:p>
     <w:p>
@@ -2132,17 +2280,6 @@
         <w:spacing w:line="300" w:lineRule="auto"/>
         <w:jc w:val="both"/>
         <w:rPr>
-          <w:rFonts w:hint="default" w:eastAsia="黑体" w:cs="Times New Roman"/>
-          <w:b w:val="0"/>
-          <w:bCs/>
-          <w:kern w:val="0"/>
-          <w:sz w:val="24"/>
-          <w:szCs w:val="24"/>
-          <w:lang w:val="en-US" w:eastAsia="zh-CN"/>
-        </w:rPr>
-      </w:pPr>
-      <w:r>
-        <w:rPr>
           <w:rFonts w:hint="eastAsia" w:eastAsia="黑体" w:cs="Times New Roman"/>
           <w:b w:val="0"/>
           <w:bCs/>
@@ -2151,7 +2288,18 @@
           <w:szCs w:val="24"/>
           <w:lang w:val="en-US" w:eastAsia="zh-CN"/>
         </w:rPr>
-        <w:t>3. The concept of sidecar injection is particularly insightful. It demonstrates how infrastructure-level capabilities can be decoupled from application logic, allowing developers to focus on business functionality while delegating concerns such as routing, monitoring, and security to the service mesh. This design reflects a more scalable and maintainable approach to modern system architecture.</w:t>
+      </w:pPr>
+      <w:r>
+        <w:rPr>
+          <w:rFonts w:hint="eastAsia" w:eastAsia="黑体" w:cs="Times New Roman"/>
+          <w:b w:val="0"/>
+          <w:bCs/>
+          <w:kern w:val="0"/>
+          <w:sz w:val="24"/>
+          <w:szCs w:val="24"/>
+          <w:lang w:val="en-US" w:eastAsia="zh-CN"/>
+        </w:rPr>
+        <w:t xml:space="preserve">3. The load balancing configurations demonstrated how Istio efficiently distributes traffic across multiple service instances, ensuring high availability and fault tolerance. Overall, this experiment gave me a comprehensive understanding of how Istio can be used to manage, secure, and optimize traffic in a microservices architecture. </w:t>
       </w:r>
     </w:p>
     <w:p>
@@ -2185,7 +2333,7 @@
           <w:szCs w:val="24"/>
           <w:lang w:val="en-US" w:eastAsia="zh-CN"/>
         </w:rPr>
-        <w:t>4. The use of Gateway API for external access reveals a more standardized and flexible method for managing ingress traffic. Compared with traditional ingress configurations, it provides clearer abstraction and better extensibility. At the same time, it also introduces additional configuration complexity, which requires a deeper understanding of Kubernetes networking concepts.</w:t>
+        <w:t xml:space="preserve">4. This experiment also highlighted the importance of observability in a microservices environment. By integrating Istio's telemetry features, I gained firsthand experience in monitoring the traffic flow and understanding service performance through metrics such as request count, latency, and error rates. </w:t>
       </w:r>
     </w:p>
     <w:p>
@@ -2219,7 +2367,7 @@
           <w:szCs w:val="24"/>
           <w:lang w:val="en-US" w:eastAsia="zh-CN"/>
         </w:rPr>
-        <w:t>5. The visualization through Kiali offers an intuitive perspective on service interactions, making abstract traffic flows easier to understand. Observing real-time request paths and dependencies helps identify potential bottlenecks and improves system transparency. This part of the experiment emphasizes the value of observability tools in managing and optimizing microservices systems.</w:t>
+        <w:t xml:space="preserve">5. Additionally, configuring security with Istio helped me appreciate the critical role of service-to-service authentication and encryption in modern architectures. This step emphasized the growing need for robust security measures in cloud-native environments, where services often interact over shared networks. </w:t>
       </w:r>
     </w:p>
     <w:p>
@@ -2285,7 +2433,7 @@
     </w:p>
     <w:tbl>
       <w:tblPr>
-        <w:tblStyle w:val="8"/>
+        <w:tblStyle w:val="10"/>
         <w:tblW w:w="0" w:type="auto"/>
         <w:tblInd w:w="0" w:type="dxa"/>
         <w:tblBorders>
@@ -2378,7 +2526,7 @@
                 <w:vertAlign w:val="baseline"/>
                 <w:lang w:val="en-US" w:eastAsia="zh-CN"/>
               </w:rPr>
-              <w:t>1：启动Minikube和Kubernetes集群</w:t>
+              <w:t>1：工具检查</w:t>
             </w:r>
           </w:p>
         </w:tc>
@@ -2429,7 +2577,6 @@
               <w:rPr>
                 <w:rFonts w:hint="eastAsia"/>
                 <w:sz w:val="28"/>
-                <w:szCs w:val="28"/>
                 <w:vertAlign w:val="baseline"/>
               </w:rPr>
             </w:pPr>
@@ -2437,10 +2584,9 @@
               <w:rPr>
                 <w:rFonts w:hint="eastAsia"/>
                 <w:sz w:val="28"/>
-                <w:szCs w:val="28"/>
-                <w:vertAlign w:val="baseline"/>
-              </w:rPr>
-              <w:t>minikube start</w:t>
+                <w:vertAlign w:val="baseline"/>
+              </w:rPr>
+              <w:t>kubectl version --client</w:t>
             </w:r>
           </w:p>
           <w:p>
@@ -2502,7 +2648,7 @@
                 <w:sz w:val="28"/>
                 <w:vertAlign w:val="baseline"/>
               </w:rPr>
-              <w:t>kubectl cluster-info dump</w:t>
+              <w:t>istioctl version</w:t>
             </w:r>
           </w:p>
         </w:tc>
@@ -2530,7 +2676,7 @@
     </w:p>
     <w:tbl>
       <w:tblPr>
-        <w:tblStyle w:val="8"/>
+        <w:tblStyle w:val="10"/>
         <w:tblW w:w="0" w:type="auto"/>
         <w:tblInd w:w="0" w:type="dxa"/>
         <w:tblBorders>
@@ -2623,7 +2769,7 @@
                 <w:vertAlign w:val="baseline"/>
                 <w:lang w:val="en-US" w:eastAsia="zh-CN"/>
               </w:rPr>
-              <w:t>2：查看kubectl版本和下载Istio</w:t>
+              <w:t>2：Istio安装、命名空间注入</w:t>
             </w:r>
           </w:p>
         </w:tc>
@@ -2674,7 +2820,6 @@
               <w:rPr>
                 <w:rFonts w:hint="eastAsia"/>
                 <w:sz w:val="28"/>
-                <w:szCs w:val="28"/>
                 <w:vertAlign w:val="baseline"/>
               </w:rPr>
             </w:pPr>
@@ -2682,10 +2827,9 @@
               <w:rPr>
                 <w:rFonts w:hint="eastAsia"/>
                 <w:sz w:val="28"/>
-                <w:szCs w:val="28"/>
-                <w:vertAlign w:val="baseline"/>
-              </w:rPr>
-              <w:t>kubectl version</w:t>
+                <w:vertAlign w:val="baseline"/>
+              </w:rPr>
+              <w:t>istioctl install --set profile=demo -y</w:t>
             </w:r>
           </w:p>
           <w:p>
@@ -2716,7 +2860,7 @@
                 <w:sz w:val="28"/>
                 <w:vertAlign w:val="baseline"/>
               </w:rPr>
-              <w:t>curl -L https://istio.io/downloadIstio | sh</w:t>
+              <w:t>kubectl label namespace default istio-injection=enabled</w:t>
             </w:r>
           </w:p>
           <w:p>
@@ -2747,7 +2891,7 @@
                 <w:sz w:val="28"/>
                 <w:vertAlign w:val="baseline"/>
               </w:rPr>
-              <w:t>export PATH="$PATH:/home/ubuntu/cloud_lab/gitea-lab/lab04/istio-1.29.2/bin"</w:t>
+              <w:t>kubectl get pods -n istio-system</w:t>
             </w:r>
           </w:p>
           <w:p>
@@ -2778,7 +2922,7 @@
                 <w:sz w:val="28"/>
                 <w:vertAlign w:val="baseline"/>
               </w:rPr>
-              <w:t>istioctl version</w:t>
+              <w:t>kubectl get svc -n istio-system</w:t>
             </w:r>
           </w:p>
           <w:p>
@@ -2809,7 +2953,7 @@
                 <w:sz w:val="28"/>
                 <w:vertAlign w:val="baseline"/>
               </w:rPr>
-              <w:t>istioctl install --set profile=demo -y</w:t>
+              <w:t>kubectl describe pod -n istio-system -l app=istiod</w:t>
             </w:r>
           </w:p>
           <w:p>
@@ -2840,7 +2984,7 @@
                 <w:sz w:val="28"/>
                 <w:vertAlign w:val="baseline"/>
               </w:rPr>
-              <w:t>kubectl apply --server-side -f "https://github.com/kubernetes-sigs/gateway-api/releases/download/v1.4.0/experimental-install.yaml"</w:t>
+              <w:t>kubectl describe pod -n default -l app=details</w:t>
             </w:r>
           </w:p>
         </w:tc>
@@ -2868,7 +3012,7 @@
     </w:p>
     <w:tbl>
       <w:tblPr>
-        <w:tblStyle w:val="8"/>
+        <w:tblStyle w:val="10"/>
         <w:tblW w:w="0" w:type="auto"/>
         <w:tblInd w:w="0" w:type="dxa"/>
         <w:tblBorders>
@@ -2961,7 +3105,7 @@
                 <w:vertAlign w:val="baseline"/>
                 <w:lang w:val="en-US" w:eastAsia="zh-CN"/>
               </w:rPr>
-              <w:t>3：部署Bookinfo示例应用</w:t>
+              <w:t>3：Bookinfo基础部署</w:t>
             </w:r>
           </w:p>
         </w:tc>
@@ -3103,10 +3247,9 @@
               <w:ind w:left="0" w:firstLine="0"/>
               <w:jc w:val="left"/>
               <w:rPr>
-                <w:rFonts w:hint="default" w:eastAsia="宋体"/>
-                <w:sz w:val="28"/>
-                <w:vertAlign w:val="baseline"/>
-                <w:lang w:val="en-US" w:eastAsia="zh-CN"/>
+                <w:rFonts w:hint="eastAsia"/>
+                <w:sz w:val="28"/>
+                <w:vertAlign w:val="baseline"/>
               </w:rPr>
             </w:pPr>
             <w:r>
@@ -3114,9 +3257,8 @@
                 <w:rFonts w:hint="eastAsia"/>
                 <w:sz w:val="28"/>
                 <w:vertAlign w:val="baseline"/>
-                <w:lang w:val="en-US" w:eastAsia="zh-CN"/>
-              </w:rPr>
-              <w:t>// 从PowerShell中先获取 ratings Pod 名称</w:t>
+              </w:rPr>
+              <w:t>kubectl get pods -w</w:t>
             </w:r>
           </w:p>
           <w:p>
@@ -3147,7 +3289,7 @@
                 <w:sz w:val="28"/>
                 <w:vertAlign w:val="baseline"/>
               </w:rPr>
-              <w:t>$pod = (kubectl get pod -n default -l app=ratings --field-selector=status.phase=Running -o jsonpath="{.items[0].metadata.name}").Trim()</w:t>
+              <w:t>kubectl apply -f samples/bookinfo/networking/destination-rule-all.yaml</w:t>
             </w:r>
           </w:p>
           <w:p>
@@ -3170,7 +3312,6 @@
                 <w:rFonts w:hint="eastAsia"/>
                 <w:sz w:val="28"/>
                 <w:vertAlign w:val="baseline"/>
-                <w:lang w:val="en-US" w:eastAsia="zh-CN"/>
               </w:rPr>
             </w:pPr>
             <w:r>
@@ -3178,9 +3319,8 @@
                 <w:rFonts w:hint="eastAsia"/>
                 <w:sz w:val="28"/>
                 <w:vertAlign w:val="baseline"/>
-                <w:lang w:val="en-US" w:eastAsia="zh-CN"/>
-              </w:rPr>
-              <w:t>// 从该 Pod 内访问productpage服务</w:t>
+              </w:rPr>
+              <w:t>kubectl get destinationrules</w:t>
             </w:r>
           </w:p>
           <w:p>
@@ -3211,7 +3351,7 @@
                 <w:sz w:val="28"/>
                 <w:vertAlign w:val="baseline"/>
               </w:rPr>
-              <w:t>$html = kubectl exec -n default $pod -- curl -sS productpage:9080/</w:t>
+              <w:t>kubectl get destinationrules -o yaml</w:t>
             </w:r>
           </w:p>
           <w:p>
@@ -3231,10 +3371,9 @@
               <w:ind w:left="0" w:firstLine="0"/>
               <w:jc w:val="left"/>
               <w:rPr>
-                <w:rFonts w:hint="default" w:eastAsia="宋体"/>
-                <w:sz w:val="28"/>
-                <w:vertAlign w:val="baseline"/>
-                <w:lang w:val="en-US" w:eastAsia="zh-CN"/>
+                <w:rFonts w:hint="eastAsia"/>
+                <w:sz w:val="28"/>
+                <w:vertAlign w:val="baseline"/>
               </w:rPr>
             </w:pPr>
             <w:r>
@@ -3242,9 +3381,8 @@
                 <w:rFonts w:hint="eastAsia"/>
                 <w:sz w:val="28"/>
                 <w:vertAlign w:val="baseline"/>
-                <w:lang w:val="en-US" w:eastAsia="zh-CN"/>
-              </w:rPr>
-              <w:t>// 用正则提取 HTML 标题</w:t>
+              </w:rPr>
+              <w:t>kubectl apply -f samples/bookinfo/networking/bookinfo-gateway.yaml</w:t>
             </w:r>
           </w:p>
           <w:p>
@@ -3275,7 +3413,7 @@
                 <w:sz w:val="28"/>
                 <w:vertAlign w:val="baseline"/>
               </w:rPr>
-              <w:t>$m = [regex]::Match($html, '&lt;title&gt;\s*(.*?)\s*&lt;/title&gt;', 'IgnoreCase,Singleline')</w:t>
+              <w:t>kubectl get gateway</w:t>
             </w:r>
           </w:p>
           <w:p>
@@ -3306,7 +3444,38 @@
                 <w:sz w:val="28"/>
                 <w:vertAlign w:val="baseline"/>
               </w:rPr>
-              <w:t>$m.Groups[1].Value</w:t>
+              <w:t>kubectl get virtualservice</w:t>
+            </w:r>
+          </w:p>
+          <w:p>
+            <w:pPr>
+              <w:keepNext w:val="0"/>
+              <w:keepLines w:val="0"/>
+              <w:widowControl/>
+              <w:suppressLineNumbers w:val="0"/>
+              <w:pBdr>
+                <w:top w:val="none" w:color="auto" w:sz="0" w:space="0"/>
+                <w:left w:val="none" w:color="auto" w:sz="0" w:space="0"/>
+                <w:bottom w:val="none" w:color="auto" w:sz="0" w:space="0"/>
+                <w:right w:val="none" w:color="auto" w:sz="0" w:space="0"/>
+              </w:pBdr>
+              <w:shd w:val="clear" w:fill="F8F8F8"/>
+              <w:spacing w:before="0" w:beforeAutospacing="0" w:after="0" w:afterAutospacing="0"/>
+              <w:ind w:left="0" w:firstLine="0"/>
+              <w:jc w:val="left"/>
+              <w:rPr>
+                <w:rFonts w:hint="eastAsia"/>
+                <w:sz w:val="28"/>
+                <w:vertAlign w:val="baseline"/>
+              </w:rPr>
+            </w:pPr>
+            <w:r>
+              <w:rPr>
+                <w:rFonts w:hint="eastAsia"/>
+                <w:sz w:val="28"/>
+                <w:vertAlign w:val="baseline"/>
+              </w:rPr>
+              <w:t>kubectl get svc -n istio-system</w:t>
             </w:r>
           </w:p>
         </w:tc>
@@ -3332,6 +3501,192 @@
         </w:rPr>
       </w:pPr>
     </w:p>
+    <w:tbl>
+      <w:tblPr>
+        <w:tblStyle w:val="10"/>
+        <w:tblW w:w="0" w:type="auto"/>
+        <w:tblInd w:w="0" w:type="dxa"/>
+        <w:tblBorders>
+          <w:top w:val="single" w:color="auto" w:sz="4" w:space="0"/>
+          <w:left w:val="single" w:color="auto" w:sz="4" w:space="0"/>
+          <w:bottom w:val="single" w:color="auto" w:sz="4" w:space="0"/>
+          <w:right w:val="single" w:color="auto" w:sz="4" w:space="0"/>
+          <w:insideH w:val="single" w:color="auto" w:sz="4" w:space="0"/>
+          <w:insideV w:val="none" w:color="auto" w:sz="0" w:space="0"/>
+        </w:tblBorders>
+        <w:tblLayout w:type="autofit"/>
+        <w:tblCellMar>
+          <w:top w:w="0" w:type="dxa"/>
+          <w:left w:w="108" w:type="dxa"/>
+          <w:bottom w:w="0" w:type="dxa"/>
+          <w:right w:w="108" w:type="dxa"/>
+        </w:tblCellMar>
+      </w:tblPr>
+      <w:tblGrid>
+        <w:gridCol w:w="8522"/>
+      </w:tblGrid>
+      <w:tr>
+        <w:tblPrEx>
+          <w:tblBorders>
+            <w:top w:val="single" w:color="auto" w:sz="4" w:space="0"/>
+            <w:left w:val="single" w:color="auto" w:sz="4" w:space="0"/>
+            <w:bottom w:val="single" w:color="auto" w:sz="4" w:space="0"/>
+            <w:right w:val="single" w:color="auto" w:sz="4" w:space="0"/>
+            <w:insideH w:val="single" w:color="auto" w:sz="4" w:space="0"/>
+            <w:insideV w:val="none" w:color="auto" w:sz="0" w:space="0"/>
+          </w:tblBorders>
+        </w:tblPrEx>
+        <w:tc>
+          <w:tcPr>
+            <w:tcW w:w="8522" w:type="dxa"/>
+            <w:tcBorders>
+              <w:top w:val="single" w:color="auto" w:sz="8" w:space="0"/>
+              <w:left w:val="single" w:color="auto" w:sz="8" w:space="0"/>
+              <w:bottom w:val="single" w:color="auto" w:sz="8" w:space="0"/>
+              <w:right w:val="single" w:color="auto" w:sz="8" w:space="0"/>
+            </w:tcBorders>
+            <w:shd w:val="clear" w:color="auto" w:fill="D7D7D7" w:themeFill="background1" w:themeFillShade="D8"/>
+          </w:tcPr>
+          <w:p>
+            <w:pPr>
+              <w:keepNext w:val="0"/>
+              <w:keepLines w:val="0"/>
+              <w:pageBreakBefore w:val="0"/>
+              <w:widowControl w:val="0"/>
+              <w:kinsoku/>
+              <w:wordWrap/>
+              <w:overflowPunct/>
+              <w:topLinePunct w:val="0"/>
+              <w:autoSpaceDE/>
+              <w:autoSpaceDN/>
+              <w:bidi w:val="0"/>
+              <w:adjustRightInd/>
+              <w:snapToGrid/>
+              <w:spacing w:line="300" w:lineRule="auto"/>
+              <w:ind w:left="0" w:leftChars="0" w:firstLine="0" w:firstLineChars="0"/>
+              <w:textAlignment w:val="auto"/>
+              <w:rPr>
+                <w:rFonts w:hint="default" w:eastAsia="宋体"/>
+                <w:sz w:val="28"/>
+                <w:vertAlign w:val="baseline"/>
+                <w:lang w:val="en-US" w:eastAsia="zh-CN"/>
+              </w:rPr>
+            </w:pPr>
+            <w:r>
+              <w:rPr>
+                <w:rFonts w:hint="default" w:ascii="Times New Roman" w:hAnsi="Times New Roman" w:eastAsia="宋体" w:cs="Times New Roman"/>
+                <w:sz w:val="24"/>
+                <w:szCs w:val="24"/>
+                <w:vertAlign w:val="baseline"/>
+                <w:lang w:val="en-US" w:eastAsia="zh-CN"/>
+              </w:rPr>
+              <w:t>附录</w:t>
+            </w:r>
+            <w:r>
+              <w:rPr>
+                <w:rFonts w:hint="eastAsia" w:ascii="Times New Roman" w:hAnsi="Times New Roman" w:cs="Times New Roman"/>
+                <w:sz w:val="24"/>
+                <w:szCs w:val="24"/>
+                <w:vertAlign w:val="baseline"/>
+                <w:lang w:val="en-US" w:eastAsia="zh-CN"/>
+              </w:rPr>
+              <w:t>4：WSL、kind场景访问方式</w:t>
+            </w:r>
+          </w:p>
+        </w:tc>
+      </w:tr>
+      <w:tr>
+        <w:tblPrEx>
+          <w:tblBorders>
+            <w:top w:val="single" w:color="auto" w:sz="4" w:space="0"/>
+            <w:left w:val="single" w:color="auto" w:sz="4" w:space="0"/>
+            <w:bottom w:val="single" w:color="auto" w:sz="4" w:space="0"/>
+            <w:right w:val="single" w:color="auto" w:sz="4" w:space="0"/>
+            <w:insideH w:val="single" w:color="auto" w:sz="4" w:space="0"/>
+            <w:insideV w:val="none" w:color="auto" w:sz="0" w:space="0"/>
+          </w:tblBorders>
+          <w:tblCellMar>
+            <w:top w:w="0" w:type="dxa"/>
+            <w:left w:w="108" w:type="dxa"/>
+            <w:bottom w:w="0" w:type="dxa"/>
+            <w:right w:w="108" w:type="dxa"/>
+          </w:tblCellMar>
+        </w:tblPrEx>
+        <w:tc>
+          <w:tcPr>
+            <w:tcW w:w="8522" w:type="dxa"/>
+            <w:tcBorders>
+              <w:top w:val="single" w:color="auto" w:sz="8" w:space="0"/>
+              <w:left w:val="single" w:color="auto" w:sz="8" w:space="0"/>
+              <w:bottom w:val="single" w:color="auto" w:sz="8" w:space="0"/>
+              <w:right w:val="single" w:color="auto" w:sz="8" w:space="0"/>
+            </w:tcBorders>
+          </w:tcPr>
+          <w:p>
+            <w:pPr>
+              <w:keepNext w:val="0"/>
+              <w:keepLines w:val="0"/>
+              <w:widowControl/>
+              <w:suppressLineNumbers w:val="0"/>
+              <w:pBdr>
+                <w:top w:val="none" w:color="auto" w:sz="0" w:space="0"/>
+                <w:left w:val="none" w:color="auto" w:sz="0" w:space="0"/>
+                <w:bottom w:val="none" w:color="auto" w:sz="0" w:space="0"/>
+                <w:right w:val="none" w:color="auto" w:sz="0" w:space="0"/>
+              </w:pBdr>
+              <w:shd w:val="clear" w:fill="F8F8F8"/>
+              <w:spacing w:before="0" w:beforeAutospacing="0" w:after="0" w:afterAutospacing="0"/>
+              <w:ind w:left="0" w:firstLine="0"/>
+              <w:jc w:val="left"/>
+              <w:rPr>
+                <w:rFonts w:hint="eastAsia"/>
+                <w:sz w:val="28"/>
+                <w:vertAlign w:val="baseline"/>
+              </w:rPr>
+            </w:pPr>
+            <w:r>
+              <w:rPr>
+                <w:rFonts w:hint="eastAsia"/>
+                <w:sz w:val="28"/>
+                <w:vertAlign w:val="baseline"/>
+              </w:rPr>
+              <w:t>kubectl port-forward svc/istio-ingressgateway -n istio-system 8080:80</w:t>
+            </w:r>
+          </w:p>
+          <w:p>
+            <w:pPr>
+              <w:keepNext w:val="0"/>
+              <w:keepLines w:val="0"/>
+              <w:widowControl/>
+              <w:suppressLineNumbers w:val="0"/>
+              <w:pBdr>
+                <w:top w:val="none" w:color="auto" w:sz="0" w:space="0"/>
+                <w:left w:val="none" w:color="auto" w:sz="0" w:space="0"/>
+                <w:bottom w:val="none" w:color="auto" w:sz="0" w:space="0"/>
+                <w:right w:val="none" w:color="auto" w:sz="0" w:space="0"/>
+              </w:pBdr>
+              <w:shd w:val="clear" w:fill="F8F8F8"/>
+              <w:spacing w:before="0" w:beforeAutospacing="0" w:after="0" w:afterAutospacing="0"/>
+              <w:ind w:left="0" w:firstLine="0"/>
+              <w:jc w:val="left"/>
+              <w:rPr>
+                <w:rFonts w:hint="eastAsia"/>
+                <w:sz w:val="28"/>
+                <w:vertAlign w:val="baseline"/>
+              </w:rPr>
+            </w:pPr>
+            <w:r>
+              <w:rPr>
+                <w:rFonts w:hint="eastAsia"/>
+                <w:sz w:val="28"/>
+                <w:vertAlign w:val="baseline"/>
+              </w:rPr>
+              <w:t>浏览器访问：http://localhost:8080/productpage</w:t>
+            </w:r>
+          </w:p>
+        </w:tc>
+      </w:tr>
+    </w:tbl>
     <w:p>
       <w:pPr>
         <w:numPr>
@@ -3354,7 +3709,440 @@
     </w:p>
     <w:tbl>
       <w:tblPr>
-        <w:tblStyle w:val="8"/>
+        <w:tblStyle w:val="10"/>
+        <w:tblW w:w="0" w:type="auto"/>
+        <w:tblInd w:w="0" w:type="dxa"/>
+        <w:tblBorders>
+          <w:top w:val="single" w:color="auto" w:sz="4" w:space="0"/>
+          <w:left w:val="single" w:color="auto" w:sz="4" w:space="0"/>
+          <w:bottom w:val="single" w:color="auto" w:sz="4" w:space="0"/>
+          <w:right w:val="single" w:color="auto" w:sz="4" w:space="0"/>
+          <w:insideH w:val="single" w:color="auto" w:sz="4" w:space="0"/>
+          <w:insideV w:val="none" w:color="auto" w:sz="0" w:space="0"/>
+        </w:tblBorders>
+        <w:tblLayout w:type="autofit"/>
+        <w:tblCellMar>
+          <w:top w:w="0" w:type="dxa"/>
+          <w:left w:w="108" w:type="dxa"/>
+          <w:bottom w:w="0" w:type="dxa"/>
+          <w:right w:w="108" w:type="dxa"/>
+        </w:tblCellMar>
+      </w:tblPr>
+      <w:tblGrid>
+        <w:gridCol w:w="8522"/>
+      </w:tblGrid>
+      <w:tr>
+        <w:tblPrEx>
+          <w:tblBorders>
+            <w:top w:val="single" w:color="auto" w:sz="4" w:space="0"/>
+            <w:left w:val="single" w:color="auto" w:sz="4" w:space="0"/>
+            <w:bottom w:val="single" w:color="auto" w:sz="4" w:space="0"/>
+            <w:right w:val="single" w:color="auto" w:sz="4" w:space="0"/>
+            <w:insideH w:val="single" w:color="auto" w:sz="4" w:space="0"/>
+            <w:insideV w:val="none" w:color="auto" w:sz="0" w:space="0"/>
+          </w:tblBorders>
+        </w:tblPrEx>
+        <w:tc>
+          <w:tcPr>
+            <w:tcW w:w="8522" w:type="dxa"/>
+            <w:tcBorders>
+              <w:top w:val="single" w:color="auto" w:sz="8" w:space="0"/>
+              <w:left w:val="single" w:color="auto" w:sz="8" w:space="0"/>
+              <w:bottom w:val="single" w:color="auto" w:sz="8" w:space="0"/>
+              <w:right w:val="single" w:color="auto" w:sz="8" w:space="0"/>
+            </w:tcBorders>
+            <w:shd w:val="clear" w:color="auto" w:fill="D7D7D7" w:themeFill="background1" w:themeFillShade="D8"/>
+          </w:tcPr>
+          <w:p>
+            <w:pPr>
+              <w:keepNext w:val="0"/>
+              <w:keepLines w:val="0"/>
+              <w:pageBreakBefore w:val="0"/>
+              <w:widowControl w:val="0"/>
+              <w:kinsoku/>
+              <w:wordWrap/>
+              <w:overflowPunct/>
+              <w:topLinePunct w:val="0"/>
+              <w:autoSpaceDE/>
+              <w:autoSpaceDN/>
+              <w:bidi w:val="0"/>
+              <w:adjustRightInd/>
+              <w:snapToGrid/>
+              <w:spacing w:line="300" w:lineRule="auto"/>
+              <w:ind w:left="0" w:leftChars="0" w:firstLine="0" w:firstLineChars="0"/>
+              <w:textAlignment w:val="auto"/>
+              <w:rPr>
+                <w:rFonts w:hint="default" w:eastAsia="宋体"/>
+                <w:sz w:val="28"/>
+                <w:vertAlign w:val="baseline"/>
+                <w:lang w:val="en-US" w:eastAsia="zh-CN"/>
+              </w:rPr>
+            </w:pPr>
+            <w:r>
+              <w:rPr>
+                <w:rFonts w:hint="default" w:ascii="Times New Roman" w:hAnsi="Times New Roman" w:eastAsia="宋体" w:cs="Times New Roman"/>
+                <w:sz w:val="24"/>
+                <w:szCs w:val="24"/>
+                <w:vertAlign w:val="baseline"/>
+                <w:lang w:val="en-US" w:eastAsia="zh-CN"/>
+              </w:rPr>
+              <w:t>附录</w:t>
+            </w:r>
+            <w:r>
+              <w:rPr>
+                <w:rFonts w:hint="eastAsia" w:cs="Times New Roman"/>
+                <w:sz w:val="24"/>
+                <w:szCs w:val="24"/>
+                <w:vertAlign w:val="baseline"/>
+                <w:lang w:val="en-US" w:eastAsia="zh-CN"/>
+              </w:rPr>
+              <w:t>5</w:t>
+            </w:r>
+            <w:r>
+              <w:rPr>
+                <w:rFonts w:hint="eastAsia" w:ascii="Times New Roman" w:hAnsi="Times New Roman" w:cs="Times New Roman"/>
+                <w:sz w:val="24"/>
+                <w:szCs w:val="24"/>
+                <w:vertAlign w:val="baseline"/>
+                <w:lang w:val="en-US" w:eastAsia="zh-CN"/>
+              </w:rPr>
+              <w:t>：Request Routing请求路由</w:t>
+            </w:r>
+          </w:p>
+        </w:tc>
+      </w:tr>
+      <w:tr>
+        <w:tblPrEx>
+          <w:tblBorders>
+            <w:top w:val="single" w:color="auto" w:sz="4" w:space="0"/>
+            <w:left w:val="single" w:color="auto" w:sz="4" w:space="0"/>
+            <w:bottom w:val="single" w:color="auto" w:sz="4" w:space="0"/>
+            <w:right w:val="single" w:color="auto" w:sz="4" w:space="0"/>
+            <w:insideH w:val="single" w:color="auto" w:sz="4" w:space="0"/>
+            <w:insideV w:val="none" w:color="auto" w:sz="0" w:space="0"/>
+          </w:tblBorders>
+          <w:tblCellMar>
+            <w:top w:w="0" w:type="dxa"/>
+            <w:left w:w="108" w:type="dxa"/>
+            <w:bottom w:w="0" w:type="dxa"/>
+            <w:right w:w="108" w:type="dxa"/>
+          </w:tblCellMar>
+        </w:tblPrEx>
+        <w:tc>
+          <w:tcPr>
+            <w:tcW w:w="8522" w:type="dxa"/>
+            <w:tcBorders>
+              <w:top w:val="single" w:color="auto" w:sz="8" w:space="0"/>
+              <w:left w:val="single" w:color="auto" w:sz="8" w:space="0"/>
+              <w:bottom w:val="single" w:color="auto" w:sz="8" w:space="0"/>
+              <w:right w:val="single" w:color="auto" w:sz="8" w:space="0"/>
+            </w:tcBorders>
+          </w:tcPr>
+          <w:p>
+            <w:pPr>
+              <w:keepNext w:val="0"/>
+              <w:keepLines w:val="0"/>
+              <w:widowControl/>
+              <w:suppressLineNumbers w:val="0"/>
+              <w:pBdr>
+                <w:top w:val="none" w:color="auto" w:sz="0" w:space="0"/>
+                <w:left w:val="none" w:color="auto" w:sz="0" w:space="0"/>
+                <w:bottom w:val="none" w:color="auto" w:sz="0" w:space="0"/>
+                <w:right w:val="none" w:color="auto" w:sz="0" w:space="0"/>
+              </w:pBdr>
+              <w:shd w:val="clear" w:fill="F8F8F8"/>
+              <w:spacing w:before="0" w:beforeAutospacing="0" w:after="0" w:afterAutospacing="0"/>
+              <w:ind w:left="0" w:firstLine="0"/>
+              <w:jc w:val="left"/>
+              <w:rPr>
+                <w:rFonts w:hint="eastAsia"/>
+                <w:sz w:val="28"/>
+                <w:vertAlign w:val="baseline"/>
+              </w:rPr>
+            </w:pPr>
+            <w:r>
+              <w:rPr>
+                <w:rFonts w:hint="eastAsia"/>
+                <w:sz w:val="28"/>
+                <w:vertAlign w:val="baseline"/>
+              </w:rPr>
+              <w:t>kubectl apply -f samples/bookinfo/networking/virtual-service-all-v1.yaml</w:t>
+            </w:r>
+          </w:p>
+          <w:p>
+            <w:pPr>
+              <w:keepNext w:val="0"/>
+              <w:keepLines w:val="0"/>
+              <w:widowControl/>
+              <w:suppressLineNumbers w:val="0"/>
+              <w:pBdr>
+                <w:top w:val="none" w:color="auto" w:sz="0" w:space="0"/>
+                <w:left w:val="none" w:color="auto" w:sz="0" w:space="0"/>
+                <w:bottom w:val="none" w:color="auto" w:sz="0" w:space="0"/>
+                <w:right w:val="none" w:color="auto" w:sz="0" w:space="0"/>
+              </w:pBdr>
+              <w:shd w:val="clear" w:fill="F8F8F8"/>
+              <w:spacing w:before="0" w:beforeAutospacing="0" w:after="0" w:afterAutospacing="0"/>
+              <w:ind w:left="0" w:firstLine="0"/>
+              <w:jc w:val="left"/>
+              <w:rPr>
+                <w:rFonts w:hint="eastAsia"/>
+                <w:sz w:val="28"/>
+                <w:vertAlign w:val="baseline"/>
+              </w:rPr>
+            </w:pPr>
+            <w:r>
+              <w:rPr>
+                <w:rFonts w:hint="eastAsia"/>
+                <w:sz w:val="28"/>
+                <w:vertAlign w:val="baseline"/>
+              </w:rPr>
+              <w:t>kubectl get virtualservices -o yaml</w:t>
+            </w:r>
+          </w:p>
+          <w:p>
+            <w:pPr>
+              <w:keepNext w:val="0"/>
+              <w:keepLines w:val="0"/>
+              <w:widowControl/>
+              <w:suppressLineNumbers w:val="0"/>
+              <w:pBdr>
+                <w:top w:val="none" w:color="auto" w:sz="0" w:space="0"/>
+                <w:left w:val="none" w:color="auto" w:sz="0" w:space="0"/>
+                <w:bottom w:val="none" w:color="auto" w:sz="0" w:space="0"/>
+                <w:right w:val="none" w:color="auto" w:sz="0" w:space="0"/>
+              </w:pBdr>
+              <w:shd w:val="clear" w:fill="F8F8F8"/>
+              <w:spacing w:before="0" w:beforeAutospacing="0" w:after="0" w:afterAutospacing="0"/>
+              <w:ind w:left="0" w:firstLine="0"/>
+              <w:jc w:val="left"/>
+              <w:rPr>
+                <w:rFonts w:hint="eastAsia"/>
+                <w:sz w:val="28"/>
+                <w:vertAlign w:val="baseline"/>
+              </w:rPr>
+            </w:pPr>
+            <w:r>
+              <w:rPr>
+                <w:rFonts w:hint="eastAsia"/>
+                <w:sz w:val="28"/>
+                <w:vertAlign w:val="baseline"/>
+              </w:rPr>
+              <w:t>kubectl get destinationrules -o yaml</w:t>
+            </w:r>
+          </w:p>
+          <w:p>
+            <w:pPr>
+              <w:keepNext w:val="0"/>
+              <w:keepLines w:val="0"/>
+              <w:widowControl/>
+              <w:suppressLineNumbers w:val="0"/>
+              <w:pBdr>
+                <w:top w:val="none" w:color="auto" w:sz="0" w:space="0"/>
+                <w:left w:val="none" w:color="auto" w:sz="0" w:space="0"/>
+                <w:bottom w:val="none" w:color="auto" w:sz="0" w:space="0"/>
+                <w:right w:val="none" w:color="auto" w:sz="0" w:space="0"/>
+              </w:pBdr>
+              <w:shd w:val="clear" w:fill="F8F8F8"/>
+              <w:spacing w:before="0" w:beforeAutospacing="0" w:after="0" w:afterAutospacing="0"/>
+              <w:ind w:left="0" w:firstLine="0"/>
+              <w:jc w:val="left"/>
+              <w:rPr>
+                <w:rFonts w:hint="eastAsia"/>
+                <w:sz w:val="28"/>
+                <w:vertAlign w:val="baseline"/>
+              </w:rPr>
+            </w:pPr>
+            <w:r>
+              <w:rPr>
+                <w:rFonts w:hint="eastAsia"/>
+                <w:sz w:val="28"/>
+                <w:vertAlign w:val="baseline"/>
+              </w:rPr>
+              <w:t>kubectl apply -f samples/bookinfo/networking/virtual-service-reviews-test-v2.yaml</w:t>
+            </w:r>
+          </w:p>
+          <w:p>
+            <w:pPr>
+              <w:keepNext w:val="0"/>
+              <w:keepLines w:val="0"/>
+              <w:widowControl/>
+              <w:suppressLineNumbers w:val="0"/>
+              <w:pBdr>
+                <w:top w:val="none" w:color="auto" w:sz="0" w:space="0"/>
+                <w:left w:val="none" w:color="auto" w:sz="0" w:space="0"/>
+                <w:bottom w:val="none" w:color="auto" w:sz="0" w:space="0"/>
+                <w:right w:val="none" w:color="auto" w:sz="0" w:space="0"/>
+              </w:pBdr>
+              <w:shd w:val="clear" w:fill="F8F8F8"/>
+              <w:spacing w:before="0" w:beforeAutospacing="0" w:after="0" w:afterAutospacing="0"/>
+              <w:ind w:left="0" w:firstLine="0"/>
+              <w:jc w:val="left"/>
+              <w:rPr>
+                <w:rFonts w:hint="eastAsia"/>
+                <w:sz w:val="28"/>
+                <w:vertAlign w:val="baseline"/>
+              </w:rPr>
+            </w:pPr>
+            <w:r>
+              <w:rPr>
+                <w:rFonts w:hint="eastAsia"/>
+                <w:sz w:val="28"/>
+                <w:vertAlign w:val="baseline"/>
+              </w:rPr>
+              <w:t>kubectl get virtualservice reviews -o yaml</w:t>
+            </w:r>
+          </w:p>
+          <w:p>
+            <w:pPr>
+              <w:keepNext w:val="0"/>
+              <w:keepLines w:val="0"/>
+              <w:widowControl/>
+              <w:suppressLineNumbers w:val="0"/>
+              <w:pBdr>
+                <w:top w:val="none" w:color="auto" w:sz="0" w:space="0"/>
+                <w:left w:val="none" w:color="auto" w:sz="0" w:space="0"/>
+                <w:bottom w:val="none" w:color="auto" w:sz="0" w:space="0"/>
+                <w:right w:val="none" w:color="auto" w:sz="0" w:space="0"/>
+              </w:pBdr>
+              <w:shd w:val="clear" w:fill="F8F8F8"/>
+              <w:spacing w:before="0" w:beforeAutospacing="0" w:after="0" w:afterAutospacing="0"/>
+              <w:ind w:left="0" w:firstLine="0"/>
+              <w:jc w:val="left"/>
+              <w:rPr>
+                <w:rFonts w:hint="eastAsia"/>
+                <w:sz w:val="28"/>
+                <w:vertAlign w:val="baseline"/>
+              </w:rPr>
+            </w:pPr>
+            <w:r>
+              <w:rPr>
+                <w:rFonts w:hint="eastAsia"/>
+                <w:sz w:val="28"/>
+                <w:vertAlign w:val="baseline"/>
+              </w:rPr>
+              <w:t>kubectl apply -f samples/bookinfo/networking/virtual-service-reviews-50-v3.yaml</w:t>
+            </w:r>
+          </w:p>
+          <w:p>
+            <w:pPr>
+              <w:keepNext w:val="0"/>
+              <w:keepLines w:val="0"/>
+              <w:widowControl/>
+              <w:suppressLineNumbers w:val="0"/>
+              <w:pBdr>
+                <w:top w:val="none" w:color="auto" w:sz="0" w:space="0"/>
+                <w:left w:val="none" w:color="auto" w:sz="0" w:space="0"/>
+                <w:bottom w:val="none" w:color="auto" w:sz="0" w:space="0"/>
+                <w:right w:val="none" w:color="auto" w:sz="0" w:space="0"/>
+              </w:pBdr>
+              <w:shd w:val="clear" w:fill="F8F8F8"/>
+              <w:spacing w:before="0" w:beforeAutospacing="0" w:after="0" w:afterAutospacing="0"/>
+              <w:ind w:left="0" w:firstLine="0"/>
+              <w:jc w:val="left"/>
+              <w:rPr>
+                <w:rFonts w:hint="eastAsia"/>
+                <w:sz w:val="28"/>
+                <w:vertAlign w:val="baseline"/>
+              </w:rPr>
+            </w:pPr>
+            <w:r>
+              <w:rPr>
+                <w:rFonts w:hint="eastAsia"/>
+                <w:sz w:val="28"/>
+                <w:vertAlign w:val="baseline"/>
+              </w:rPr>
+              <w:t>kubectl get virtualservice reviews -o yaml</w:t>
+            </w:r>
+          </w:p>
+          <w:p>
+            <w:pPr>
+              <w:keepNext w:val="0"/>
+              <w:keepLines w:val="0"/>
+              <w:widowControl/>
+              <w:suppressLineNumbers w:val="0"/>
+              <w:pBdr>
+                <w:top w:val="none" w:color="auto" w:sz="0" w:space="0"/>
+                <w:left w:val="none" w:color="auto" w:sz="0" w:space="0"/>
+                <w:bottom w:val="none" w:color="auto" w:sz="0" w:space="0"/>
+                <w:right w:val="none" w:color="auto" w:sz="0" w:space="0"/>
+              </w:pBdr>
+              <w:shd w:val="clear" w:fill="F8F8F8"/>
+              <w:spacing w:before="0" w:beforeAutospacing="0" w:after="0" w:afterAutospacing="0"/>
+              <w:ind w:left="0" w:firstLine="0"/>
+              <w:jc w:val="left"/>
+              <w:rPr>
+                <w:rFonts w:hint="eastAsia"/>
+                <w:sz w:val="28"/>
+                <w:vertAlign w:val="baseline"/>
+              </w:rPr>
+            </w:pPr>
+            <w:r>
+              <w:rPr>
+                <w:rFonts w:hint="eastAsia"/>
+                <w:sz w:val="28"/>
+                <w:vertAlign w:val="baseline"/>
+              </w:rPr>
+              <w:t>kubectl apply -f samples/bookinfo/networking/virtual-service-reviews-v3.yaml</w:t>
+            </w:r>
+          </w:p>
+          <w:p>
+            <w:pPr>
+              <w:keepNext w:val="0"/>
+              <w:keepLines w:val="0"/>
+              <w:widowControl/>
+              <w:suppressLineNumbers w:val="0"/>
+              <w:pBdr>
+                <w:top w:val="none" w:color="auto" w:sz="0" w:space="0"/>
+                <w:left w:val="none" w:color="auto" w:sz="0" w:space="0"/>
+                <w:bottom w:val="none" w:color="auto" w:sz="0" w:space="0"/>
+                <w:right w:val="none" w:color="auto" w:sz="0" w:space="0"/>
+              </w:pBdr>
+              <w:shd w:val="clear" w:fill="F8F8F8"/>
+              <w:spacing w:before="0" w:beforeAutospacing="0" w:after="0" w:afterAutospacing="0"/>
+              <w:ind w:left="0" w:firstLine="0"/>
+              <w:jc w:val="left"/>
+              <w:rPr>
+                <w:rFonts w:hint="eastAsia"/>
+                <w:sz w:val="28"/>
+                <w:vertAlign w:val="baseline"/>
+              </w:rPr>
+            </w:pPr>
+            <w:r>
+              <w:rPr>
+                <w:rFonts w:hint="eastAsia"/>
+                <w:sz w:val="28"/>
+                <w:vertAlign w:val="baseline"/>
+              </w:rPr>
+              <w:t>kubectl get virtualservice reviews -o yaml</w:t>
+            </w:r>
+          </w:p>
+        </w:tc>
+      </w:tr>
+    </w:tbl>
+    <w:p>
+      <w:pPr>
+        <w:numPr>
+          <w:ilvl w:val="0"/>
+          <w:numId w:val="0"/>
+        </w:numPr>
+        <w:autoSpaceDE w:val="0"/>
+        <w:autoSpaceDN w:val="0"/>
+        <w:adjustRightInd w:val="0"/>
+        <w:spacing w:line="300" w:lineRule="auto"/>
+        <w:jc w:val="left"/>
+        <w:rPr>
+          <w:rFonts w:hint="default" w:ascii="Times New Roman" w:eastAsia="宋体"/>
+          <w:b/>
+          <w:bCs/>
+          <w:sz w:val="28"/>
+          <w:lang w:val="en-US" w:eastAsia="zh-CN"/>
+        </w:rPr>
+      </w:pPr>
+    </w:p>
+    <w:tbl>
+      <w:tblPr>
+        <w:tblStyle w:val="10"/>
         <w:tblW w:w="0" w:type="auto"/>
         <w:tblInd w:w="0" w:type="dxa"/>
         <w:tblBorders>
@@ -3441,13 +4229,23 @@
             </w:r>
             <w:r>
               <w:rPr>
+                <w:rFonts w:hint="eastAsia" w:cs="Times New Roman"/>
+                <w:sz w:val="24"/>
+                <w:szCs w:val="24"/>
+                <w:vertAlign w:val="baseline"/>
+                <w:lang w:val="en-US" w:eastAsia="zh-CN"/>
+              </w:rPr>
+              <w:t>6</w:t>
+            </w:r>
+            <w:r>
+              <w:rPr>
                 <w:rFonts w:hint="eastAsia" w:ascii="Times New Roman" w:hAnsi="Times New Roman" w:cs="Times New Roman"/>
                 <w:sz w:val="24"/>
                 <w:szCs w:val="24"/>
                 <w:vertAlign w:val="baseline"/>
                 <w:lang w:val="en-US" w:eastAsia="zh-CN"/>
               </w:rPr>
-              <w:t>4：应用Bookinfo Gateway配置</w:t>
+              <w:t>：Fault Injection故障注入</w:t>
             </w:r>
           </w:p>
         </w:tc>
@@ -3507,7 +4305,7 @@
                 <w:sz w:val="28"/>
                 <w:vertAlign w:val="baseline"/>
               </w:rPr>
-              <w:t>kubectl apply -f samples/bookinfo/networking/bookinfo-gateway.yaml</w:t>
+              <w:t>kubectl apply -f samples/bookinfo/networking/virtual-service-all-v1.yaml</w:t>
             </w:r>
           </w:p>
           <w:p>
@@ -3538,7 +4336,7 @@
                 <w:sz w:val="28"/>
                 <w:vertAlign w:val="baseline"/>
               </w:rPr>
-              <w:t>istioctl analyze</w:t>
+              <w:t>kubectl apply -f samples/bookinfo/networking/virtual-service-reviews-test-v2.yaml</w:t>
             </w:r>
           </w:p>
           <w:p>
@@ -3569,7 +4367,641 @@
                 <w:sz w:val="28"/>
                 <w:vertAlign w:val="baseline"/>
               </w:rPr>
-              <w:t>kubectl label namespace default istio-injection=enabled</w:t>
+              <w:t>kubectl get virtualservice reviews -o yaml</w:t>
+            </w:r>
+          </w:p>
+          <w:p>
+            <w:pPr>
+              <w:keepNext w:val="0"/>
+              <w:keepLines w:val="0"/>
+              <w:widowControl/>
+              <w:suppressLineNumbers w:val="0"/>
+              <w:pBdr>
+                <w:top w:val="none" w:color="auto" w:sz="0" w:space="0"/>
+                <w:left w:val="none" w:color="auto" w:sz="0" w:space="0"/>
+                <w:bottom w:val="none" w:color="auto" w:sz="0" w:space="0"/>
+                <w:right w:val="none" w:color="auto" w:sz="0" w:space="0"/>
+              </w:pBdr>
+              <w:shd w:val="clear" w:fill="F8F8F8"/>
+              <w:spacing w:before="0" w:beforeAutospacing="0" w:after="0" w:afterAutospacing="0"/>
+              <w:ind w:left="0" w:firstLine="0"/>
+              <w:jc w:val="left"/>
+              <w:rPr>
+                <w:rFonts w:hint="eastAsia"/>
+                <w:sz w:val="28"/>
+                <w:vertAlign w:val="baseline"/>
+              </w:rPr>
+            </w:pPr>
+            <w:r>
+              <w:rPr>
+                <w:rFonts w:hint="eastAsia"/>
+                <w:sz w:val="28"/>
+                <w:vertAlign w:val="baseline"/>
+              </w:rPr>
+              <w:t>kubectl apply -f samples/bookinfo/networking/virtual-service-ratings-test-delay.yaml</w:t>
+            </w:r>
+          </w:p>
+          <w:p>
+            <w:pPr>
+              <w:keepNext w:val="0"/>
+              <w:keepLines w:val="0"/>
+              <w:widowControl/>
+              <w:suppressLineNumbers w:val="0"/>
+              <w:pBdr>
+                <w:top w:val="none" w:color="auto" w:sz="0" w:space="0"/>
+                <w:left w:val="none" w:color="auto" w:sz="0" w:space="0"/>
+                <w:bottom w:val="none" w:color="auto" w:sz="0" w:space="0"/>
+                <w:right w:val="none" w:color="auto" w:sz="0" w:space="0"/>
+              </w:pBdr>
+              <w:shd w:val="clear" w:fill="F8F8F8"/>
+              <w:spacing w:before="0" w:beforeAutospacing="0" w:after="0" w:afterAutospacing="0"/>
+              <w:ind w:left="0" w:firstLine="0"/>
+              <w:jc w:val="left"/>
+              <w:rPr>
+                <w:rFonts w:hint="eastAsia"/>
+                <w:sz w:val="28"/>
+                <w:vertAlign w:val="baseline"/>
+              </w:rPr>
+            </w:pPr>
+            <w:r>
+              <w:rPr>
+                <w:rFonts w:hint="eastAsia"/>
+                <w:sz w:val="28"/>
+                <w:vertAlign w:val="baseline"/>
+              </w:rPr>
+              <w:t>kubectl get virtualservice ratings -o yaml</w:t>
+            </w:r>
+          </w:p>
+          <w:p>
+            <w:pPr>
+              <w:keepNext w:val="0"/>
+              <w:keepLines w:val="0"/>
+              <w:widowControl/>
+              <w:suppressLineNumbers w:val="0"/>
+              <w:pBdr>
+                <w:top w:val="none" w:color="auto" w:sz="0" w:space="0"/>
+                <w:left w:val="none" w:color="auto" w:sz="0" w:space="0"/>
+                <w:bottom w:val="none" w:color="auto" w:sz="0" w:space="0"/>
+                <w:right w:val="none" w:color="auto" w:sz="0" w:space="0"/>
+              </w:pBdr>
+              <w:shd w:val="clear" w:fill="F8F8F8"/>
+              <w:spacing w:before="0" w:beforeAutospacing="0" w:after="0" w:afterAutospacing="0"/>
+              <w:ind w:left="0" w:firstLine="0"/>
+              <w:jc w:val="left"/>
+              <w:rPr>
+                <w:rFonts w:hint="eastAsia"/>
+                <w:sz w:val="28"/>
+                <w:vertAlign w:val="baseline"/>
+              </w:rPr>
+            </w:pPr>
+            <w:r>
+              <w:rPr>
+                <w:rFonts w:hint="eastAsia"/>
+                <w:sz w:val="28"/>
+                <w:vertAlign w:val="baseline"/>
+              </w:rPr>
+              <w:t>kubectl apply -f samples/bookinfo/networking/virtual-service-ratings-test-abort.yaml</w:t>
+            </w:r>
+          </w:p>
+          <w:p>
+            <w:pPr>
+              <w:keepNext w:val="0"/>
+              <w:keepLines w:val="0"/>
+              <w:widowControl/>
+              <w:suppressLineNumbers w:val="0"/>
+              <w:pBdr>
+                <w:top w:val="none" w:color="auto" w:sz="0" w:space="0"/>
+                <w:left w:val="none" w:color="auto" w:sz="0" w:space="0"/>
+                <w:bottom w:val="none" w:color="auto" w:sz="0" w:space="0"/>
+                <w:right w:val="none" w:color="auto" w:sz="0" w:space="0"/>
+              </w:pBdr>
+              <w:shd w:val="clear" w:fill="F8F8F8"/>
+              <w:spacing w:before="0" w:beforeAutospacing="0" w:after="0" w:afterAutospacing="0"/>
+              <w:ind w:left="0" w:firstLine="0"/>
+              <w:jc w:val="left"/>
+              <w:rPr>
+                <w:rFonts w:hint="eastAsia"/>
+                <w:sz w:val="28"/>
+                <w:vertAlign w:val="baseline"/>
+              </w:rPr>
+            </w:pPr>
+            <w:r>
+              <w:rPr>
+                <w:rFonts w:hint="eastAsia"/>
+                <w:sz w:val="28"/>
+                <w:vertAlign w:val="baseline"/>
+              </w:rPr>
+              <w:t>kubectl get virtualservice ratings -o yaml</w:t>
+            </w:r>
+          </w:p>
+        </w:tc>
+      </w:tr>
+    </w:tbl>
+    <w:p>
+      <w:pPr>
+        <w:numPr>
+          <w:ilvl w:val="0"/>
+          <w:numId w:val="0"/>
+        </w:numPr>
+        <w:autoSpaceDE w:val="0"/>
+        <w:autoSpaceDN w:val="0"/>
+        <w:adjustRightInd w:val="0"/>
+        <w:spacing w:line="300" w:lineRule="auto"/>
+        <w:jc w:val="left"/>
+        <w:rPr>
+          <w:rFonts w:hint="default" w:ascii="Times New Roman" w:eastAsia="宋体"/>
+          <w:b/>
+          <w:bCs/>
+          <w:sz w:val="28"/>
+          <w:lang w:val="en-US" w:eastAsia="zh-CN"/>
+        </w:rPr>
+      </w:pPr>
+    </w:p>
+    <w:tbl>
+      <w:tblPr>
+        <w:tblStyle w:val="10"/>
+        <w:tblW w:w="0" w:type="auto"/>
+        <w:tblInd w:w="0" w:type="dxa"/>
+        <w:tblBorders>
+          <w:top w:val="single" w:color="auto" w:sz="4" w:space="0"/>
+          <w:left w:val="single" w:color="auto" w:sz="4" w:space="0"/>
+          <w:bottom w:val="single" w:color="auto" w:sz="4" w:space="0"/>
+          <w:right w:val="single" w:color="auto" w:sz="4" w:space="0"/>
+          <w:insideH w:val="single" w:color="auto" w:sz="4" w:space="0"/>
+          <w:insideV w:val="none" w:color="auto" w:sz="0" w:space="0"/>
+        </w:tblBorders>
+        <w:tblLayout w:type="autofit"/>
+        <w:tblCellMar>
+          <w:top w:w="0" w:type="dxa"/>
+          <w:left w:w="108" w:type="dxa"/>
+          <w:bottom w:w="0" w:type="dxa"/>
+          <w:right w:w="108" w:type="dxa"/>
+        </w:tblCellMar>
+      </w:tblPr>
+      <w:tblGrid>
+        <w:gridCol w:w="8522"/>
+      </w:tblGrid>
+      <w:tr>
+        <w:tblPrEx>
+          <w:tblBorders>
+            <w:top w:val="single" w:color="auto" w:sz="4" w:space="0"/>
+            <w:left w:val="single" w:color="auto" w:sz="4" w:space="0"/>
+            <w:bottom w:val="single" w:color="auto" w:sz="4" w:space="0"/>
+            <w:right w:val="single" w:color="auto" w:sz="4" w:space="0"/>
+            <w:insideH w:val="single" w:color="auto" w:sz="4" w:space="0"/>
+            <w:insideV w:val="none" w:color="auto" w:sz="0" w:space="0"/>
+          </w:tblBorders>
+          <w:tblCellMar>
+            <w:top w:w="0" w:type="dxa"/>
+            <w:left w:w="108" w:type="dxa"/>
+            <w:bottom w:w="0" w:type="dxa"/>
+            <w:right w:w="108" w:type="dxa"/>
+          </w:tblCellMar>
+        </w:tblPrEx>
+        <w:tc>
+          <w:tcPr>
+            <w:tcW w:w="8522" w:type="dxa"/>
+            <w:tcBorders>
+              <w:top w:val="single" w:color="auto" w:sz="8" w:space="0"/>
+              <w:left w:val="single" w:color="auto" w:sz="8" w:space="0"/>
+              <w:bottom w:val="single" w:color="auto" w:sz="8" w:space="0"/>
+              <w:right w:val="single" w:color="auto" w:sz="8" w:space="0"/>
+            </w:tcBorders>
+            <w:shd w:val="clear" w:color="auto" w:fill="D7D7D7" w:themeFill="background1" w:themeFillShade="D8"/>
+          </w:tcPr>
+          <w:p>
+            <w:pPr>
+              <w:keepNext w:val="0"/>
+              <w:keepLines w:val="0"/>
+              <w:pageBreakBefore w:val="0"/>
+              <w:widowControl w:val="0"/>
+              <w:kinsoku/>
+              <w:wordWrap/>
+              <w:overflowPunct/>
+              <w:topLinePunct w:val="0"/>
+              <w:autoSpaceDE/>
+              <w:autoSpaceDN/>
+              <w:bidi w:val="0"/>
+              <w:adjustRightInd/>
+              <w:snapToGrid/>
+              <w:spacing w:line="300" w:lineRule="auto"/>
+              <w:ind w:left="0" w:leftChars="0" w:firstLine="0" w:firstLineChars="0"/>
+              <w:textAlignment w:val="auto"/>
+              <w:rPr>
+                <w:rFonts w:hint="default" w:eastAsia="宋体"/>
+                <w:sz w:val="28"/>
+                <w:vertAlign w:val="baseline"/>
+                <w:lang w:val="en-US" w:eastAsia="zh-CN"/>
+              </w:rPr>
+            </w:pPr>
+            <w:r>
+              <w:rPr>
+                <w:rFonts w:hint="default" w:ascii="Times New Roman" w:hAnsi="Times New Roman" w:eastAsia="宋体" w:cs="Times New Roman"/>
+                <w:sz w:val="24"/>
+                <w:szCs w:val="24"/>
+                <w:vertAlign w:val="baseline"/>
+                <w:lang w:val="en-US" w:eastAsia="zh-CN"/>
+              </w:rPr>
+              <w:t>附录</w:t>
+            </w:r>
+            <w:r>
+              <w:rPr>
+                <w:rFonts w:hint="eastAsia" w:cs="Times New Roman"/>
+                <w:sz w:val="24"/>
+                <w:szCs w:val="24"/>
+                <w:vertAlign w:val="baseline"/>
+                <w:lang w:val="en-US" w:eastAsia="zh-CN"/>
+              </w:rPr>
+              <w:t>7</w:t>
+            </w:r>
+            <w:r>
+              <w:rPr>
+                <w:rFonts w:hint="eastAsia" w:ascii="Times New Roman" w:hAnsi="Times New Roman" w:cs="Times New Roman"/>
+                <w:sz w:val="24"/>
+                <w:szCs w:val="24"/>
+                <w:vertAlign w:val="baseline"/>
+                <w:lang w:val="en-US" w:eastAsia="zh-CN"/>
+              </w:rPr>
+              <w:t>：Circuit Breaking熔断</w:t>
+            </w:r>
+          </w:p>
+        </w:tc>
+      </w:tr>
+      <w:tr>
+        <w:tblPrEx>
+          <w:tblBorders>
+            <w:top w:val="single" w:color="auto" w:sz="4" w:space="0"/>
+            <w:left w:val="single" w:color="auto" w:sz="4" w:space="0"/>
+            <w:bottom w:val="single" w:color="auto" w:sz="4" w:space="0"/>
+            <w:right w:val="single" w:color="auto" w:sz="4" w:space="0"/>
+            <w:insideH w:val="single" w:color="auto" w:sz="4" w:space="0"/>
+            <w:insideV w:val="none" w:color="auto" w:sz="0" w:space="0"/>
+          </w:tblBorders>
+          <w:tblCellMar>
+            <w:top w:w="0" w:type="dxa"/>
+            <w:left w:w="108" w:type="dxa"/>
+            <w:bottom w:w="0" w:type="dxa"/>
+            <w:right w:w="108" w:type="dxa"/>
+          </w:tblCellMar>
+        </w:tblPrEx>
+        <w:tc>
+          <w:tcPr>
+            <w:tcW w:w="8522" w:type="dxa"/>
+            <w:tcBorders>
+              <w:top w:val="single" w:color="auto" w:sz="8" w:space="0"/>
+              <w:left w:val="single" w:color="auto" w:sz="8" w:space="0"/>
+              <w:bottom w:val="single" w:color="auto" w:sz="8" w:space="0"/>
+              <w:right w:val="single" w:color="auto" w:sz="8" w:space="0"/>
+            </w:tcBorders>
+          </w:tcPr>
+          <w:p>
+            <w:pPr>
+              <w:keepNext w:val="0"/>
+              <w:keepLines w:val="0"/>
+              <w:widowControl/>
+              <w:suppressLineNumbers w:val="0"/>
+              <w:pBdr>
+                <w:top w:val="none" w:color="auto" w:sz="0" w:space="0"/>
+                <w:left w:val="none" w:color="auto" w:sz="0" w:space="0"/>
+                <w:bottom w:val="none" w:color="auto" w:sz="0" w:space="0"/>
+                <w:right w:val="none" w:color="auto" w:sz="0" w:space="0"/>
+              </w:pBdr>
+              <w:shd w:val="clear" w:fill="F8F8F8"/>
+              <w:spacing w:before="0" w:beforeAutospacing="0" w:after="0" w:afterAutospacing="0"/>
+              <w:ind w:left="0" w:firstLine="0"/>
+              <w:jc w:val="left"/>
+              <w:rPr>
+                <w:rFonts w:hint="eastAsia"/>
+                <w:sz w:val="28"/>
+                <w:vertAlign w:val="baseline"/>
+              </w:rPr>
+            </w:pPr>
+            <w:r>
+              <w:rPr>
+                <w:rFonts w:hint="eastAsia"/>
+                <w:sz w:val="28"/>
+                <w:vertAlign w:val="baseline"/>
+              </w:rPr>
+              <w:t>kubectl apply -f samples/httpbin/httpbin.yaml</w:t>
+            </w:r>
+          </w:p>
+          <w:p>
+            <w:pPr>
+              <w:keepNext w:val="0"/>
+              <w:keepLines w:val="0"/>
+              <w:widowControl/>
+              <w:suppressLineNumbers w:val="0"/>
+              <w:pBdr>
+                <w:top w:val="none" w:color="auto" w:sz="0" w:space="0"/>
+                <w:left w:val="none" w:color="auto" w:sz="0" w:space="0"/>
+                <w:bottom w:val="none" w:color="auto" w:sz="0" w:space="0"/>
+                <w:right w:val="none" w:color="auto" w:sz="0" w:space="0"/>
+              </w:pBdr>
+              <w:shd w:val="clear" w:fill="F8F8F8"/>
+              <w:spacing w:before="0" w:beforeAutospacing="0" w:after="0" w:afterAutospacing="0"/>
+              <w:ind w:left="0" w:firstLine="0"/>
+              <w:jc w:val="left"/>
+              <w:rPr>
+                <w:rFonts w:hint="eastAsia"/>
+                <w:sz w:val="28"/>
+                <w:vertAlign w:val="baseline"/>
+              </w:rPr>
+            </w:pPr>
+            <w:r>
+              <w:rPr>
+                <w:rFonts w:hint="eastAsia"/>
+                <w:sz w:val="28"/>
+                <w:vertAlign w:val="baseline"/>
+              </w:rPr>
+              <w:t>kubectl get pods -l app=httpbin</w:t>
+            </w:r>
+          </w:p>
+          <w:p>
+            <w:pPr>
+              <w:keepNext w:val="0"/>
+              <w:keepLines w:val="0"/>
+              <w:widowControl/>
+              <w:suppressLineNumbers w:val="0"/>
+              <w:pBdr>
+                <w:top w:val="none" w:color="auto" w:sz="0" w:space="0"/>
+                <w:left w:val="none" w:color="auto" w:sz="0" w:space="0"/>
+                <w:bottom w:val="none" w:color="auto" w:sz="0" w:space="0"/>
+                <w:right w:val="none" w:color="auto" w:sz="0" w:space="0"/>
+              </w:pBdr>
+              <w:shd w:val="clear" w:fill="F8F8F8"/>
+              <w:spacing w:before="0" w:beforeAutospacing="0" w:after="0" w:afterAutospacing="0"/>
+              <w:ind w:left="0" w:firstLine="0"/>
+              <w:jc w:val="left"/>
+              <w:rPr>
+                <w:rFonts w:hint="eastAsia"/>
+                <w:sz w:val="28"/>
+                <w:vertAlign w:val="baseline"/>
+              </w:rPr>
+            </w:pPr>
+            <w:r>
+              <w:rPr>
+                <w:rFonts w:hint="eastAsia"/>
+                <w:sz w:val="28"/>
+                <w:vertAlign w:val="baseline"/>
+              </w:rPr>
+              <w:t>kubectl get svc httpbin</w:t>
+            </w:r>
+          </w:p>
+          <w:p>
+            <w:pPr>
+              <w:keepNext w:val="0"/>
+              <w:keepLines w:val="0"/>
+              <w:widowControl/>
+              <w:suppressLineNumbers w:val="0"/>
+              <w:pBdr>
+                <w:top w:val="none" w:color="auto" w:sz="0" w:space="0"/>
+                <w:left w:val="none" w:color="auto" w:sz="0" w:space="0"/>
+                <w:bottom w:val="none" w:color="auto" w:sz="0" w:space="0"/>
+                <w:right w:val="none" w:color="auto" w:sz="0" w:space="0"/>
+              </w:pBdr>
+              <w:shd w:val="clear" w:fill="F8F8F8"/>
+              <w:spacing w:before="0" w:beforeAutospacing="0" w:after="0" w:afterAutospacing="0"/>
+              <w:ind w:left="0" w:firstLine="0"/>
+              <w:jc w:val="left"/>
+              <w:rPr>
+                <w:rFonts w:hint="eastAsia"/>
+                <w:sz w:val="28"/>
+                <w:vertAlign w:val="baseline"/>
+              </w:rPr>
+            </w:pPr>
+            <w:r>
+              <w:rPr>
+                <w:rFonts w:hint="eastAsia"/>
+                <w:sz w:val="28"/>
+                <w:vertAlign w:val="baseline"/>
+              </w:rPr>
+              <w:t>kubectl apply -f samples/httpbin/sample-client/fortio-deploy.yaml</w:t>
+            </w:r>
+          </w:p>
+          <w:p>
+            <w:pPr>
+              <w:keepNext w:val="0"/>
+              <w:keepLines w:val="0"/>
+              <w:widowControl/>
+              <w:suppressLineNumbers w:val="0"/>
+              <w:pBdr>
+                <w:top w:val="none" w:color="auto" w:sz="0" w:space="0"/>
+                <w:left w:val="none" w:color="auto" w:sz="0" w:space="0"/>
+                <w:bottom w:val="none" w:color="auto" w:sz="0" w:space="0"/>
+                <w:right w:val="none" w:color="auto" w:sz="0" w:space="0"/>
+              </w:pBdr>
+              <w:shd w:val="clear" w:fill="F8F8F8"/>
+              <w:spacing w:before="0" w:beforeAutospacing="0" w:after="0" w:afterAutospacing="0"/>
+              <w:ind w:left="0" w:firstLine="0"/>
+              <w:jc w:val="left"/>
+              <w:rPr>
+                <w:rFonts w:hint="eastAsia"/>
+                <w:sz w:val="28"/>
+                <w:vertAlign w:val="baseline"/>
+              </w:rPr>
+            </w:pPr>
+            <w:r>
+              <w:rPr>
+                <w:rFonts w:hint="eastAsia"/>
+                <w:sz w:val="28"/>
+                <w:vertAlign w:val="baseline"/>
+              </w:rPr>
+              <w:t>kubectl get pods -l app=fortio</w:t>
+            </w:r>
+          </w:p>
+          <w:p>
+            <w:pPr>
+              <w:keepNext w:val="0"/>
+              <w:keepLines w:val="0"/>
+              <w:widowControl/>
+              <w:suppressLineNumbers w:val="0"/>
+              <w:pBdr>
+                <w:top w:val="none" w:color="auto" w:sz="0" w:space="0"/>
+                <w:left w:val="none" w:color="auto" w:sz="0" w:space="0"/>
+                <w:bottom w:val="none" w:color="auto" w:sz="0" w:space="0"/>
+                <w:right w:val="none" w:color="auto" w:sz="0" w:space="0"/>
+              </w:pBdr>
+              <w:shd w:val="clear" w:fill="F8F8F8"/>
+              <w:spacing w:before="0" w:beforeAutospacing="0" w:after="0" w:afterAutospacing="0"/>
+              <w:ind w:left="0" w:firstLine="0"/>
+              <w:jc w:val="left"/>
+              <w:rPr>
+                <w:rFonts w:hint="eastAsia"/>
+                <w:sz w:val="28"/>
+                <w:vertAlign w:val="baseline"/>
+              </w:rPr>
+            </w:pPr>
+            <w:r>
+              <w:rPr>
+                <w:rFonts w:hint="eastAsia"/>
+                <w:sz w:val="28"/>
+                <w:vertAlign w:val="baseline"/>
+              </w:rPr>
+              <w:t>export FORTIO_POD=$(kubectl get pods -l app=fortio -o 'jsonpath={.items[0].metadata.name}')</w:t>
+            </w:r>
+          </w:p>
+          <w:p>
+            <w:pPr>
+              <w:keepNext w:val="0"/>
+              <w:keepLines w:val="0"/>
+              <w:widowControl/>
+              <w:suppressLineNumbers w:val="0"/>
+              <w:pBdr>
+                <w:top w:val="none" w:color="auto" w:sz="0" w:space="0"/>
+                <w:left w:val="none" w:color="auto" w:sz="0" w:space="0"/>
+                <w:bottom w:val="none" w:color="auto" w:sz="0" w:space="0"/>
+                <w:right w:val="none" w:color="auto" w:sz="0" w:space="0"/>
+              </w:pBdr>
+              <w:shd w:val="clear" w:fill="F8F8F8"/>
+              <w:spacing w:before="0" w:beforeAutospacing="0" w:after="0" w:afterAutospacing="0"/>
+              <w:ind w:left="0" w:firstLine="0"/>
+              <w:jc w:val="left"/>
+              <w:rPr>
+                <w:rFonts w:hint="eastAsia"/>
+                <w:sz w:val="28"/>
+                <w:vertAlign w:val="baseline"/>
+              </w:rPr>
+            </w:pPr>
+            <w:r>
+              <w:rPr>
+                <w:rFonts w:hint="eastAsia"/>
+                <w:sz w:val="28"/>
+                <w:vertAlign w:val="baseline"/>
+              </w:rPr>
+              <w:t>kubectl exec "$FORTIO_POD" -c fortio -- /usr/bin/fortio curl -quiet http://httpbin:8000/get</w:t>
+            </w:r>
+          </w:p>
+          <w:p>
+            <w:pPr>
+              <w:keepNext w:val="0"/>
+              <w:keepLines w:val="0"/>
+              <w:widowControl/>
+              <w:suppressLineNumbers w:val="0"/>
+              <w:pBdr>
+                <w:top w:val="none" w:color="auto" w:sz="0" w:space="0"/>
+                <w:left w:val="none" w:color="auto" w:sz="0" w:space="0"/>
+                <w:bottom w:val="none" w:color="auto" w:sz="0" w:space="0"/>
+                <w:right w:val="none" w:color="auto" w:sz="0" w:space="0"/>
+              </w:pBdr>
+              <w:shd w:val="clear" w:fill="F8F8F8"/>
+              <w:spacing w:before="0" w:beforeAutospacing="0" w:after="0" w:afterAutospacing="0"/>
+              <w:ind w:left="0" w:firstLine="0"/>
+              <w:jc w:val="left"/>
+              <w:rPr>
+                <w:rFonts w:hint="eastAsia"/>
+                <w:sz w:val="28"/>
+                <w:vertAlign w:val="baseline"/>
+              </w:rPr>
+            </w:pPr>
+            <w:r>
+              <w:rPr>
+                <w:rFonts w:hint="eastAsia"/>
+                <w:sz w:val="28"/>
+                <w:vertAlign w:val="baseline"/>
+              </w:rPr>
+              <w:t>kubectl exec "$FORTIO_POD" -c fortio -- /usr/bin/fortio load -c 2 -qps 0 -n 20 -loglevel Warning http://httpbin:8000/get</w:t>
+            </w:r>
+          </w:p>
+          <w:p>
+            <w:pPr>
+              <w:keepNext w:val="0"/>
+              <w:keepLines w:val="0"/>
+              <w:widowControl/>
+              <w:suppressLineNumbers w:val="0"/>
+              <w:pBdr>
+                <w:top w:val="none" w:color="auto" w:sz="0" w:space="0"/>
+                <w:left w:val="none" w:color="auto" w:sz="0" w:space="0"/>
+                <w:bottom w:val="none" w:color="auto" w:sz="0" w:space="0"/>
+                <w:right w:val="none" w:color="auto" w:sz="0" w:space="0"/>
+              </w:pBdr>
+              <w:shd w:val="clear" w:fill="F8F8F8"/>
+              <w:spacing w:before="0" w:beforeAutospacing="0" w:after="0" w:afterAutospacing="0"/>
+              <w:ind w:left="0" w:firstLine="0"/>
+              <w:jc w:val="left"/>
+              <w:rPr>
+                <w:rFonts w:hint="eastAsia"/>
+                <w:sz w:val="28"/>
+                <w:vertAlign w:val="baseline"/>
+              </w:rPr>
+            </w:pPr>
+            <w:r>
+              <w:rPr>
+                <w:rFonts w:hint="eastAsia"/>
+                <w:sz w:val="28"/>
+                <w:vertAlign w:val="baseline"/>
+              </w:rPr>
+              <w:t xml:space="preserve">kubectl exec "$FORTIO_POD" -c fortio -- /usr/bin/fortio load -c 3 -qps 0 -n 30 -loglevel Warning </w:t>
+            </w:r>
+            <w:r>
+              <w:rPr>
+                <w:rFonts w:hint="eastAsia"/>
+                <w:sz w:val="28"/>
+                <w:vertAlign w:val="baseline"/>
+              </w:rPr>
+              <w:fldChar w:fldCharType="begin"/>
+            </w:r>
+            <w:r>
+              <w:rPr>
+                <w:rFonts w:hint="eastAsia"/>
+                <w:sz w:val="28"/>
+                <w:vertAlign w:val="baseline"/>
+              </w:rPr>
+              <w:instrText xml:space="preserve"> HYPERLINK "http://httpbin:8000/get" </w:instrText>
+            </w:r>
+            <w:r>
+              <w:rPr>
+                <w:rFonts w:hint="eastAsia"/>
+                <w:sz w:val="28"/>
+                <w:vertAlign w:val="baseline"/>
+              </w:rPr>
+              <w:fldChar w:fldCharType="separate"/>
+            </w:r>
+            <w:r>
+              <w:rPr>
+                <w:rFonts w:hint="eastAsia"/>
+                <w:sz w:val="28"/>
+                <w:vertAlign w:val="baseline"/>
+              </w:rPr>
+              <w:t>http://httpbin:8000/get</w:t>
+            </w:r>
+            <w:r>
+              <w:rPr>
+                <w:rFonts w:hint="eastAsia"/>
+                <w:sz w:val="28"/>
+                <w:vertAlign w:val="baseline"/>
+              </w:rPr>
+              <w:fldChar w:fldCharType="end"/>
+            </w:r>
+          </w:p>
+          <w:p>
+            <w:pPr>
+              <w:keepNext w:val="0"/>
+              <w:keepLines w:val="0"/>
+              <w:widowControl/>
+              <w:suppressLineNumbers w:val="0"/>
+              <w:pBdr>
+                <w:top w:val="none" w:color="auto" w:sz="0" w:space="0"/>
+                <w:left w:val="none" w:color="auto" w:sz="0" w:space="0"/>
+                <w:bottom w:val="none" w:color="auto" w:sz="0" w:space="0"/>
+                <w:right w:val="none" w:color="auto" w:sz="0" w:space="0"/>
+              </w:pBdr>
+              <w:shd w:val="clear" w:fill="F8F8F8"/>
+              <w:spacing w:before="0" w:beforeAutospacing="0" w:after="0" w:afterAutospacing="0"/>
+              <w:ind w:left="0" w:firstLine="0"/>
+              <w:jc w:val="left"/>
+              <w:rPr>
+                <w:rFonts w:hint="eastAsia"/>
+                <w:sz w:val="28"/>
+                <w:vertAlign w:val="baseline"/>
+              </w:rPr>
+            </w:pPr>
+            <w:r>
+              <w:rPr>
+                <w:rFonts w:hint="eastAsia"/>
+                <w:sz w:val="28"/>
+                <w:vertAlign w:val="baseline"/>
+              </w:rPr>
+              <w:t>kubectl exec "$FORTIO_POD" -c istio-proxy -- pilot-agent request GET stats | grep httpbin | grep pending</w:t>
             </w:r>
           </w:p>
         </w:tc>
@@ -3623,26 +5055,6 @@
     </w:lvl>
   </w:abstractNum>
   <w:abstractNum w:abstractNumId="1">
-    <w:nsid w:val="D38A5088"/>
-    <w:multiLevelType w:val="singleLevel"/>
-    <w:tmpl w:val="D38A5088"/>
-    <w:lvl w:ilvl="0" w:tentative="0">
-      <w:start w:val="1"/>
-      <w:numFmt w:val="bullet"/>
-      <w:suff w:val="space"/>
-      <w:lvlText w:val=""/>
-      <w:lvlJc w:val="left"/>
-      <w:pPr>
-        <w:ind w:left="0" w:leftChars="0" w:firstLine="0" w:firstLineChars="0"/>
-      </w:pPr>
-      <w:rPr>
-        <w:rFonts w:hint="default" w:ascii="Wingdings" w:hAnsi="Wingdings"/>
-        <w:sz w:val="16"/>
-        <w:szCs w:val="16"/>
-      </w:rPr>
-    </w:lvl>
-  </w:abstractNum>
-  <w:abstractNum w:abstractNumId="2">
     <w:nsid w:val="FAB4AE5E"/>
     <w:multiLevelType w:val="singleLevel"/>
     <w:tmpl w:val="FAB4AE5E"/>
@@ -3657,7 +5069,7 @@
       </w:rPr>
     </w:lvl>
   </w:abstractNum>
-  <w:abstractNum w:abstractNumId="3">
+  <w:abstractNum w:abstractNumId="2">
     <w:nsid w:val="FD5FCBD1"/>
     <w:multiLevelType w:val="singleLevel"/>
     <w:tmpl w:val="FD5FCBD1"/>
@@ -3674,14 +5086,31 @@
       </w:rPr>
     </w:lvl>
   </w:abstractNum>
+  <w:abstractNum w:abstractNumId="3">
+    <w:nsid w:val="5BEB0DCD"/>
+    <w:multiLevelType w:val="singleLevel"/>
+    <w:tmpl w:val="5BEB0DCD"/>
+    <w:lvl w:ilvl="0" w:tentative="0">
+      <w:start w:val="1"/>
+      <w:numFmt w:val="decimal"/>
+      <w:lvlText w:val="%1."/>
+      <w:lvlJc w:val="left"/>
+      <w:pPr>
+        <w:ind w:left="425" w:hanging="425"/>
+      </w:pPr>
+      <w:rPr>
+        <w:rFonts w:hint="default"/>
+      </w:rPr>
+    </w:lvl>
+  </w:abstractNum>
   <w:num w:numId="1">
-    <w:abstractNumId w:val="3"/>
+    <w:abstractNumId w:val="2"/>
   </w:num>
   <w:num w:numId="2">
-    <w:abstractNumId w:val="2"/>
+    <w:abstractNumId w:val="1"/>
   </w:num>
   <w:num w:numId="3">
-    <w:abstractNumId w:val="1"/>
+    <w:abstractNumId w:val="3"/>
   </w:num>
   <w:num w:numId="4">
     <w:abstractNumId w:val="0"/>
@@ -3966,13 +5395,57 @@
       <w:lang w:val="en-US" w:eastAsia="zh-CN" w:bidi="ar-SA"/>
     </w:rPr>
   </w:style>
-  <w:style w:type="character" w:default="1" w:styleId="9">
+  <w:style w:type="paragraph" w:styleId="2">
+    <w:name w:val="heading 2"/>
+    <w:basedOn w:val="1"/>
+    <w:next w:val="1"/>
+    <w:semiHidden/>
+    <w:unhideWhenUsed/>
+    <w:qFormat/>
+    <w:uiPriority w:val="0"/>
+    <w:pPr>
+      <w:spacing w:before="0" w:beforeAutospacing="1" w:after="0" w:afterAutospacing="1"/>
+      <w:jc w:val="left"/>
+    </w:pPr>
+    <w:rPr>
+      <w:rFonts w:hint="eastAsia" w:ascii="宋体" w:hAnsi="宋体" w:eastAsia="宋体" w:cs="宋体"/>
+      <w:b/>
+      <w:bCs/>
+      <w:kern w:val="0"/>
+      <w:sz w:val="36"/>
+      <w:szCs w:val="36"/>
+      <w:lang w:val="en-US" w:eastAsia="zh-CN" w:bidi="ar"/>
+    </w:rPr>
+  </w:style>
+  <w:style w:type="paragraph" w:styleId="3">
+    <w:name w:val="heading 3"/>
+    <w:basedOn w:val="1"/>
+    <w:next w:val="1"/>
+    <w:semiHidden/>
+    <w:unhideWhenUsed/>
+    <w:qFormat/>
+    <w:uiPriority w:val="0"/>
+    <w:pPr>
+      <w:spacing w:before="0" w:beforeAutospacing="1" w:after="0" w:afterAutospacing="1"/>
+      <w:jc w:val="left"/>
+    </w:pPr>
+    <w:rPr>
+      <w:rFonts w:hint="eastAsia" w:ascii="宋体" w:hAnsi="宋体" w:eastAsia="宋体" w:cs="宋体"/>
+      <w:b/>
+      <w:bCs/>
+      <w:kern w:val="0"/>
+      <w:sz w:val="27"/>
+      <w:szCs w:val="27"/>
+      <w:lang w:val="en-US" w:eastAsia="zh-CN" w:bidi="ar"/>
+    </w:rPr>
+  </w:style>
+  <w:style w:type="character" w:default="1" w:styleId="11">
     <w:name w:val="Default Paragraph Font"/>
     <w:unhideWhenUsed/>
     <w:qFormat/>
     <w:uiPriority w:val="1"/>
   </w:style>
-  <w:style w:type="table" w:default="1" w:styleId="7">
+  <w:style w:type="table" w:default="1" w:styleId="9">
     <w:name w:val="Normal Table"/>
     <w:semiHidden/>
     <w:unhideWhenUsed/>
@@ -3987,10 +5460,10 @@
       </w:tblCellMar>
     </w:tblPr>
   </w:style>
-  <w:style w:type="paragraph" w:styleId="2">
+  <w:style w:type="paragraph" w:styleId="4">
     <w:name w:val="Balloon Text"/>
     <w:basedOn w:val="1"/>
-    <w:link w:val="20"/>
+    <w:link w:val="22"/>
     <w:qFormat/>
     <w:uiPriority w:val="0"/>
     <w:rPr>
@@ -3998,10 +5471,10 @@
       <w:szCs w:val="18"/>
     </w:rPr>
   </w:style>
-  <w:style w:type="paragraph" w:styleId="3">
+  <w:style w:type="paragraph" w:styleId="5">
     <w:name w:val="footer"/>
     <w:basedOn w:val="1"/>
-    <w:link w:val="16"/>
+    <w:link w:val="18"/>
     <w:qFormat/>
     <w:uiPriority w:val="0"/>
     <w:pPr>
@@ -4017,10 +5490,10 @@
       <w:szCs w:val="18"/>
     </w:rPr>
   </w:style>
-  <w:style w:type="paragraph" w:styleId="4">
+  <w:style w:type="paragraph" w:styleId="6">
     <w:name w:val="header"/>
     <w:basedOn w:val="1"/>
-    <w:link w:val="15"/>
+    <w:link w:val="17"/>
     <w:qFormat/>
     <w:uiPriority w:val="0"/>
     <w:pPr>
@@ -4039,7 +5512,7 @@
       <w:szCs w:val="18"/>
     </w:rPr>
   </w:style>
-  <w:style w:type="paragraph" w:styleId="5">
+  <w:style w:type="paragraph" w:styleId="7">
     <w:name w:val="HTML Preformatted"/>
     <w:basedOn w:val="1"/>
     <w:qFormat/>
@@ -4071,7 +5544,7 @@
       <w:sz w:val="24"/>
     </w:rPr>
   </w:style>
-  <w:style w:type="paragraph" w:styleId="6">
+  <w:style w:type="paragraph" w:styleId="8">
     <w:name w:val="Normal (Web)"/>
     <w:basedOn w:val="1"/>
     <w:qFormat/>
@@ -4087,9 +5560,9 @@
       <w:lang w:val="en-US" w:eastAsia="zh-CN" w:bidi="ar"/>
     </w:rPr>
   </w:style>
-  <w:style w:type="table" w:styleId="8">
+  <w:style w:type="table" w:styleId="10">
     <w:name w:val="Table Grid"/>
-    <w:basedOn w:val="7"/>
+    <w:basedOn w:val="9"/>
     <w:qFormat/>
     <w:uiPriority w:val="39"/>
     <w:tblPr>
@@ -4103,18 +5576,18 @@
       </w:tblBorders>
     </w:tblPr>
   </w:style>
-  <w:style w:type="character" w:styleId="10">
+  <w:style w:type="character" w:styleId="12">
     <w:name w:val="Strong"/>
-    <w:basedOn w:val="9"/>
+    <w:basedOn w:val="11"/>
     <w:qFormat/>
     <w:uiPriority w:val="0"/>
     <w:rPr>
       <w:b/>
     </w:rPr>
   </w:style>
-  <w:style w:type="character" w:styleId="11">
+  <w:style w:type="character" w:styleId="13">
     <w:name w:val="FollowedHyperlink"/>
-    <w:basedOn w:val="9"/>
+    <w:basedOn w:val="11"/>
     <w:qFormat/>
     <w:uiPriority w:val="0"/>
     <w:rPr>
@@ -4127,18 +5600,18 @@
       </w14:textFill>
     </w:rPr>
   </w:style>
-  <w:style w:type="character" w:styleId="12">
+  <w:style w:type="character" w:styleId="14">
     <w:name w:val="Emphasis"/>
-    <w:basedOn w:val="9"/>
+    <w:basedOn w:val="11"/>
     <w:qFormat/>
     <w:uiPriority w:val="0"/>
     <w:rPr>
       <w:i/>
     </w:rPr>
   </w:style>
-  <w:style w:type="character" w:styleId="13">
+  <w:style w:type="character" w:styleId="15">
     <w:name w:val="Hyperlink"/>
-    <w:basedOn w:val="9"/>
+    <w:basedOn w:val="11"/>
     <w:qFormat/>
     <w:uiPriority w:val="0"/>
     <w:rPr>
@@ -4151,9 +5624,9 @@
       </w14:textFill>
     </w:rPr>
   </w:style>
-  <w:style w:type="character" w:styleId="14">
+  <w:style w:type="character" w:styleId="16">
     <w:name w:val="HTML Code"/>
-    <w:basedOn w:val="9"/>
+    <w:basedOn w:val="11"/>
     <w:qFormat/>
     <w:uiPriority w:val="0"/>
     <w:rPr>
@@ -4161,10 +5634,10 @@
       <w:sz w:val="20"/>
     </w:rPr>
   </w:style>
-  <w:style w:type="character" w:customStyle="1" w:styleId="15">
+  <w:style w:type="character" w:customStyle="1" w:styleId="17">
     <w:name w:val="页眉 字符"/>
-    <w:basedOn w:val="9"/>
-    <w:link w:val="4"/>
+    <w:basedOn w:val="11"/>
+    <w:link w:val="6"/>
     <w:qFormat/>
     <w:uiPriority w:val="0"/>
     <w:rPr>
@@ -4173,10 +5646,10 @@
       <w:szCs w:val="18"/>
     </w:rPr>
   </w:style>
-  <w:style w:type="character" w:customStyle="1" w:styleId="16">
+  <w:style w:type="character" w:customStyle="1" w:styleId="18">
     <w:name w:val="页脚 字符"/>
-    <w:basedOn w:val="9"/>
-    <w:link w:val="3"/>
+    <w:basedOn w:val="11"/>
+    <w:link w:val="5"/>
     <w:qFormat/>
     <w:uiPriority w:val="0"/>
     <w:rPr>
@@ -4185,7 +5658,7 @@
       <w:szCs w:val="18"/>
     </w:rPr>
   </w:style>
-  <w:style w:type="paragraph" w:customStyle="1" w:styleId="17">
+  <w:style w:type="paragraph" w:customStyle="1" w:styleId="19">
     <w:name w:val="reader-word-layer reader-word-s1-21"/>
     <w:basedOn w:val="1"/>
     <w:qFormat/>
@@ -4201,7 +5674,7 @@
       <w:sz w:val="24"/>
     </w:rPr>
   </w:style>
-  <w:style w:type="paragraph" w:customStyle="1" w:styleId="18">
+  <w:style w:type="paragraph" w:customStyle="1" w:styleId="20">
     <w:name w:val="reader-word-layer reader-word-s1-30"/>
     <w:basedOn w:val="1"/>
     <w:qFormat/>
@@ -4217,7 +5690,7 @@
       <w:sz w:val="24"/>
     </w:rPr>
   </w:style>
-  <w:style w:type="paragraph" w:styleId="19">
+  <w:style w:type="paragraph" w:styleId="21">
     <w:name w:val="List Paragraph"/>
     <w:basedOn w:val="1"/>
     <w:qFormat/>
@@ -4226,10 +5699,10 @@
       <w:ind w:firstLine="420" w:firstLineChars="200"/>
     </w:pPr>
   </w:style>
-  <w:style w:type="character" w:customStyle="1" w:styleId="20">
+  <w:style w:type="character" w:customStyle="1" w:styleId="22">
     <w:name w:val="批注框文本 字符"/>
-    <w:basedOn w:val="9"/>
-    <w:link w:val="2"/>
+    <w:basedOn w:val="11"/>
+    <w:link w:val="4"/>
     <w:qFormat/>
     <w:uiPriority w:val="0"/>
     <w:rPr>
@@ -4238,9 +5711,9 @@
       <w:szCs w:val="18"/>
     </w:rPr>
   </w:style>
-  <w:style w:type="character" w:customStyle="1" w:styleId="21">
+  <w:style w:type="character" w:customStyle="1" w:styleId="23">
     <w:name w:val="Unresolved Mention"/>
-    <w:basedOn w:val="9"/>
+    <w:basedOn w:val="11"/>
     <w:semiHidden/>
     <w:unhideWhenUsed/>
     <w:qFormat/>

--- a/Labs/Lab05/Lab05+徐炜杰+202383910029.docx
+++ b/Labs/Lab05/Lab05+徐炜杰+202383910029.docx
@@ -94,8 +94,10 @@
           <w:u w:val="single"/>
           <w:lang w:val="en-US" w:eastAsia="zh-CN"/>
         </w:rPr>
-        <w:t>2026/4/27</w:t>
-      </w:r>
+        <w:t>2026/4/30</w:t>
+      </w:r>
+      <w:bookmarkStart w:id="0" w:name="_GoBack"/>
+      <w:bookmarkEnd w:id="0"/>
       <w:r>
         <w:rPr>
           <w:rFonts w:hint="default" w:ascii="Times New Roman" w:hAnsi="Times New Roman" w:cs="Times New Roman"/>
@@ -1182,8 +1184,6 @@
         <w:spacing w:line="300" w:lineRule="auto"/>
         <w:jc w:val="left"/>
       </w:pPr>
-      <w:bookmarkStart w:id="0" w:name="_GoBack"/>
-      <w:bookmarkEnd w:id="0"/>
     </w:p>
     <w:p>
       <w:pPr>
@@ -2430,6 +2430,243 @@
         </w:rPr>
         <w:t xml:space="preserve"> 程序命令代码</w:t>
       </w:r>
+    </w:p>
+    <w:tbl>
+      <w:tblPr>
+        <w:tblStyle w:val="10"/>
+        <w:tblW w:w="0" w:type="auto"/>
+        <w:tblInd w:w="0" w:type="dxa"/>
+        <w:tblBorders>
+          <w:top w:val="single" w:color="auto" w:sz="4" w:space="0"/>
+          <w:left w:val="single" w:color="auto" w:sz="4" w:space="0"/>
+          <w:bottom w:val="single" w:color="auto" w:sz="4" w:space="0"/>
+          <w:right w:val="single" w:color="auto" w:sz="4" w:space="0"/>
+          <w:insideH w:val="single" w:color="auto" w:sz="4" w:space="0"/>
+          <w:insideV w:val="none" w:color="auto" w:sz="0" w:space="0"/>
+        </w:tblBorders>
+        <w:tblLayout w:type="autofit"/>
+        <w:tblCellMar>
+          <w:top w:w="0" w:type="dxa"/>
+          <w:left w:w="108" w:type="dxa"/>
+          <w:bottom w:w="0" w:type="dxa"/>
+          <w:right w:w="108" w:type="dxa"/>
+        </w:tblCellMar>
+      </w:tblPr>
+      <w:tblGrid>
+        <w:gridCol w:w="8522"/>
+      </w:tblGrid>
+      <w:tr>
+        <w:tblPrEx>
+          <w:tblBorders>
+            <w:top w:val="single" w:color="auto" w:sz="4" w:space="0"/>
+            <w:left w:val="single" w:color="auto" w:sz="4" w:space="0"/>
+            <w:bottom w:val="single" w:color="auto" w:sz="4" w:space="0"/>
+            <w:right w:val="single" w:color="auto" w:sz="4" w:space="0"/>
+            <w:insideH w:val="single" w:color="auto" w:sz="4" w:space="0"/>
+            <w:insideV w:val="none" w:color="auto" w:sz="0" w:space="0"/>
+          </w:tblBorders>
+        </w:tblPrEx>
+        <w:tc>
+          <w:tcPr>
+            <w:tcW w:w="8522" w:type="dxa"/>
+            <w:tcBorders>
+              <w:top w:val="single" w:color="auto" w:sz="8" w:space="0"/>
+              <w:left w:val="single" w:color="auto" w:sz="8" w:space="0"/>
+              <w:bottom w:val="single" w:color="auto" w:sz="8" w:space="0"/>
+              <w:right w:val="single" w:color="auto" w:sz="8" w:space="0"/>
+            </w:tcBorders>
+            <w:shd w:val="clear" w:color="auto" w:fill="D7D7D7" w:themeFill="background1" w:themeFillShade="D8"/>
+          </w:tcPr>
+          <w:p>
+            <w:pPr>
+              <w:keepNext w:val="0"/>
+              <w:keepLines w:val="0"/>
+              <w:pageBreakBefore w:val="0"/>
+              <w:widowControl w:val="0"/>
+              <w:kinsoku/>
+              <w:wordWrap/>
+              <w:overflowPunct/>
+              <w:topLinePunct w:val="0"/>
+              <w:autoSpaceDE/>
+              <w:autoSpaceDN/>
+              <w:bidi w:val="0"/>
+              <w:adjustRightInd/>
+              <w:snapToGrid/>
+              <w:spacing w:line="300" w:lineRule="auto"/>
+              <w:ind w:left="0" w:leftChars="0" w:firstLine="0" w:firstLineChars="0"/>
+              <w:textAlignment w:val="auto"/>
+              <w:rPr>
+                <w:rFonts w:hint="default" w:eastAsia="宋体"/>
+                <w:sz w:val="28"/>
+                <w:vertAlign w:val="baseline"/>
+                <w:lang w:val="en-US" w:eastAsia="zh-CN"/>
+              </w:rPr>
+            </w:pPr>
+            <w:r>
+              <w:rPr>
+                <w:rFonts w:hint="default" w:ascii="Times New Roman" w:hAnsi="Times New Roman" w:eastAsia="宋体" w:cs="Times New Roman"/>
+                <w:sz w:val="24"/>
+                <w:szCs w:val="24"/>
+                <w:vertAlign w:val="baseline"/>
+                <w:lang w:val="en-US" w:eastAsia="zh-CN"/>
+              </w:rPr>
+              <w:t>附录</w:t>
+            </w:r>
+            <w:r>
+              <w:rPr>
+                <w:rFonts w:hint="eastAsia" w:ascii="Times New Roman" w:hAnsi="Times New Roman" w:cs="Times New Roman"/>
+                <w:sz w:val="24"/>
+                <w:szCs w:val="24"/>
+                <w:vertAlign w:val="baseline"/>
+                <w:lang w:val="en-US" w:eastAsia="zh-CN"/>
+              </w:rPr>
+              <w:t>1：工具检查</w:t>
+            </w:r>
+          </w:p>
+        </w:tc>
+      </w:tr>
+      <w:tr>
+        <w:tblPrEx>
+          <w:tblBorders>
+            <w:top w:val="single" w:color="auto" w:sz="4" w:space="0"/>
+            <w:left w:val="single" w:color="auto" w:sz="4" w:space="0"/>
+            <w:bottom w:val="single" w:color="auto" w:sz="4" w:space="0"/>
+            <w:right w:val="single" w:color="auto" w:sz="4" w:space="0"/>
+            <w:insideH w:val="single" w:color="auto" w:sz="4" w:space="0"/>
+            <w:insideV w:val="none" w:color="auto" w:sz="0" w:space="0"/>
+          </w:tblBorders>
+          <w:tblCellMar>
+            <w:top w:w="0" w:type="dxa"/>
+            <w:left w:w="108" w:type="dxa"/>
+            <w:bottom w:w="0" w:type="dxa"/>
+            <w:right w:w="108" w:type="dxa"/>
+          </w:tblCellMar>
+        </w:tblPrEx>
+        <w:tc>
+          <w:tcPr>
+            <w:tcW w:w="8522" w:type="dxa"/>
+            <w:tcBorders>
+              <w:top w:val="single" w:color="auto" w:sz="8" w:space="0"/>
+              <w:left w:val="single" w:color="auto" w:sz="8" w:space="0"/>
+              <w:bottom w:val="single" w:color="auto" w:sz="8" w:space="0"/>
+              <w:right w:val="single" w:color="auto" w:sz="8" w:space="0"/>
+            </w:tcBorders>
+          </w:tcPr>
+          <w:p>
+            <w:pPr>
+              <w:keepNext w:val="0"/>
+              <w:keepLines w:val="0"/>
+              <w:widowControl/>
+              <w:suppressLineNumbers w:val="0"/>
+              <w:pBdr>
+                <w:top w:val="none" w:color="auto" w:sz="0" w:space="0"/>
+                <w:left w:val="none" w:color="auto" w:sz="0" w:space="0"/>
+                <w:bottom w:val="none" w:color="auto" w:sz="0" w:space="0"/>
+                <w:right w:val="none" w:color="auto" w:sz="0" w:space="0"/>
+              </w:pBdr>
+              <w:shd w:val="clear" w:fill="F8F8F8"/>
+              <w:spacing w:before="0" w:beforeAutospacing="0" w:after="0" w:afterAutospacing="0"/>
+              <w:ind w:left="0" w:firstLine="0"/>
+              <w:jc w:val="left"/>
+              <w:rPr>
+                <w:rFonts w:hint="eastAsia"/>
+                <w:sz w:val="28"/>
+                <w:vertAlign w:val="baseline"/>
+              </w:rPr>
+            </w:pPr>
+            <w:r>
+              <w:rPr>
+                <w:rFonts w:hint="eastAsia"/>
+                <w:sz w:val="28"/>
+                <w:vertAlign w:val="baseline"/>
+              </w:rPr>
+              <w:t>kubectl version --client</w:t>
+            </w:r>
+          </w:p>
+          <w:p>
+            <w:pPr>
+              <w:keepNext w:val="0"/>
+              <w:keepLines w:val="0"/>
+              <w:widowControl/>
+              <w:suppressLineNumbers w:val="0"/>
+              <w:pBdr>
+                <w:top w:val="none" w:color="auto" w:sz="0" w:space="0"/>
+                <w:left w:val="none" w:color="auto" w:sz="0" w:space="0"/>
+                <w:bottom w:val="none" w:color="auto" w:sz="0" w:space="0"/>
+                <w:right w:val="none" w:color="auto" w:sz="0" w:space="0"/>
+              </w:pBdr>
+              <w:shd w:val="clear" w:fill="F8F8F8"/>
+              <w:spacing w:before="0" w:beforeAutospacing="0" w:after="0" w:afterAutospacing="0"/>
+              <w:ind w:left="0" w:firstLine="0"/>
+              <w:jc w:val="left"/>
+              <w:rPr>
+                <w:rFonts w:hint="eastAsia"/>
+                <w:sz w:val="28"/>
+                <w:vertAlign w:val="baseline"/>
+              </w:rPr>
+            </w:pPr>
+            <w:r>
+              <w:rPr>
+                <w:rFonts w:hint="eastAsia"/>
+                <w:sz w:val="28"/>
+                <w:vertAlign w:val="baseline"/>
+              </w:rPr>
+              <w:t>kubectl cluster-info</w:t>
+            </w:r>
+          </w:p>
+          <w:p>
+            <w:pPr>
+              <w:keepNext w:val="0"/>
+              <w:keepLines w:val="0"/>
+              <w:widowControl/>
+              <w:suppressLineNumbers w:val="0"/>
+              <w:pBdr>
+                <w:top w:val="none" w:color="auto" w:sz="0" w:space="0"/>
+                <w:left w:val="none" w:color="auto" w:sz="0" w:space="0"/>
+                <w:bottom w:val="none" w:color="auto" w:sz="0" w:space="0"/>
+                <w:right w:val="none" w:color="auto" w:sz="0" w:space="0"/>
+              </w:pBdr>
+              <w:shd w:val="clear" w:fill="F8F8F8"/>
+              <w:spacing w:before="0" w:beforeAutospacing="0" w:after="0" w:afterAutospacing="0"/>
+              <w:ind w:left="0" w:firstLine="0"/>
+              <w:jc w:val="left"/>
+              <w:rPr>
+                <w:rFonts w:hint="eastAsia"/>
+                <w:sz w:val="28"/>
+                <w:vertAlign w:val="baseline"/>
+              </w:rPr>
+            </w:pPr>
+            <w:r>
+              <w:rPr>
+                <w:rFonts w:hint="eastAsia"/>
+                <w:sz w:val="28"/>
+                <w:vertAlign w:val="baseline"/>
+              </w:rPr>
+              <w:t>istioctl version</w:t>
+            </w:r>
+          </w:p>
+        </w:tc>
+      </w:tr>
+    </w:tbl>
+    <w:p>
+      <w:pPr>
+        <w:numPr>
+          <w:ilvl w:val="0"/>
+          <w:numId w:val="0"/>
+        </w:numPr>
+        <w:autoSpaceDE w:val="0"/>
+        <w:autoSpaceDN w:val="0"/>
+        <w:adjustRightInd w:val="0"/>
+        <w:spacing w:line="300" w:lineRule="auto"/>
+        <w:jc w:val="left"/>
+        <w:rPr>
+          <w:rFonts w:hint="default" w:ascii="Times New Roman" w:eastAsia="宋体"/>
+          <w:b/>
+          <w:bCs/>
+          <w:sz w:val="28"/>
+          <w:lang w:val="en-US" w:eastAsia="zh-CN"/>
+        </w:rPr>
+      </w:pPr>
     </w:p>
     <w:tbl>
       <w:tblPr>
@@ -2526,7 +2763,7 @@
                 <w:vertAlign w:val="baseline"/>
                 <w:lang w:val="en-US" w:eastAsia="zh-CN"/>
               </w:rPr>
-              <w:t>1：工具检查</w:t>
+              <w:t>2：Istio安装、命名空间注入</w:t>
             </w:r>
           </w:p>
         </w:tc>
@@ -2586,7 +2823,7 @@
                 <w:sz w:val="28"/>
                 <w:vertAlign w:val="baseline"/>
               </w:rPr>
-              <w:t>kubectl version --client</w:t>
+              <w:t>istioctl install --set profile=demo -y</w:t>
             </w:r>
           </w:p>
           <w:p>
@@ -2617,7 +2854,7 @@
                 <w:sz w:val="28"/>
                 <w:vertAlign w:val="baseline"/>
               </w:rPr>
-              <w:t>kubectl cluster-info</w:t>
+              <w:t>kubectl label namespace default istio-injection=enabled</w:t>
             </w:r>
           </w:p>
           <w:p>
@@ -2648,7 +2885,100 @@
                 <w:sz w:val="28"/>
                 <w:vertAlign w:val="baseline"/>
               </w:rPr>
-              <w:t>istioctl version</w:t>
+              <w:t>kubectl get pods -n istio-system</w:t>
+            </w:r>
+          </w:p>
+          <w:p>
+            <w:pPr>
+              <w:keepNext w:val="0"/>
+              <w:keepLines w:val="0"/>
+              <w:widowControl/>
+              <w:suppressLineNumbers w:val="0"/>
+              <w:pBdr>
+                <w:top w:val="none" w:color="auto" w:sz="0" w:space="0"/>
+                <w:left w:val="none" w:color="auto" w:sz="0" w:space="0"/>
+                <w:bottom w:val="none" w:color="auto" w:sz="0" w:space="0"/>
+                <w:right w:val="none" w:color="auto" w:sz="0" w:space="0"/>
+              </w:pBdr>
+              <w:shd w:val="clear" w:fill="F8F8F8"/>
+              <w:spacing w:before="0" w:beforeAutospacing="0" w:after="0" w:afterAutospacing="0"/>
+              <w:ind w:left="0" w:firstLine="0"/>
+              <w:jc w:val="left"/>
+              <w:rPr>
+                <w:rFonts w:hint="eastAsia"/>
+                <w:sz w:val="28"/>
+                <w:vertAlign w:val="baseline"/>
+              </w:rPr>
+            </w:pPr>
+            <w:r>
+              <w:rPr>
+                <w:rFonts w:hint="eastAsia"/>
+                <w:sz w:val="28"/>
+                <w:vertAlign w:val="baseline"/>
+              </w:rPr>
+              <w:t>kubectl get svc -n istio-system</w:t>
+            </w:r>
+          </w:p>
+          <w:p>
+            <w:pPr>
+              <w:keepNext w:val="0"/>
+              <w:keepLines w:val="0"/>
+              <w:widowControl/>
+              <w:suppressLineNumbers w:val="0"/>
+              <w:pBdr>
+                <w:top w:val="none" w:color="auto" w:sz="0" w:space="0"/>
+                <w:left w:val="none" w:color="auto" w:sz="0" w:space="0"/>
+                <w:bottom w:val="none" w:color="auto" w:sz="0" w:space="0"/>
+                <w:right w:val="none" w:color="auto" w:sz="0" w:space="0"/>
+              </w:pBdr>
+              <w:shd w:val="clear" w:fill="F8F8F8"/>
+              <w:spacing w:before="0" w:beforeAutospacing="0" w:after="0" w:afterAutospacing="0"/>
+              <w:ind w:left="0" w:firstLine="0"/>
+              <w:jc w:val="left"/>
+              <w:rPr>
+                <w:rFonts w:hint="eastAsia"/>
+                <w:sz w:val="28"/>
+                <w:vertAlign w:val="baseline"/>
+              </w:rPr>
+            </w:pPr>
+            <w:r>
+              <w:rPr>
+                <w:rFonts w:hint="eastAsia"/>
+                <w:sz w:val="28"/>
+                <w:vertAlign w:val="baseline"/>
+              </w:rPr>
+              <w:t>kubectl describe pod -n istio-system -l app=istiod</w:t>
+            </w:r>
+          </w:p>
+          <w:p>
+            <w:pPr>
+              <w:keepNext w:val="0"/>
+              <w:keepLines w:val="0"/>
+              <w:widowControl/>
+              <w:suppressLineNumbers w:val="0"/>
+              <w:pBdr>
+                <w:top w:val="none" w:color="auto" w:sz="0" w:space="0"/>
+                <w:left w:val="none" w:color="auto" w:sz="0" w:space="0"/>
+                <w:bottom w:val="none" w:color="auto" w:sz="0" w:space="0"/>
+                <w:right w:val="none" w:color="auto" w:sz="0" w:space="0"/>
+              </w:pBdr>
+              <w:shd w:val="clear" w:fill="F8F8F8"/>
+              <w:spacing w:before="0" w:beforeAutospacing="0" w:after="0" w:afterAutospacing="0"/>
+              <w:ind w:left="0" w:firstLine="0"/>
+              <w:jc w:val="left"/>
+              <w:rPr>
+                <w:rFonts w:hint="eastAsia"/>
+                <w:sz w:val="28"/>
+                <w:vertAlign w:val="baseline"/>
+              </w:rPr>
+            </w:pPr>
+            <w:r>
+              <w:rPr>
+                <w:rFonts w:hint="eastAsia"/>
+                <w:sz w:val="28"/>
+                <w:vertAlign w:val="baseline"/>
+              </w:rPr>
+              <w:t>kubectl describe pod -n default -l app=details</w:t>
             </w:r>
           </w:p>
         </w:tc>
@@ -2769,342 +3099,6 @@
                 <w:vertAlign w:val="baseline"/>
                 <w:lang w:val="en-US" w:eastAsia="zh-CN"/>
               </w:rPr>
-              <w:t>2：Istio安装、命名空间注入</w:t>
-            </w:r>
-          </w:p>
-        </w:tc>
-      </w:tr>
-      <w:tr>
-        <w:tblPrEx>
-          <w:tblBorders>
-            <w:top w:val="single" w:color="auto" w:sz="4" w:space="0"/>
-            <w:left w:val="single" w:color="auto" w:sz="4" w:space="0"/>
-            <w:bottom w:val="single" w:color="auto" w:sz="4" w:space="0"/>
-            <w:right w:val="single" w:color="auto" w:sz="4" w:space="0"/>
-            <w:insideH w:val="single" w:color="auto" w:sz="4" w:space="0"/>
-            <w:insideV w:val="none" w:color="auto" w:sz="0" w:space="0"/>
-          </w:tblBorders>
-          <w:tblCellMar>
-            <w:top w:w="0" w:type="dxa"/>
-            <w:left w:w="108" w:type="dxa"/>
-            <w:bottom w:w="0" w:type="dxa"/>
-            <w:right w:w="108" w:type="dxa"/>
-          </w:tblCellMar>
-        </w:tblPrEx>
-        <w:tc>
-          <w:tcPr>
-            <w:tcW w:w="8522" w:type="dxa"/>
-            <w:tcBorders>
-              <w:top w:val="single" w:color="auto" w:sz="8" w:space="0"/>
-              <w:left w:val="single" w:color="auto" w:sz="8" w:space="0"/>
-              <w:bottom w:val="single" w:color="auto" w:sz="8" w:space="0"/>
-              <w:right w:val="single" w:color="auto" w:sz="8" w:space="0"/>
-            </w:tcBorders>
-          </w:tcPr>
-          <w:p>
-            <w:pPr>
-              <w:keepNext w:val="0"/>
-              <w:keepLines w:val="0"/>
-              <w:widowControl/>
-              <w:suppressLineNumbers w:val="0"/>
-              <w:pBdr>
-                <w:top w:val="none" w:color="auto" w:sz="0" w:space="0"/>
-                <w:left w:val="none" w:color="auto" w:sz="0" w:space="0"/>
-                <w:bottom w:val="none" w:color="auto" w:sz="0" w:space="0"/>
-                <w:right w:val="none" w:color="auto" w:sz="0" w:space="0"/>
-              </w:pBdr>
-              <w:shd w:val="clear" w:fill="F8F8F8"/>
-              <w:spacing w:before="0" w:beforeAutospacing="0" w:after="0" w:afterAutospacing="0"/>
-              <w:ind w:left="0" w:firstLine="0"/>
-              <w:jc w:val="left"/>
-              <w:rPr>
-                <w:rFonts w:hint="eastAsia"/>
-                <w:sz w:val="28"/>
-                <w:vertAlign w:val="baseline"/>
-              </w:rPr>
-            </w:pPr>
-            <w:r>
-              <w:rPr>
-                <w:rFonts w:hint="eastAsia"/>
-                <w:sz w:val="28"/>
-                <w:vertAlign w:val="baseline"/>
-              </w:rPr>
-              <w:t>istioctl install --set profile=demo -y</w:t>
-            </w:r>
-          </w:p>
-          <w:p>
-            <w:pPr>
-              <w:keepNext w:val="0"/>
-              <w:keepLines w:val="0"/>
-              <w:widowControl/>
-              <w:suppressLineNumbers w:val="0"/>
-              <w:pBdr>
-                <w:top w:val="none" w:color="auto" w:sz="0" w:space="0"/>
-                <w:left w:val="none" w:color="auto" w:sz="0" w:space="0"/>
-                <w:bottom w:val="none" w:color="auto" w:sz="0" w:space="0"/>
-                <w:right w:val="none" w:color="auto" w:sz="0" w:space="0"/>
-              </w:pBdr>
-              <w:shd w:val="clear" w:fill="F8F8F8"/>
-              <w:spacing w:before="0" w:beforeAutospacing="0" w:after="0" w:afterAutospacing="0"/>
-              <w:ind w:left="0" w:firstLine="0"/>
-              <w:jc w:val="left"/>
-              <w:rPr>
-                <w:rFonts w:hint="eastAsia"/>
-                <w:sz w:val="28"/>
-                <w:vertAlign w:val="baseline"/>
-              </w:rPr>
-            </w:pPr>
-            <w:r>
-              <w:rPr>
-                <w:rFonts w:hint="eastAsia"/>
-                <w:sz w:val="28"/>
-                <w:vertAlign w:val="baseline"/>
-              </w:rPr>
-              <w:t>kubectl label namespace default istio-injection=enabled</w:t>
-            </w:r>
-          </w:p>
-          <w:p>
-            <w:pPr>
-              <w:keepNext w:val="0"/>
-              <w:keepLines w:val="0"/>
-              <w:widowControl/>
-              <w:suppressLineNumbers w:val="0"/>
-              <w:pBdr>
-                <w:top w:val="none" w:color="auto" w:sz="0" w:space="0"/>
-                <w:left w:val="none" w:color="auto" w:sz="0" w:space="0"/>
-                <w:bottom w:val="none" w:color="auto" w:sz="0" w:space="0"/>
-                <w:right w:val="none" w:color="auto" w:sz="0" w:space="0"/>
-              </w:pBdr>
-              <w:shd w:val="clear" w:fill="F8F8F8"/>
-              <w:spacing w:before="0" w:beforeAutospacing="0" w:after="0" w:afterAutospacing="0"/>
-              <w:ind w:left="0" w:firstLine="0"/>
-              <w:jc w:val="left"/>
-              <w:rPr>
-                <w:rFonts w:hint="eastAsia"/>
-                <w:sz w:val="28"/>
-                <w:vertAlign w:val="baseline"/>
-              </w:rPr>
-            </w:pPr>
-            <w:r>
-              <w:rPr>
-                <w:rFonts w:hint="eastAsia"/>
-                <w:sz w:val="28"/>
-                <w:vertAlign w:val="baseline"/>
-              </w:rPr>
-              <w:t>kubectl get pods -n istio-system</w:t>
-            </w:r>
-          </w:p>
-          <w:p>
-            <w:pPr>
-              <w:keepNext w:val="0"/>
-              <w:keepLines w:val="0"/>
-              <w:widowControl/>
-              <w:suppressLineNumbers w:val="0"/>
-              <w:pBdr>
-                <w:top w:val="none" w:color="auto" w:sz="0" w:space="0"/>
-                <w:left w:val="none" w:color="auto" w:sz="0" w:space="0"/>
-                <w:bottom w:val="none" w:color="auto" w:sz="0" w:space="0"/>
-                <w:right w:val="none" w:color="auto" w:sz="0" w:space="0"/>
-              </w:pBdr>
-              <w:shd w:val="clear" w:fill="F8F8F8"/>
-              <w:spacing w:before="0" w:beforeAutospacing="0" w:after="0" w:afterAutospacing="0"/>
-              <w:ind w:left="0" w:firstLine="0"/>
-              <w:jc w:val="left"/>
-              <w:rPr>
-                <w:rFonts w:hint="eastAsia"/>
-                <w:sz w:val="28"/>
-                <w:vertAlign w:val="baseline"/>
-              </w:rPr>
-            </w:pPr>
-            <w:r>
-              <w:rPr>
-                <w:rFonts w:hint="eastAsia"/>
-                <w:sz w:val="28"/>
-                <w:vertAlign w:val="baseline"/>
-              </w:rPr>
-              <w:t>kubectl get svc -n istio-system</w:t>
-            </w:r>
-          </w:p>
-          <w:p>
-            <w:pPr>
-              <w:keepNext w:val="0"/>
-              <w:keepLines w:val="0"/>
-              <w:widowControl/>
-              <w:suppressLineNumbers w:val="0"/>
-              <w:pBdr>
-                <w:top w:val="none" w:color="auto" w:sz="0" w:space="0"/>
-                <w:left w:val="none" w:color="auto" w:sz="0" w:space="0"/>
-                <w:bottom w:val="none" w:color="auto" w:sz="0" w:space="0"/>
-                <w:right w:val="none" w:color="auto" w:sz="0" w:space="0"/>
-              </w:pBdr>
-              <w:shd w:val="clear" w:fill="F8F8F8"/>
-              <w:spacing w:before="0" w:beforeAutospacing="0" w:after="0" w:afterAutospacing="0"/>
-              <w:ind w:left="0" w:firstLine="0"/>
-              <w:jc w:val="left"/>
-              <w:rPr>
-                <w:rFonts w:hint="eastAsia"/>
-                <w:sz w:val="28"/>
-                <w:vertAlign w:val="baseline"/>
-              </w:rPr>
-            </w:pPr>
-            <w:r>
-              <w:rPr>
-                <w:rFonts w:hint="eastAsia"/>
-                <w:sz w:val="28"/>
-                <w:vertAlign w:val="baseline"/>
-              </w:rPr>
-              <w:t>kubectl describe pod -n istio-system -l app=istiod</w:t>
-            </w:r>
-          </w:p>
-          <w:p>
-            <w:pPr>
-              <w:keepNext w:val="0"/>
-              <w:keepLines w:val="0"/>
-              <w:widowControl/>
-              <w:suppressLineNumbers w:val="0"/>
-              <w:pBdr>
-                <w:top w:val="none" w:color="auto" w:sz="0" w:space="0"/>
-                <w:left w:val="none" w:color="auto" w:sz="0" w:space="0"/>
-                <w:bottom w:val="none" w:color="auto" w:sz="0" w:space="0"/>
-                <w:right w:val="none" w:color="auto" w:sz="0" w:space="0"/>
-              </w:pBdr>
-              <w:shd w:val="clear" w:fill="F8F8F8"/>
-              <w:spacing w:before="0" w:beforeAutospacing="0" w:after="0" w:afterAutospacing="0"/>
-              <w:ind w:left="0" w:firstLine="0"/>
-              <w:jc w:val="left"/>
-              <w:rPr>
-                <w:rFonts w:hint="eastAsia"/>
-                <w:sz w:val="28"/>
-                <w:vertAlign w:val="baseline"/>
-              </w:rPr>
-            </w:pPr>
-            <w:r>
-              <w:rPr>
-                <w:rFonts w:hint="eastAsia"/>
-                <w:sz w:val="28"/>
-                <w:vertAlign w:val="baseline"/>
-              </w:rPr>
-              <w:t>kubectl describe pod -n default -l app=details</w:t>
-            </w:r>
-          </w:p>
-        </w:tc>
-      </w:tr>
-    </w:tbl>
-    <w:p>
-      <w:pPr>
-        <w:numPr>
-          <w:ilvl w:val="0"/>
-          <w:numId w:val="0"/>
-        </w:numPr>
-        <w:autoSpaceDE w:val="0"/>
-        <w:autoSpaceDN w:val="0"/>
-        <w:adjustRightInd w:val="0"/>
-        <w:spacing w:line="300" w:lineRule="auto"/>
-        <w:jc w:val="left"/>
-        <w:rPr>
-          <w:rFonts w:hint="default" w:ascii="Times New Roman" w:eastAsia="宋体"/>
-          <w:b/>
-          <w:bCs/>
-          <w:sz w:val="28"/>
-          <w:lang w:val="en-US" w:eastAsia="zh-CN"/>
-        </w:rPr>
-      </w:pPr>
-    </w:p>
-    <w:tbl>
-      <w:tblPr>
-        <w:tblStyle w:val="10"/>
-        <w:tblW w:w="0" w:type="auto"/>
-        <w:tblInd w:w="0" w:type="dxa"/>
-        <w:tblBorders>
-          <w:top w:val="single" w:color="auto" w:sz="4" w:space="0"/>
-          <w:left w:val="single" w:color="auto" w:sz="4" w:space="0"/>
-          <w:bottom w:val="single" w:color="auto" w:sz="4" w:space="0"/>
-          <w:right w:val="single" w:color="auto" w:sz="4" w:space="0"/>
-          <w:insideH w:val="single" w:color="auto" w:sz="4" w:space="0"/>
-          <w:insideV w:val="none" w:color="auto" w:sz="0" w:space="0"/>
-        </w:tblBorders>
-        <w:tblLayout w:type="autofit"/>
-        <w:tblCellMar>
-          <w:top w:w="0" w:type="dxa"/>
-          <w:left w:w="108" w:type="dxa"/>
-          <w:bottom w:w="0" w:type="dxa"/>
-          <w:right w:w="108" w:type="dxa"/>
-        </w:tblCellMar>
-      </w:tblPr>
-      <w:tblGrid>
-        <w:gridCol w:w="8522"/>
-      </w:tblGrid>
-      <w:tr>
-        <w:tblPrEx>
-          <w:tblBorders>
-            <w:top w:val="single" w:color="auto" w:sz="4" w:space="0"/>
-            <w:left w:val="single" w:color="auto" w:sz="4" w:space="0"/>
-            <w:bottom w:val="single" w:color="auto" w:sz="4" w:space="0"/>
-            <w:right w:val="single" w:color="auto" w:sz="4" w:space="0"/>
-            <w:insideH w:val="single" w:color="auto" w:sz="4" w:space="0"/>
-            <w:insideV w:val="none" w:color="auto" w:sz="0" w:space="0"/>
-          </w:tblBorders>
-          <w:tblCellMar>
-            <w:top w:w="0" w:type="dxa"/>
-            <w:left w:w="108" w:type="dxa"/>
-            <w:bottom w:w="0" w:type="dxa"/>
-            <w:right w:w="108" w:type="dxa"/>
-          </w:tblCellMar>
-        </w:tblPrEx>
-        <w:tc>
-          <w:tcPr>
-            <w:tcW w:w="8522" w:type="dxa"/>
-            <w:tcBorders>
-              <w:top w:val="single" w:color="auto" w:sz="8" w:space="0"/>
-              <w:left w:val="single" w:color="auto" w:sz="8" w:space="0"/>
-              <w:bottom w:val="single" w:color="auto" w:sz="8" w:space="0"/>
-              <w:right w:val="single" w:color="auto" w:sz="8" w:space="0"/>
-            </w:tcBorders>
-            <w:shd w:val="clear" w:color="auto" w:fill="D7D7D7" w:themeFill="background1" w:themeFillShade="D8"/>
-          </w:tcPr>
-          <w:p>
-            <w:pPr>
-              <w:keepNext w:val="0"/>
-              <w:keepLines w:val="0"/>
-              <w:pageBreakBefore w:val="0"/>
-              <w:widowControl w:val="0"/>
-              <w:kinsoku/>
-              <w:wordWrap/>
-              <w:overflowPunct/>
-              <w:topLinePunct w:val="0"/>
-              <w:autoSpaceDE/>
-              <w:autoSpaceDN/>
-              <w:bidi w:val="0"/>
-              <w:adjustRightInd/>
-              <w:snapToGrid/>
-              <w:spacing w:line="300" w:lineRule="auto"/>
-              <w:ind w:left="0" w:leftChars="0" w:firstLine="0" w:firstLineChars="0"/>
-              <w:textAlignment w:val="auto"/>
-              <w:rPr>
-                <w:rFonts w:hint="default" w:eastAsia="宋体"/>
-                <w:sz w:val="28"/>
-                <w:vertAlign w:val="baseline"/>
-                <w:lang w:val="en-US" w:eastAsia="zh-CN"/>
-              </w:rPr>
-            </w:pPr>
-            <w:r>
-              <w:rPr>
-                <w:rFonts w:hint="default" w:ascii="Times New Roman" w:hAnsi="Times New Roman" w:eastAsia="宋体" w:cs="Times New Roman"/>
-                <w:sz w:val="24"/>
-                <w:szCs w:val="24"/>
-                <w:vertAlign w:val="baseline"/>
-                <w:lang w:val="en-US" w:eastAsia="zh-CN"/>
-              </w:rPr>
-              <w:t>附录</w:t>
-            </w:r>
-            <w:r>
-              <w:rPr>
-                <w:rFonts w:hint="eastAsia" w:ascii="Times New Roman" w:hAnsi="Times New Roman" w:cs="Times New Roman"/>
-                <w:sz w:val="24"/>
-                <w:szCs w:val="24"/>
-                <w:vertAlign w:val="baseline"/>
-                <w:lang w:val="en-US" w:eastAsia="zh-CN"/>
-              </w:rPr>
               <w:t>3：Bookinfo基础部署</w:t>
             </w:r>
           </w:p>
@@ -4174,12 +4168,6 @@
             <w:insideH w:val="single" w:color="auto" w:sz="4" w:space="0"/>
             <w:insideV w:val="none" w:color="auto" w:sz="0" w:space="0"/>
           </w:tblBorders>
-          <w:tblCellMar>
-            <w:top w:w="0" w:type="dxa"/>
-            <w:left w:w="108" w:type="dxa"/>
-            <w:bottom w:w="0" w:type="dxa"/>
-            <w:right w:w="108" w:type="dxa"/>
-          </w:tblCellMar>
         </w:tblPrEx>
         <w:tc>
           <w:tcPr>
